--- a/2do Año/Procesos Básicos III/6_Entregables/U03_PresentacionArticulo_FastAndSlowThinking_Guion.docx
+++ b/2do Año/Procesos Básicos III/6_Entregables/U03_PresentacionArticulo_FastAndSlowThinking_Guion.docx
@@ -36,13 +36,13 @@
           <w:bCs/>
           <w:b/>
         </w:rPr>
-        <w:t xml:space="preserve">Duración total: 9 min 45 s</w:t>
-      </w:r>
-      <w:r>
-        <w:t xml:space="preserve"> </w:t>
-      </w:r>
-      <w:r>
-        <w:t xml:space="preserve">(máximo 10). A ritmo de exposición (unas 130 palabras por minuto), cada bloque tiene el largo justo para su tiempo. Ensayen con cronómetro. Las notas en recuadro («Si preguntan…»)</w:t>
+        <w:t xml:space="preserve">Duración total: 10 minutos, 2 por persona.</w:t>
+      </w:r>
+      <w:r>
+        <w:t xml:space="preserve"> </w:t>
+      </w:r>
+      <w:r>
+        <w:t xml:space="preserve">Cada parte tiene unas 250 palabras, que a ritmo de exposición (unas 130 por minuto) dan 1:55. Esos segundos de margen son para pasar de una diapositiva a otra y para cambiar de expositor. Ensayen con cronómetro. Las notas en recuadro («Si preguntan…»)</w:t>
       </w:r>
       <w:r>
         <w:t xml:space="preserve"> </w:t>
@@ -170,31 +170,31 @@
               <w:jc w:val="left"/>
             </w:pPr>
             <w:r>
-              <w:t xml:space="preserve">1-5</w:t>
-            </w:r>
-          </w:p>
-        </w:tc>
-        <w:tc>
-          <w:tcPr/>
-          <w:p>
-            <w:pPr>
-              <w:pStyle w:val="Compact"/>
-              <w:jc w:val="left"/>
-            </w:pPr>
-            <w:r>
-              <w:t xml:space="preserve">3:10</w:t>
-            </w:r>
-          </w:p>
-        </w:tc>
-        <w:tc>
-          <w:tcPr/>
-          <w:p>
-            <w:pPr>
-              <w:pStyle w:val="Compact"/>
-              <w:jc w:val="left"/>
-            </w:pPr>
-            <w:r>
-              <w:t xml:space="preserve">3:10</w:t>
+              <w:t xml:space="preserve">1-4</w:t>
+            </w:r>
+          </w:p>
+        </w:tc>
+        <w:tc>
+          <w:tcPr/>
+          <w:p>
+            <w:pPr>
+              <w:pStyle w:val="Compact"/>
+              <w:jc w:val="left"/>
+            </w:pPr>
+            <w:r>
+              <w:t xml:space="preserve">2:00</w:t>
+            </w:r>
+          </w:p>
+        </w:tc>
+        <w:tc>
+          <w:tcPr/>
+          <w:p>
+            <w:pPr>
+              <w:pStyle w:val="Compact"/>
+              <w:jc w:val="left"/>
+            </w:pPr>
+            <w:r>
+              <w:t xml:space="preserve">2:00</w:t>
             </w:r>
           </w:p>
         </w:tc>
@@ -220,43 +220,43 @@
               <w:jc w:val="left"/>
             </w:pPr>
             <w:r>
-              <w:t xml:space="preserve">Acierto 1: un mecanismo donde Evans no lo tenía</w:t>
-            </w:r>
-          </w:p>
-        </w:tc>
-        <w:tc>
-          <w:tcPr/>
-          <w:p>
-            <w:pPr>
-              <w:pStyle w:val="Compact"/>
-              <w:jc w:val="left"/>
-            </w:pPr>
-            <w:r>
-              <w:t xml:space="preserve">6</w:t>
-            </w:r>
-          </w:p>
-        </w:tc>
-        <w:tc>
-          <w:tcPr/>
-          <w:p>
-            <w:pPr>
-              <w:pStyle w:val="Compact"/>
-              <w:jc w:val="left"/>
-            </w:pPr>
-            <w:r>
-              <w:t xml:space="preserve">1:25</w:t>
-            </w:r>
-          </w:p>
-        </w:tc>
-        <w:tc>
-          <w:tcPr/>
-          <w:p>
-            <w:pPr>
-              <w:pStyle w:val="Compact"/>
-              <w:jc w:val="left"/>
-            </w:pPr>
-            <w:r>
-              <w:t xml:space="preserve">4:35</w:t>
+              <w:t xml:space="preserve">La propuesta del autor y acierto 1: un mecanismo donde Evans no lo tenía</w:t>
+            </w:r>
+          </w:p>
+        </w:tc>
+        <w:tc>
+          <w:tcPr/>
+          <w:p>
+            <w:pPr>
+              <w:pStyle w:val="Compact"/>
+              <w:jc w:val="left"/>
+            </w:pPr>
+            <w:r>
+              <w:t xml:space="preserve">5-6</w:t>
+            </w:r>
+          </w:p>
+        </w:tc>
+        <w:tc>
+          <w:tcPr/>
+          <w:p>
+            <w:pPr>
+              <w:pStyle w:val="Compact"/>
+              <w:jc w:val="left"/>
+            </w:pPr>
+            <w:r>
+              <w:t xml:space="preserve">2:00</w:t>
+            </w:r>
+          </w:p>
+        </w:tc>
+        <w:tc>
+          <w:tcPr/>
+          <w:p>
+            <w:pPr>
+              <w:pStyle w:val="Compact"/>
+              <w:jc w:val="left"/>
+            </w:pPr>
+            <w:r>
+              <w:t xml:space="preserve">4:00</w:t>
             </w:r>
           </w:p>
         </w:tc>
@@ -306,19 +306,19 @@
               <w:jc w:val="left"/>
             </w:pPr>
             <w:r>
-              <w:t xml:space="preserve">1:20</w:t>
-            </w:r>
-          </w:p>
-        </w:tc>
-        <w:tc>
-          <w:tcPr/>
-          <w:p>
-            <w:pPr>
-              <w:pStyle w:val="Compact"/>
-              <w:jc w:val="left"/>
-            </w:pPr>
-            <w:r>
-              <w:t xml:space="preserve">5:55</w:t>
+              <w:t xml:space="preserve">2:00</w:t>
+            </w:r>
+          </w:p>
+        </w:tc>
+        <w:tc>
+          <w:tcPr/>
+          <w:p>
+            <w:pPr>
+              <w:pStyle w:val="Compact"/>
+              <w:jc w:val="left"/>
+            </w:pPr>
+            <w:r>
+              <w:t xml:space="preserve">6:00</w:t>
             </w:r>
           </w:p>
         </w:tc>
@@ -368,19 +368,19 @@
               <w:jc w:val="left"/>
             </w:pPr>
             <w:r>
-              <w:t xml:space="preserve">1:40</w:t>
-            </w:r>
-          </w:p>
-        </w:tc>
-        <w:tc>
-          <w:tcPr/>
-          <w:p>
-            <w:pPr>
-              <w:pStyle w:val="Compact"/>
-              <w:jc w:val="left"/>
-            </w:pPr>
-            <w:r>
-              <w:t xml:space="preserve">7:35</w:t>
+              <w:t xml:space="preserve">2:00</w:t>
+            </w:r>
+          </w:p>
+        </w:tc>
+        <w:tc>
+          <w:tcPr/>
+          <w:p>
+            <w:pPr>
+              <w:pStyle w:val="Compact"/>
+              <w:jc w:val="left"/>
+            </w:pPr>
+            <w:r>
+              <w:t xml:space="preserve">8:00</w:t>
             </w:r>
           </w:p>
         </w:tc>
@@ -430,19 +430,19 @@
               <w:jc w:val="left"/>
             </w:pPr>
             <w:r>
-              <w:t xml:space="preserve">2:10</w:t>
-            </w:r>
-          </w:p>
-        </w:tc>
-        <w:tc>
-          <w:tcPr/>
-          <w:p>
-            <w:pPr>
-              <w:pStyle w:val="Compact"/>
-              <w:jc w:val="left"/>
-            </w:pPr>
-            <w:r>
-              <w:t xml:space="preserve">9:45</w:t>
+              <w:t xml:space="preserve">2:00</w:t>
+            </w:r>
+          </w:p>
+        </w:tc>
+        <w:tc>
+          <w:tcPr/>
+          <w:p>
+            <w:pPr>
+              <w:pStyle w:val="Compact"/>
+              <w:jc w:val="left"/>
+            </w:pPr>
+            <w:r>
+              <w:t xml:space="preserve">10:00</w:t>
             </w:r>
           </w:p>
         </w:tc>
@@ -595,13 +595,13 @@
         </w:pict>
       </w:r>
     </w:p>
-    <w:bookmarkStart w:id="25" w:name="Xb776255ffb2fc1e51d50da97095c205dd16672a"/>
+    <w:bookmarkStart w:id="24" w:name="X928d6e5e5a0c8ebfb4c97478ae39fdde72c4584"/>
     <w:p>
       <w:pPr>
         <w:pStyle w:val="Heading2"/>
       </w:pPr>
       <w:r>
-        <w:t xml:space="preserve">Expositor/a 1 — Apertura y el experimento (3:10)</w:t>
+        <w:t xml:space="preserve">Expositor/a 1 — Apertura y el experimento (2:00)</w:t>
       </w:r>
     </w:p>
     <w:bookmarkStart w:id="20" w:name="diapositiva-1-portada-015"/>
@@ -644,17 +644,17 @@
         <w:t xml:space="preserve">Behavioral and Brain Sciences</w:t>
       </w:r>
       <w:r>
-        <w:t xml:space="preserve">. Yo les voy a contar qué problema plantea y cómo se investigó; después vienen los aciertos y las críticas.</w:t>
+        <w:t xml:space="preserve">. Yo les cuento cómo se investigó; después vienen la propuesta, los aciertos y las críticas.</w:t>
       </w:r>
     </w:p>
     <w:bookmarkEnd w:id="20"/>
-    <w:bookmarkStart w:id="21" w:name="X049ed4834fa31d16a97f928f6dc6daefe3c32a8"/>
+    <w:bookmarkStart w:id="21" w:name="X0a7c1d18f1b0da1dcdd12db2bc7ac8213ce03dd"/>
     <w:p>
       <w:pPr>
         <w:pStyle w:val="Heading3"/>
       </w:pPr>
       <w:r>
-        <w:t xml:space="preserve">Diapositiva 2 — El problema: dos sistemas y dos supuestos (0:45)</w:t>
+        <w:t xml:space="preserve">Diapositiva 2 — El problema: dos sistemas y dos supuestos (0:30)</w:t>
       </w:r>
     </w:p>
     <w:p>
@@ -688,7 +688,66 @@
         <w:t xml:space="preserve">sistema 2</w:t>
       </w:r>
       <w:r>
-        <w:t xml:space="preserve">, deliberado, lento y costoso. Con ella se explican los sesgos de razonamiento, el juicio moral y la cooperación.</w:t>
+        <w:t xml:space="preserve">, deliberado, lento y costoso. De Neys cuestiona dos supuestos. La</w:t>
+      </w:r>
+      <w:r>
+        <w:t xml:space="preserve"> </w:t>
+      </w:r>
+      <w:r>
+        <w:rPr>
+          <w:bCs/>
+          <w:b/>
+        </w:rPr>
+        <w:t xml:space="preserve">exclusividad</w:t>
+      </w:r>
+      <w:r>
+        <w:t xml:space="preserve">: que la respuesta correcta solo la da el sistema 2, que tiene que corregir una intuición equivocada. Y el</w:t>
+      </w:r>
+      <w:r>
+        <w:t xml:space="preserve"> </w:t>
+      </w:r>
+      <w:r>
+        <w:rPr>
+          <w:bCs/>
+          <w:b/>
+        </w:rPr>
+        <w:t xml:space="preserve">mecanismo de cambio</w:t>
+      </w:r>
+      <w:r>
+        <w:t xml:space="preserve">: cómo sabe una persona, sola, cuándo dejar la intuición y ponerse a pensar.</w:t>
+      </w:r>
+    </w:p>
+    <w:bookmarkEnd w:id="21"/>
+    <w:bookmarkStart w:id="22" w:name="Xe48f3d310f466c7bd2a3e7c73b8073d38b93bbb"/>
+    <w:p>
+      <w:pPr>
+        <w:pStyle w:val="Heading3"/>
+      </w:pPr>
+      <w:r>
+        <w:t xml:space="preserve">Diapositiva 3 — El experimento: el paradigma de dos respuestas (0:45)</w:t>
+      </w:r>
+    </w:p>
+    <w:p>
+      <w:pPr>
+        <w:pStyle w:val="FirstParagraph"/>
+      </w:pPr>
+      <w:r>
+        <w:t xml:space="preserve">El artículo es una revisión teórica, pero se apoya en un tipo de experimento. Por ejemplo:</w:t>
+      </w:r>
+      <w:r>
+        <w:t xml:space="preserve"> </w:t>
+      </w:r>
+      <w:r>
+        <w:t xml:space="preserve">“</w:t>
+      </w:r>
+      <w:r>
+        <w:t xml:space="preserve">Un bate y una pelota cuestan 1,10 dólares. El bate cuesta 1 dólar más que la pelota. ¿Cuánto cuesta la pelota?</w:t>
+      </w:r>
+      <w:r>
+        <w:t xml:space="preserve">”</w:t>
+      </w:r>
+      <w:r>
+        <w:t xml:space="preserve">. La respuesta que salta es 10 centavos; la correcta es 5.</w:t>
       </w:r>
     </w:p>
     <w:p>
@@ -696,43 +755,127 @@
         <w:pStyle w:val="BodyText"/>
       </w:pPr>
       <w:r>
-        <w:t xml:space="preserve">De Neys cuestiona dos supuestos. La</w:t>
-      </w:r>
-      <w:r>
-        <w:t xml:space="preserve"> </w:t>
-      </w:r>
-      <w:r>
-        <w:rPr>
-          <w:bCs/>
-          <w:b/>
-        </w:rPr>
-        <w:t xml:space="preserve">exclusividad</w:t>
-      </w:r>
-      <w:r>
-        <w:t xml:space="preserve">: que la respuesta correcta está fuera del alcance de la intuición, y que para acertar el sistema 2 tiene que corregir una intuición equivocada. Y el</w:t>
-      </w:r>
-      <w:r>
-        <w:t xml:space="preserve"> </w:t>
-      </w:r>
-      <w:r>
-        <w:rPr>
-          <w:bCs/>
-          <w:b/>
-        </w:rPr>
-        <w:t xml:space="preserve">mecanismo de cambio</w:t>
-      </w:r>
-      <w:r>
-        <w:t xml:space="preserve">: cómo sabe una persona, sola, cuándo dejar la intuición y ponerse a pensar. Su hipótesis es que, mientras se sostenga la exclusividad, el cambio no se puede explicar.</w:t>
-      </w:r>
-    </w:p>
-    <w:bookmarkEnd w:id="21"/>
-    <w:bookmarkStart w:id="22" w:name="Xcc866c60290775d352cb27a1927aec821fa7197"/>
+        <w:t xml:space="preserve">En el</w:t>
+      </w:r>
+      <w:r>
+        <w:t xml:space="preserve"> </w:t>
+      </w:r>
+      <w:r>
+        <w:rPr>
+          <w:bCs/>
+          <w:b/>
+        </w:rPr>
+        <w:t xml:space="preserve">paradigma de dos respuestas</w:t>
+      </w:r>
+      <w:r>
+        <w:t xml:space="preserve">, la persona responde dos veces. Primero, con</w:t>
+      </w:r>
+      <w:r>
+        <w:t xml:space="preserve"> </w:t>
+      </w:r>
+      <w:r>
+        <w:rPr>
+          <w:bCs/>
+          <w:b/>
+        </w:rPr>
+        <w:t xml:space="preserve">presión de tiempo</w:t>
+      </w:r>
+      <w:r>
+        <w:t xml:space="preserve"> </w:t>
+      </w:r>
+      <w:r>
+        <w:t xml:space="preserve">y haciendo a la vez</w:t>
+      </w:r>
+      <w:r>
+        <w:t xml:space="preserve"> </w:t>
+      </w:r>
+      <w:r>
+        <w:rPr>
+          <w:bCs/>
+          <w:b/>
+        </w:rPr>
+        <w:t xml:space="preserve">una tarea de memoria</w:t>
+      </w:r>
+      <w:r>
+        <w:t xml:space="preserve">, para que no pueda deliberar. Después,</w:t>
+      </w:r>
+      <w:r>
+        <w:t xml:space="preserve"> </w:t>
+      </w:r>
+      <w:r>
+        <w:rPr>
+          <w:bCs/>
+          <w:b/>
+        </w:rPr>
+        <w:t xml:space="preserve">sin límite</w:t>
+      </w:r>
+      <w:r>
+        <w:t xml:space="preserve">. Se miden el</w:t>
+      </w:r>
+      <w:r>
+        <w:t xml:space="preserve"> </w:t>
+      </w:r>
+      <w:r>
+        <w:rPr>
+          <w:bCs/>
+          <w:b/>
+        </w:rPr>
+        <w:t xml:space="preserve">tiempo</w:t>
+      </w:r>
+      <w:r>
+        <w:t xml:space="preserve"> </w:t>
+      </w:r>
+      <w:r>
+        <w:t xml:space="preserve">y la</w:t>
+      </w:r>
+      <w:r>
+        <w:t xml:space="preserve"> </w:t>
+      </w:r>
+      <w:r>
+        <w:rPr>
+          <w:bCs/>
+          <w:b/>
+        </w:rPr>
+        <w:t xml:space="preserve">confianza</w:t>
+      </w:r>
+      <w:r>
+        <w:t xml:space="preserve">, y se comparan problemas</w:t>
+      </w:r>
+      <w:r>
+        <w:t xml:space="preserve"> </w:t>
+      </w:r>
+      <w:r>
+        <w:rPr>
+          <w:bCs/>
+          <w:b/>
+        </w:rPr>
+        <w:t xml:space="preserve">con conflicto</w:t>
+      </w:r>
+      <w:r>
+        <w:t xml:space="preserve">, como este, y</w:t>
+      </w:r>
+      <w:r>
+        <w:t xml:space="preserve"> </w:t>
+      </w:r>
+      <w:r>
+        <w:rPr>
+          <w:bCs/>
+          <w:b/>
+        </w:rPr>
+        <w:t xml:space="preserve">sin conflicto</w:t>
+      </w:r>
+      <w:r>
+        <w:t xml:space="preserve">.</w:t>
+      </w:r>
+    </w:p>
+    <w:bookmarkEnd w:id="22"/>
+    <w:bookmarkStart w:id="23" w:name="Xd3e30180e074e6af2e505740cfc0e538bcc1e66"/>
     <w:p>
       <w:pPr>
         <w:pStyle w:val="Heading3"/>
       </w:pPr>
       <w:r>
-        <w:t xml:space="preserve">Diapositiva 3 — El experimento: el paradigma de dos respuestas (1:00)</w:t>
+        <w:t xml:space="preserve">Diapositiva 4 — Lo que mostraron los resultados (0:30)</w:t>
       </w:r>
     </w:p>
     <w:p>
@@ -740,168 +883,17 @@
         <w:pStyle w:val="FirstParagraph"/>
       </w:pPr>
       <w:r>
-        <w:t xml:space="preserve">El artículo es una revisión teórica, no un experimento propio, pero toda la revisión se apoya en un tipo de experimento. Tomemos este problema:</w:t>
-      </w:r>
-      <w:r>
-        <w:t xml:space="preserve"> </w:t>
-      </w:r>
-      <w:r>
-        <w:t xml:space="preserve">“</w:t>
-      </w:r>
-      <w:r>
-        <w:t xml:space="preserve">Un bate y una pelota cuestan 1,10 dólares. El bate cuesta 1 dólar más que la pelota. ¿Cuánto cuesta la pelota?</w:t>
-      </w:r>
-      <w:r>
-        <w:t xml:space="preserve">”</w:t>
-      </w:r>
-      <w:r>
-        <w:t xml:space="preserve">. La respuesta que salta es 10 centavos; la correcta es 5.</w:t>
-      </w:r>
-    </w:p>
-    <w:p>
-      <w:pPr>
-        <w:pStyle w:val="BodyText"/>
-      </w:pPr>
-      <w:r>
-        <w:t xml:space="preserve">En el</w:t>
-      </w:r>
-      <w:r>
-        <w:t xml:space="preserve"> </w:t>
-      </w:r>
-      <w:r>
-        <w:rPr>
-          <w:bCs/>
-          <w:b/>
-        </w:rPr>
-        <w:t xml:space="preserve">paradigma de dos respuestas</w:t>
-      </w:r>
-      <w:r>
-        <w:t xml:space="preserve">, la persona responde dos veces. Primero, con</w:t>
-      </w:r>
-      <w:r>
-        <w:t xml:space="preserve"> </w:t>
-      </w:r>
-      <w:r>
-        <w:rPr>
-          <w:bCs/>
-          <w:b/>
-        </w:rPr>
-        <w:t xml:space="preserve">presión de tiempo</w:t>
-      </w:r>
-      <w:r>
-        <w:t xml:space="preserve"> </w:t>
-      </w:r>
-      <w:r>
-        <w:t xml:space="preserve">y haciendo a la vez</w:t>
-      </w:r>
-      <w:r>
-        <w:t xml:space="preserve"> </w:t>
-      </w:r>
-      <w:r>
-        <w:rPr>
-          <w:bCs/>
-          <w:b/>
-        </w:rPr>
-        <w:t xml:space="preserve">una tarea de memoria</w:t>
-      </w:r>
-      <w:r>
-        <w:t xml:space="preserve">, para que no pueda deliberar. Después,</w:t>
-      </w:r>
-      <w:r>
-        <w:t xml:space="preserve"> </w:t>
-      </w:r>
-      <w:r>
-        <w:rPr>
-          <w:bCs/>
-          <w:b/>
-        </w:rPr>
-        <w:t xml:space="preserve">sin límite</w:t>
-      </w:r>
-      <w:r>
-        <w:t xml:space="preserve">. En cada respuesta se miden el</w:t>
-      </w:r>
-      <w:r>
-        <w:t xml:space="preserve"> </w:t>
-      </w:r>
-      <w:r>
-        <w:rPr>
-          <w:bCs/>
-          <w:b/>
-        </w:rPr>
-        <w:t xml:space="preserve">tiempo</w:t>
-      </w:r>
-      <w:r>
-        <w:t xml:space="preserve"> </w:t>
-      </w:r>
-      <w:r>
-        <w:t xml:space="preserve">y la</w:t>
-      </w:r>
-      <w:r>
-        <w:t xml:space="preserve"> </w:t>
-      </w:r>
-      <w:r>
-        <w:rPr>
-          <w:bCs/>
-          <w:b/>
-        </w:rPr>
-        <w:t xml:space="preserve">confianza</w:t>
-      </w:r>
-      <w:r>
-        <w:t xml:space="preserve">, y se comparan versiones</w:t>
-      </w:r>
-      <w:r>
-        <w:t xml:space="preserve"> </w:t>
-      </w:r>
-      <w:r>
-        <w:rPr>
-          <w:bCs/>
-          <w:b/>
-        </w:rPr>
-        <w:t xml:space="preserve">con conflicto</w:t>
-      </w:r>
-      <w:r>
-        <w:t xml:space="preserve">, como esta, y</w:t>
-      </w:r>
-      <w:r>
-        <w:t xml:space="preserve"> </w:t>
-      </w:r>
-      <w:r>
-        <w:rPr>
-          <w:bCs/>
-          <w:b/>
-        </w:rPr>
-        <w:t xml:space="preserve">sin conflicto</w:t>
-      </w:r>
-      <w:r>
-        <w:t xml:space="preserve">, donde intuición y lógica coinciden. Se usó en razonamiento lógico, juicio moral y conducta prosocial.</w:t>
-      </w:r>
-    </w:p>
-    <w:bookmarkEnd w:id="22"/>
-    <w:bookmarkStart w:id="23" w:name="X02cbcc72ace77fa6bb1f2054edb5368203e95b3"/>
-    <w:p>
-      <w:pPr>
-        <w:pStyle w:val="Heading3"/>
-      </w:pPr>
-      <w:r>
-        <w:t xml:space="preserve">Diapositiva 4 — Lo que mostraron los resultados (0:35)</w:t>
-      </w:r>
-    </w:p>
-    <w:p>
-      <w:pPr>
-        <w:pStyle w:val="FirstParagraph"/>
-      </w:pPr>
-      <w:r>
-        <w:t xml:space="preserve">Tres resultados. Uno: impedir la deliberación baja el acierto mucho menos de lo esperado, de un 62 % a un 52 % según un metaanálisis (Lawson et al., 2020, como se citó en De Neys, 2023a). Dos: quienes aciertan al final, en general</w:t>
-      </w:r>
-      <w:r>
-        <w:t xml:space="preserve"> </w:t>
-      </w:r>
-      <w:r>
-        <w:rPr>
-          <w:bCs/>
-          <w:b/>
-        </w:rPr>
-        <w:t xml:space="preserve">ya habían acertado en la respuesta intuitiva</w:t>
+        <w:t xml:space="preserve">Tres resultados. Uno: impedir la deliberación baja el acierto mucho menos de lo esperado, de un 62 % a un 52 % (Lawson et al., 2020, como se citó en De Neys, 2023a). Dos: quienes aciertan al final</w:t>
+      </w:r>
+      <w:r>
+        <w:t xml:space="preserve"> </w:t>
+      </w:r>
+      <w:r>
+        <w:rPr>
+          <w:bCs/>
+          <w:b/>
+        </w:rPr>
+        <w:t xml:space="preserve">ya acertaban en la respuesta intuitiva</w:t>
       </w:r>
       <w:r>
         <w:t xml:space="preserve">. Tres:</w:t>
@@ -920,192 +912,7 @@
         <w:t xml:space="preserve"> </w:t>
       </w:r>
       <w:r>
-        <w:t xml:space="preserve">cuando hay conflicto; algo detecta el choque, aunque no lo corrijan.</w:t>
-      </w:r>
-    </w:p>
-    <w:bookmarkEnd w:id="23"/>
-    <w:bookmarkStart w:id="24" w:name="Xe50579c1b0af4f2f006a0c9b443e40ef526e21b"/>
-    <w:p>
-      <w:pPr>
-        <w:pStyle w:val="Heading3"/>
-      </w:pPr>
-      <w:r>
-        <w:t xml:space="preserve">Diapositiva 5 — La conclusión: un modelo de trabajo (0:35)</w:t>
-      </w:r>
-    </w:p>
-    <w:p>
-      <w:pPr>
-        <w:pStyle w:val="FirstParagraph"/>
-      </w:pPr>
-      <w:r>
-        <w:t xml:space="preserve">De ahí sale su modelo. El sistema 1 activa</w:t>
-      </w:r>
-      <w:r>
-        <w:t xml:space="preserve"> </w:t>
-      </w:r>
-      <w:r>
-        <w:rPr>
-          <w:bCs/>
-          <w:b/>
-        </w:rPr>
-        <w:t xml:space="preserve">varias intuiciones</w:t>
-      </w:r>
-      <w:r>
-        <w:t xml:space="preserve"> </w:t>
-      </w:r>
-      <w:r>
-        <w:t xml:space="preserve">de distinta fuerza, incluida la lógica. Un</w:t>
-      </w:r>
-      <w:r>
-        <w:t xml:space="preserve"> </w:t>
-      </w:r>
-      <w:r>
-        <w:rPr>
-          <w:bCs/>
-          <w:b/>
-        </w:rPr>
-        <w:t xml:space="preserve">monitoreo</w:t>
-      </w:r>
-      <w:r>
-        <w:t xml:space="preserve"> </w:t>
-      </w:r>
-      <w:r>
-        <w:t xml:space="preserve">intuitivo compara esas fuerzas: si son parecidas, la incertidumbre es alta y, pasado un umbral, se activa el sistema 2. La</w:t>
-      </w:r>
-      <w:r>
-        <w:t xml:space="preserve"> </w:t>
-      </w:r>
-      <w:r>
-        <w:rPr>
-          <w:bCs/>
-          <w:b/>
-        </w:rPr>
-        <w:t xml:space="preserve">deliberación</w:t>
-      </w:r>
-      <w:r>
-        <w:t xml:space="preserve"> </w:t>
-      </w:r>
-      <w:r>
-        <w:t xml:space="preserve">puede corregir, pero también solo justificar. Y una</w:t>
-      </w:r>
-      <w:r>
-        <w:t xml:space="preserve"> </w:t>
-      </w:r>
-      <w:r>
-        <w:rPr>
-          <w:bCs/>
-          <w:b/>
-        </w:rPr>
-        <w:t xml:space="preserve">retroalimentación</w:t>
-      </w:r>
-      <w:r>
-        <w:t xml:space="preserve"> </w:t>
-      </w:r>
-      <w:r>
-        <w:t xml:space="preserve">ajusta las intuiciones y apaga la deliberación cuando baja la incertidumbre. Conclusión: todo modelo dual viable tiene que ser</w:t>
-      </w:r>
-      <w:r>
-        <w:t xml:space="preserve"> </w:t>
-      </w:r>
-      <w:r>
-        <w:rPr>
-          <w:bCs/>
-          <w:b/>
-        </w:rPr>
-        <w:t xml:space="preserve">no exclusivo</w:t>
-      </w:r>
-      <w:r>
-        <w:t xml:space="preserve">.</w:t>
-      </w:r>
-    </w:p>
-    <w:p>
-      <w:pPr>
-        <w:pStyle w:val="BlockText"/>
-      </w:pPr>
-      <w:r>
-        <w:rPr>
-          <w:bCs/>
-          <w:b/>
-        </w:rPr>
-        <w:t xml:space="preserve">Si preguntan por la fórmula</w:t>
-      </w:r>
-      <w:r>
-        <w:t xml:space="preserve"> </w:t>
-      </w:r>
-      <w:r>
-        <w:t xml:space="preserve">(ejemplo nuestro, no del texto): U = 1 − |I1 − I2|. Si la intuición</w:t>
-      </w:r>
-      <w:r>
-        <w:t xml:space="preserve"> </w:t>
-      </w:r>
-      <w:r>
-        <w:t xml:space="preserve">“</w:t>
-      </w:r>
-      <w:r>
-        <w:t xml:space="preserve">10 centavos</w:t>
-      </w:r>
-      <w:r>
-        <w:t xml:space="preserve">”</w:t>
-      </w:r>
-      <w:r>
-        <w:t xml:space="preserve"> </w:t>
-      </w:r>
-      <w:r>
-        <w:t xml:space="preserve">tiene fuerza 0,8 y la de</w:t>
-      </w:r>
-      <w:r>
-        <w:t xml:space="preserve"> </w:t>
-      </w:r>
-      <w:r>
-        <w:t xml:space="preserve">“</w:t>
-      </w:r>
-      <w:r>
-        <w:t xml:space="preserve">5 centavos</w:t>
-      </w:r>
-      <w:r>
-        <w:t xml:space="preserve">”</w:t>
-      </w:r>
-      <w:r>
-        <w:t xml:space="preserve"> </w:t>
-      </w:r>
-      <w:r>
-        <w:t xml:space="preserve">0,3, U = 1 − 0,5 = 0,5. Si las dos valen 0,6, U = 1 − 0 = 1: máxima incertidumbre, y ahí se activa el sistema 2.</w:t>
-      </w:r>
-    </w:p>
-    <w:p>
-      <w:pPr>
-        <w:pStyle w:val="BlockText"/>
-      </w:pPr>
-      <w:r>
-        <w:rPr>
-          <w:bCs/>
-          <w:b/>
-        </w:rPr>
-        <w:t xml:space="preserve">Si preguntan por qué los modelos anteriores no explican el cambio:</w:t>
-      </w:r>
-      <w:r>
-        <w:t xml:space="preserve"> </w:t>
-      </w:r>
-      <w:r>
-        <w:t xml:space="preserve">si el sistema 2 vigila al 1, ya tendría que estar activo para detectar el conflicto; y un</w:t>
-      </w:r>
-      <w:r>
-        <w:t xml:space="preserve"> </w:t>
-      </w:r>
-      <w:r>
-        <w:t xml:space="preserve">“</w:t>
-      </w:r>
-      <w:r>
-        <w:t xml:space="preserve">sistema 3</w:t>
-      </w:r>
-      <w:r>
-        <w:t xml:space="preserve">”</w:t>
-      </w:r>
-      <w:r>
-        <w:t xml:space="preserve"> </w:t>
-      </w:r>
-      <w:r>
-        <w:t xml:space="preserve">que los compare lleva a una regresión infinita (De Neys, 2023a, pp. 6-7).</w:t>
+        <w:t xml:space="preserve">cuando hay conflicto.</w:t>
       </w:r>
     </w:p>
     <w:p>
@@ -1115,24 +922,209 @@
         </w:pict>
       </w:r>
     </w:p>
+    <w:bookmarkEnd w:id="23"/>
     <w:bookmarkEnd w:id="24"/>
+    <w:bookmarkStart w:id="27" w:name="Xbb310ec0982d6e4a0381782befa10762e6d4e91"/>
+    <w:p>
+      <w:pPr>
+        <w:pStyle w:val="Heading2"/>
+      </w:pPr>
+      <w:r>
+        <w:t xml:space="preserve">Expositor/a 2 — La propuesta y acierto 1: un mecanismo donde Evans no lo tenía (2:00)</w:t>
+      </w:r>
+    </w:p>
+    <w:bookmarkStart w:id="25" w:name="X3c2e2d5197895d4eec70611d9439f4040c215a4"/>
+    <w:p>
+      <w:pPr>
+        <w:pStyle w:val="Heading3"/>
+      </w:pPr>
+      <w:r>
+        <w:t xml:space="preserve">Diapositiva 5 — La propuesta: un modelo no exclusivo (0:35)</w:t>
+      </w:r>
+    </w:p>
+    <w:p>
+      <w:pPr>
+        <w:pStyle w:val="FirstParagraph"/>
+      </w:pPr>
+      <w:r>
+        <w:t xml:space="preserve">A partir de esos resultados, De Neys propone un modelo. El sistema 1 activa</w:t>
+      </w:r>
+      <w:r>
+        <w:t xml:space="preserve"> </w:t>
+      </w:r>
+      <w:r>
+        <w:rPr>
+          <w:bCs/>
+          <w:b/>
+        </w:rPr>
+        <w:t xml:space="preserve">varias intuiciones</w:t>
+      </w:r>
+      <w:r>
+        <w:t xml:space="preserve"> </w:t>
+      </w:r>
+      <w:r>
+        <w:t xml:space="preserve">de distinta fuerza, incluida la lógica. Un</w:t>
+      </w:r>
+      <w:r>
+        <w:t xml:space="preserve"> </w:t>
+      </w:r>
+      <w:r>
+        <w:rPr>
+          <w:bCs/>
+          <w:b/>
+        </w:rPr>
+        <w:t xml:space="preserve">monitoreo</w:t>
+      </w:r>
+      <w:r>
+        <w:t xml:space="preserve"> </w:t>
+      </w:r>
+      <w:r>
+        <w:t xml:space="preserve">intuitivo compara esas fuerzas: si son parecidas, la incertidumbre es alta y, pasado un umbral, se activa el sistema 2. La</w:t>
+      </w:r>
+      <w:r>
+        <w:t xml:space="preserve"> </w:t>
+      </w:r>
+      <w:r>
+        <w:rPr>
+          <w:bCs/>
+          <w:b/>
+        </w:rPr>
+        <w:t xml:space="preserve">deliberación</w:t>
+      </w:r>
+      <w:r>
+        <w:t xml:space="preserve"> </w:t>
+      </w:r>
+      <w:r>
+        <w:t xml:space="preserve">puede corregir, pero también solo justificar. Y una</w:t>
+      </w:r>
+      <w:r>
+        <w:t xml:space="preserve"> </w:t>
+      </w:r>
+      <w:r>
+        <w:rPr>
+          <w:bCs/>
+          <w:b/>
+        </w:rPr>
+        <w:t xml:space="preserve">retroalimentación</w:t>
+      </w:r>
+      <w:r>
+        <w:t xml:space="preserve"> </w:t>
+      </w:r>
+      <w:r>
+        <w:t xml:space="preserve">ajusta las intuiciones y apaga la deliberación. Conclusión: todo modelo dual viable tiene que ser</w:t>
+      </w:r>
+      <w:r>
+        <w:t xml:space="preserve"> </w:t>
+      </w:r>
+      <w:r>
+        <w:rPr>
+          <w:bCs/>
+          <w:b/>
+        </w:rPr>
+        <w:t xml:space="preserve">no exclusivo</w:t>
+      </w:r>
+      <w:r>
+        <w:t xml:space="preserve">.</w:t>
+      </w:r>
+    </w:p>
+    <w:p>
+      <w:pPr>
+        <w:pStyle w:val="BlockText"/>
+      </w:pPr>
+      <w:r>
+        <w:rPr>
+          <w:bCs/>
+          <w:b/>
+        </w:rPr>
+        <w:t xml:space="preserve">Si preguntan por la fórmula</w:t>
+      </w:r>
+      <w:r>
+        <w:t xml:space="preserve"> </w:t>
+      </w:r>
+      <w:r>
+        <w:t xml:space="preserve">(ejemplo nuestro, no del texto): U = 1 − |I1 − I2|. Si la intuición</w:t>
+      </w:r>
+      <w:r>
+        <w:t xml:space="preserve"> </w:t>
+      </w:r>
+      <w:r>
+        <w:t xml:space="preserve">“</w:t>
+      </w:r>
+      <w:r>
+        <w:t xml:space="preserve">10 centavos</w:t>
+      </w:r>
+      <w:r>
+        <w:t xml:space="preserve">”</w:t>
+      </w:r>
+      <w:r>
+        <w:t xml:space="preserve"> </w:t>
+      </w:r>
+      <w:r>
+        <w:t xml:space="preserve">tiene fuerza 0,8 y la de</w:t>
+      </w:r>
+      <w:r>
+        <w:t xml:space="preserve"> </w:t>
+      </w:r>
+      <w:r>
+        <w:t xml:space="preserve">“</w:t>
+      </w:r>
+      <w:r>
+        <w:t xml:space="preserve">5 centavos</w:t>
+      </w:r>
+      <w:r>
+        <w:t xml:space="preserve">”</w:t>
+      </w:r>
+      <w:r>
+        <w:t xml:space="preserve"> </w:t>
+      </w:r>
+      <w:r>
+        <w:t xml:space="preserve">0,3, U = 1 − 0,5 = 0,5. Si las dos valen 0,6, U = 1 − 0 = 1: máxima incertidumbre, y ahí se activa el sistema 2.</w:t>
+      </w:r>
+    </w:p>
+    <w:p>
+      <w:pPr>
+        <w:pStyle w:val="BlockText"/>
+      </w:pPr>
+      <w:r>
+        <w:rPr>
+          <w:bCs/>
+          <w:b/>
+        </w:rPr>
+        <w:t xml:space="preserve">Si preguntan por qué los modelos anteriores no explican el cambio:</w:t>
+      </w:r>
+      <w:r>
+        <w:t xml:space="preserve"> </w:t>
+      </w:r>
+      <w:r>
+        <w:t xml:space="preserve">si el sistema 2 vigila al 1, ya tendría que estar activo para detectar el conflicto; y un</w:t>
+      </w:r>
+      <w:r>
+        <w:t xml:space="preserve"> </w:t>
+      </w:r>
+      <w:r>
+        <w:t xml:space="preserve">“</w:t>
+      </w:r>
+      <w:r>
+        <w:t xml:space="preserve">sistema 3</w:t>
+      </w:r>
+      <w:r>
+        <w:t xml:space="preserve">”</w:t>
+      </w:r>
+      <w:r>
+        <w:t xml:space="preserve"> </w:t>
+      </w:r>
+      <w:r>
+        <w:t xml:space="preserve">que los compare lleva a una regresión infinita (De Neys, 2023a, pp. 6-7).</w:t>
+      </w:r>
+    </w:p>
     <w:bookmarkEnd w:id="25"/>
-    <w:bookmarkStart w:id="27" w:name="Xa2ecce2f662390e2aa20f1095197c8c9649bb16"/>
-    <w:p>
-      <w:pPr>
-        <w:pStyle w:val="Heading2"/>
-      </w:pPr>
-      <w:r>
-        <w:t xml:space="preserve">Expositor/a 2 — Acierto 1: un mecanismo donde Evans no lo tenía (1:25)</w:t>
-      </w:r>
-    </w:p>
-    <w:bookmarkStart w:id="26" w:name="diapositiva-6"/>
+    <w:bookmarkStart w:id="26" w:name="diapositiva-6-acierto-1-125"/>
     <w:p>
       <w:pPr>
         <w:pStyle w:val="Heading3"/>
       </w:pPr>
       <w:r>
-        <w:t xml:space="preserve">Diapositiva 6</w:t>
+        <w:t xml:space="preserve">Diapositiva 6 — Acierto 1 (1:25)</w:t>
       </w:r>
     </w:p>
     <w:p>
@@ -1140,20 +1132,112 @@
         <w:pStyle w:val="FirstParagraph"/>
       </w:pPr>
       <w:r>
-        <w:t xml:space="preserve">El primer acierto es que De Neys</w:t>
-      </w:r>
-      <w:r>
-        <w:t xml:space="preserve"> </w:t>
-      </w:r>
-      <w:r>
-        <w:rPr>
-          <w:bCs/>
-          <w:b/>
-        </w:rPr>
-        <w:t xml:space="preserve">hace explícito un supuesto que vimos en la materia</w:t>
-      </w:r>
-      <w:r>
-        <w:t xml:space="preserve">: el de la teoría heurístico-analítica de Evans.</w:t>
+        <w:t xml:space="preserve">El primer acierto es que hace explícito un supuesto que vimos en la materia: el de la teoría heurístico-analítica de Evans. Para Evans hay un estadio</w:t>
+      </w:r>
+      <w:r>
+        <w:t xml:space="preserve"> </w:t>
+      </w:r>
+      <w:r>
+        <w:rPr>
+          <w:bCs/>
+          <w:b/>
+        </w:rPr>
+        <w:t xml:space="preserve">heurístico</w:t>
+      </w:r>
+      <w:r>
+        <w:t xml:space="preserve">, preconsciente, que selecciona la información relevante, y uno</w:t>
+      </w:r>
+      <w:r>
+        <w:t xml:space="preserve"> </w:t>
+      </w:r>
+      <w:r>
+        <w:rPr>
+          <w:bCs/>
+          <w:b/>
+        </w:rPr>
+        <w:t xml:space="preserve">analítico</w:t>
+      </w:r>
+      <w:r>
+        <w:t xml:space="preserve">, donde se deduce. Los</w:t>
+      </w:r>
+      <w:r>
+        <w:t xml:space="preserve"> </w:t>
+      </w:r>
+      <w:r>
+        <w:rPr>
+          <w:bCs/>
+          <w:b/>
+        </w:rPr>
+        <w:t xml:space="preserve">sesgos</w:t>
+      </w:r>
+      <w:r>
+        <w:t xml:space="preserve"> </w:t>
+      </w:r>
+      <w:r>
+        <w:t xml:space="preserve">se atribuyen al primero y la</w:t>
+      </w:r>
+      <w:r>
+        <w:t xml:space="preserve"> </w:t>
+      </w:r>
+      <w:r>
+        <w:rPr>
+          <w:bCs/>
+          <w:b/>
+        </w:rPr>
+        <w:t xml:space="preserve">competencia</w:t>
+      </w:r>
+      <w:r>
+        <w:t xml:space="preserve">, al segundo (Valiña y Martín, 2014, pp. 19-20, 22). Esa es justamente la exclusividad, y De Neys muestra lo que a Evans le faltaba:</w:t>
+      </w:r>
+      <w:r>
+        <w:t xml:space="preserve"> </w:t>
+      </w:r>
+      <w:r>
+        <w:rPr>
+          <w:bCs/>
+          <w:b/>
+        </w:rPr>
+        <w:t xml:space="preserve">qué hace que intervenga</w:t>
+      </w:r>
+      <w:r>
+        <w:t xml:space="preserve"> </w:t>
+      </w:r>
+      <w:r>
+        <w:t xml:space="preserve">lo analítico. Además, que deliberar a veces solo</w:t>
+      </w:r>
+      <w:r>
+        <w:t xml:space="preserve"> </w:t>
+      </w:r>
+      <w:r>
+        <w:rPr>
+          <w:bCs/>
+          <w:b/>
+        </w:rPr>
+        <w:t xml:space="preserve">justifique</w:t>
+      </w:r>
+      <w:r>
+        <w:t xml:space="preserve"> </w:t>
+      </w:r>
+      <w:r>
+        <w:t xml:space="preserve">la intuición coincide con Evans:</w:t>
+      </w:r>
+      <w:r>
+        <w:t xml:space="preserve"> </w:t>
+      </w:r>
+      <w:r>
+        <w:t xml:space="preserve">“</w:t>
+      </w:r>
+      <w:r>
+        <w:t xml:space="preserve">las personas cometen errores en razonamiento porque piensan selectivamente</w:t>
+      </w:r>
+      <w:r>
+        <w:t xml:space="preserve">”</w:t>
+      </w:r>
+      <w:r>
+        <w:t xml:space="preserve"> </w:t>
+      </w:r>
+      <w:r>
+        <w:t xml:space="preserve">(Valiña y Martín, 2014, p. 20). Por ejemplo, alguien puede deliberar solo para encontrar razones a favor de los 10 centavos.</w:t>
       </w:r>
     </w:p>
     <w:p>
@@ -1161,122 +1245,6 @@
         <w:pStyle w:val="BodyText"/>
       </w:pPr>
       <w:r>
-        <w:t xml:space="preserve">Para Evans, el razonamiento tiene un estadio</w:t>
-      </w:r>
-      <w:r>
-        <w:t xml:space="preserve"> </w:t>
-      </w:r>
-      <w:r>
-        <w:rPr>
-          <w:bCs/>
-          <w:b/>
-        </w:rPr>
-        <w:t xml:space="preserve">heurístico</w:t>
-      </w:r>
-      <w:r>
-        <w:t xml:space="preserve">, preconsciente y rápido, que selecciona la información relevante, y un estadio</w:t>
-      </w:r>
-      <w:r>
-        <w:t xml:space="preserve"> </w:t>
-      </w:r>
-      <w:r>
-        <w:rPr>
-          <w:bCs/>
-          <w:b/>
-        </w:rPr>
-        <w:t xml:space="preserve">analítico</w:t>
-      </w:r>
-      <w:r>
-        <w:t xml:space="preserve">, donde se deduce. Los</w:t>
-      </w:r>
-      <w:r>
-        <w:t xml:space="preserve"> </w:t>
-      </w:r>
-      <w:r>
-        <w:rPr>
-          <w:bCs/>
-          <w:b/>
-        </w:rPr>
-        <w:t xml:space="preserve">sesgos</w:t>
-      </w:r>
-      <w:r>
-        <w:t xml:space="preserve"> </w:t>
-      </w:r>
-      <w:r>
-        <w:t xml:space="preserve">se atribuyen al primero y la</w:t>
-      </w:r>
-      <w:r>
-        <w:t xml:space="preserve"> </w:t>
-      </w:r>
-      <w:r>
-        <w:rPr>
-          <w:bCs/>
-          <w:b/>
-        </w:rPr>
-        <w:t xml:space="preserve">competencia</w:t>
-      </w:r>
-      <w:r>
-        <w:t xml:space="preserve"> </w:t>
-      </w:r>
-      <w:r>
-        <w:t xml:space="preserve">lógica, al segundo (Valiña y Martín, 2014, pp. 19-20, 22). Esa es justamente la exclusividad que critica De Neys, y su crítica muestra lo que a Evans le faltaba:</w:t>
-      </w:r>
-      <w:r>
-        <w:t xml:space="preserve"> </w:t>
-      </w:r>
-      <w:r>
-        <w:rPr>
-          <w:bCs/>
-          <w:b/>
-        </w:rPr>
-        <w:t xml:space="preserve">qué hace que intervenga</w:t>
-      </w:r>
-      <w:r>
-        <w:t xml:space="preserve"> </w:t>
-      </w:r>
-      <w:r>
-        <w:t xml:space="preserve">el estadio analítico. Además, que la deliberación muchas veces</w:t>
-      </w:r>
-      <w:r>
-        <w:t xml:space="preserve"> </w:t>
-      </w:r>
-      <w:r>
-        <w:rPr>
-          <w:bCs/>
-          <w:b/>
-        </w:rPr>
-        <w:t xml:space="preserve">justifique</w:t>
-      </w:r>
-      <w:r>
-        <w:t xml:space="preserve"> </w:t>
-      </w:r>
-      <w:r>
-        <w:t xml:space="preserve">la intuición en vez de corregirla coincide con Evans:</w:t>
-      </w:r>
-      <w:r>
-        <w:t xml:space="preserve"> </w:t>
-      </w:r>
-      <w:r>
-        <w:t xml:space="preserve">“</w:t>
-      </w:r>
-      <w:r>
-        <w:t xml:space="preserve">las personas cometen errores en razonamiento porque piensan selectivamente</w:t>
-      </w:r>
-      <w:r>
-        <w:t xml:space="preserve">”</w:t>
-      </w:r>
-      <w:r>
-        <w:t xml:space="preserve"> </w:t>
-      </w:r>
-      <w:r>
-        <w:t xml:space="preserve">(Valiña y Martín, 2014, p. 20).</w:t>
-      </w:r>
-    </w:p>
-    <w:p>
-      <w:pPr>
-        <w:pStyle w:val="BodyText"/>
-      </w:pPr>
-      <w:r>
         <w:t xml:space="preserve">Hay un segundo aporte. A Tversky y Kahneman se les criticó que su teoría es</w:t>
       </w:r>
       <w:r>
@@ -1290,7 +1258,10 @@
         <w:t xml:space="preserve">más descriptiva que explicativa</w:t>
       </w:r>
       <w:r>
-        <w:t xml:space="preserve">: describen fenómenos, pero no los procesos que los producen (Pérez Echeverría y Bautista, 2014, p. 18). De Neys hace lo contrario: propone un</w:t>
+        <w:t xml:space="preserve"> </w:t>
+      </w:r>
+      <w:r>
+        <w:t xml:space="preserve">(Pérez Echeverría y Bautista, 2014, p. 18). De Neys, en cambio, propone un</w:t>
       </w:r>
       <w:r>
         <w:t xml:space="preserve"> </w:t>
@@ -1306,7 +1277,7 @@
         <w:t xml:space="preserve"> </w:t>
       </w:r>
       <w:r>
-        <w:t xml:space="preserve">—fuerza de las intuiciones, incertidumbre, umbral y retroalimentación— del que salen preguntas nuevas que se pueden poner a prueba.</w:t>
+        <w:t xml:space="preserve">—fuerza de las intuiciones, incertidumbre, umbral y retroalimentación— del que salen preguntas que se pueden poner a prueba.</w:t>
       </w:r>
     </w:p>
     <w:p>
@@ -1318,13 +1289,13 @@
     </w:p>
     <w:bookmarkEnd w:id="26"/>
     <w:bookmarkEnd w:id="27"/>
-    <w:bookmarkStart w:id="29" w:name="X0b6e39787c8df71c873659320a90bd1c7ef9d0b"/>
+    <w:bookmarkStart w:id="29" w:name="X5df62c6deeebd5ced2292d59a1ffd565de34b2c"/>
     <w:p>
       <w:pPr>
         <w:pStyle w:val="Heading2"/>
       </w:pPr>
       <w:r>
-        <w:t xml:space="preserve">Expositor/a 3 — Acierto 2: la intuición se educa (1:20)</w:t>
+        <w:t xml:space="preserve">Expositor/a 3 — Acierto 2: la intuición se educa (2:00)</w:t>
       </w:r>
     </w:p>
     <w:bookmarkStart w:id="28" w:name="diapositiva-7"/>
@@ -1401,7 +1372,7 @@
         <w:t xml:space="preserve">secundarias</w:t>
       </w:r>
       <w:r>
-        <w:t xml:space="preserve">, logradas por instrucción y esfuerzo deliberado. Y</w:t>
+        <w:t xml:space="preserve">, que se logran por instrucción y esfuerzo deliberado.</w:t>
       </w:r>
       <w:r>
         <w:t xml:space="preserve"> </w:t>
@@ -1417,7 +1388,7 @@
         <w:t xml:space="preserve"> </w:t>
       </w:r>
       <w:r>
-        <w:t xml:space="preserve">dice que la intuición se puede</w:t>
+        <w:t xml:space="preserve">agrega que la intuición se puede y se debe</w:t>
       </w:r>
       <w:r>
         <w:t xml:space="preserve"> </w:t>
@@ -1433,7 +1404,7 @@
         <w:t xml:space="preserve"> </w:t>
       </w:r>
       <w:r>
-        <w:t xml:space="preserve">hasta acercarse a la norma estadística (Pérez Echeverría y Bautista, 2014, pp. 7-8, 18). Los expertos, además, convierten lo deliberado en tácito (p. 20). La</w:t>
+        <w:t xml:space="preserve">hasta acercarse a la norma estadística (Pérez Echeverría y Bautista, 2014, pp. 7-8, 18). Y los expertos convierten lo deliberado en tácito: automatizan decisiones que antes les costaban (p. 20). Lo que para el novato es un problema, para el experto es un ejercicio (Pérez Echeverría, 2014, p. 16). Pensemos en un estudiante que al principio calcula una probabilidad paso a paso y, con práctica, la estima de un vistazo. La</w:t>
       </w:r>
       <w:r>
         <w:t xml:space="preserve"> </w:t>
@@ -1451,7 +1422,7 @@
         <w:t xml:space="preserve"> </w:t>
       </w:r>
       <w:r>
-        <w:t xml:space="preserve">de De Neys sería una intuición secundaria.</w:t>
+        <w:t xml:space="preserve">de De Neys sería, en estos términos, una intuición secundaria.</w:t>
       </w:r>
     </w:p>
     <w:p>
@@ -1488,7 +1459,7 @@
         <w:t xml:space="preserve"> </w:t>
       </w:r>
       <w:r>
-        <w:t xml:space="preserve">(Pérez Echeverría y Bautista, 2014, pp. 18-19). De Neys combina tiempos, confianza, respuestas bajo carga y justificaciones. Y sus datos muestran que lo implícito cuesta declararse: las respuestas correctas intuitivas son difíciles de justificar (De Neys, 2023a, p. 12).</w:t>
+        <w:t xml:space="preserve">(Pérez Echeverría y Bautista, 2014, pp. 18-19). De Neys combina cuatro: tiempos de respuesta, confianza, respuestas bajo carga y justificaciones. Y sus datos muestran justamente que lo implícito cuesta declararse: las respuestas correctas intuitivas son difíciles de justificar, a diferencia de las deliberadas (De Neys, 2023a, p. 12).</w:t>
       </w:r>
     </w:p>
     <w:p>
@@ -1496,7 +1467,7 @@
         <w:pStyle w:val="BodyText"/>
       </w:pPr>
       <w:r>
-        <w:t xml:space="preserve">Pero el modelo también tiene puntos débiles.</w:t>
+        <w:t xml:space="preserve">Pero el modelo también tiene puntos débiles, y de eso van a hablar mis compañeros.</w:t>
       </w:r>
     </w:p>
     <w:p>
@@ -1508,13 +1479,13 @@
     </w:p>
     <w:bookmarkEnd w:id="28"/>
     <w:bookmarkEnd w:id="29"/>
-    <w:bookmarkStart w:id="31" w:name="X5f998dbda0ab44171c797fbeed1062eae67f602"/>
+    <w:bookmarkStart w:id="31" w:name="Xbac7f14e1b401221c17f7c4d9db0a296d3169e9"/>
     <w:p>
       <w:pPr>
         <w:pStyle w:val="Heading2"/>
       </w:pPr>
       <w:r>
-        <w:t xml:space="preserve">Expositor/a 4 — Crítica 1: ¿umbral o continuo? (1:40)</w:t>
+        <w:t xml:space="preserve">Expositor/a 4 — Crítica 1: ¿umbral o continuo? (2:00)</w:t>
       </w:r>
     </w:p>
     <w:bookmarkStart w:id="30" w:name="diapositiva-8"/>
@@ -1560,7 +1531,7 @@
         <w:t xml:space="preserve"> </w:t>
       </w:r>
       <w:r>
-        <w:t xml:space="preserve">que las separe, así que nunca se puede descartar algo de deliberación en la respuesta rápida (De Neys, 2023a, p. 5). Y su argumento depende de que esa respuesta sea pura intuición.</w:t>
+        <w:t xml:space="preserve">que las separe, así que nunca se puede descartar algo de deliberación en la respuesta rápida (De Neys, 2023a, p. 5). Pensemos en el bate y la pelota: si alguien responde en dos segundos, ¿cómo sabemos que no pensó un poco? Y todo su argumento depende de que esa primera respuesta sea pura intuición.</w:t>
       </w:r>
     </w:p>
     <w:p>
@@ -1673,13 +1644,13 @@
     </w:p>
     <w:bookmarkEnd w:id="30"/>
     <w:bookmarkEnd w:id="31"/>
-    <w:bookmarkStart w:id="34" w:name="expositora-5-crítica-2-y-cierre-210"/>
+    <w:bookmarkStart w:id="34" w:name="expositora-5-crítica-2-y-cierre-200"/>
     <w:p>
       <w:pPr>
         <w:pStyle w:val="Heading2"/>
       </w:pPr>
       <w:r>
-        <w:t xml:space="preserve">Expositor/a 5 — Crítica 2 y cierre (2:10)</w:t>
+        <w:t xml:space="preserve">Expositor/a 5 — Crítica 2 y cierre (2:00)</w:t>
       </w:r>
     </w:p>
     <w:bookmarkStart w:id="32" w:name="X7756be326a471f0fd6fd0376dece5b32e059d09"/>
@@ -1781,7 +1752,91 @@
         <w:t xml:space="preserve"> </w:t>
       </w:r>
       <w:r>
-        <w:t xml:space="preserve">(Pérez Echeverría y Bautista, 2014, p. 16). Evans diría que una cosa es la racionalidad</w:t>
+        <w:t xml:space="preserve">(Pérez Echeverría y Bautista, 2014, p. 16). Entonces, ¿qué pasa con el modelo en los problemas mal definidos de la vida cotidiana, donde no hay respuesta correcta contra la cual medir? El autor lo admite como límite (De Neys, 2023b, p. 68).</w:t>
+      </w:r>
+    </w:p>
+    <w:p>
+      <w:pPr>
+        <w:pStyle w:val="BodyText"/>
+      </w:pPr>
+      <w:r>
+        <w:t xml:space="preserve">Además, que la lógica se automatice</w:t>
+      </w:r>
+      <w:r>
+        <w:t xml:space="preserve"> </w:t>
+      </w:r>
+      <w:r>
+        <w:rPr>
+          <w:bCs/>
+          <w:b/>
+        </w:rPr>
+        <w:t xml:space="preserve">tiene poca evidencia directa</w:t>
+      </w:r>
+      <w:r>
+        <w:t xml:space="preserve"> </w:t>
+      </w:r>
+      <w:r>
+        <w:t xml:space="preserve">(De Neys, 2023a, p. 13), y el autor no usa la tradición de Fischbein, que podría darle sustento.</w:t>
+      </w:r>
+    </w:p>
+    <w:p>
+      <w:pPr>
+        <w:pStyle w:val="BlockText"/>
+      </w:pPr>
+      <w:r>
+        <w:rPr>
+          <w:bCs/>
+          <w:b/>
+        </w:rPr>
+        <w:t xml:space="preserve">Si preguntan qué sería</w:t>
+      </w:r>
+      <w:r>
+        <w:rPr>
+          <w:bCs/>
+          <w:b/>
+        </w:rPr>
+        <w:t xml:space="preserve"> </w:t>
+      </w:r>
+      <w:r>
+        <w:rPr>
+          <w:bCs/>
+          <w:b/>
+        </w:rPr>
+        <w:t xml:space="preserve">“</w:t>
+      </w:r>
+      <w:r>
+        <w:rPr>
+          <w:bCs/>
+          <w:b/>
+        </w:rPr>
+        <w:t xml:space="preserve">acertar</w:t>
+      </w:r>
+      <w:r>
+        <w:rPr>
+          <w:bCs/>
+          <w:b/>
+        </w:rPr>
+        <w:t xml:space="preserve">”</w:t>
+      </w:r>
+      <w:r>
+        <w:rPr>
+          <w:bCs/>
+          <w:b/>
+        </w:rPr>
+        <w:t xml:space="preserve"> </w:t>
+      </w:r>
+      <w:r>
+        <w:rPr>
+          <w:bCs/>
+          <w:b/>
+        </w:rPr>
+        <w:t xml:space="preserve">fuera del laboratorio:</w:t>
+      </w:r>
+      <w:r>
+        <w:t xml:space="preserve"> </w:t>
+      </w:r>
+      <w:r>
+        <w:t xml:space="preserve">Evans distingue la racionalidad</w:t>
       </w:r>
       <w:r>
         <w:t xml:space="preserve"> </w:t>
@@ -1794,7 +1849,7 @@
         <w:t xml:space="preserve">de proceso</w:t>
       </w:r>
       <w:r>
-        <w:t xml:space="preserve">, ajustarse a la norma, y otra la</w:t>
+        <w:t xml:space="preserve">, ajustarse a una norma como la lógica, de la racionalidad</w:t>
       </w:r>
       <w:r>
         <w:t xml:space="preserve"> </w:t>
@@ -1807,41 +1862,17 @@
         <w:t xml:space="preserve">de propósito</w:t>
       </w:r>
       <w:r>
-        <w:t xml:space="preserve">, alcanzar los propios objetivos (Valiña y Martín, 2014, p. 21). Entonces, ¿qué pasa con el modelo en los problemas mal definidos de la vida cotidiana, donde no hay respuesta correcta contra la cual medir? El autor lo admite como límite (De Neys, 2023b, p. 68).</w:t>
-      </w:r>
-    </w:p>
-    <w:p>
-      <w:pPr>
-        <w:pStyle w:val="BodyText"/>
-      </w:pPr>
-      <w:r>
-        <w:t xml:space="preserve">Además, que la lógica se automatice</w:t>
-      </w:r>
-      <w:r>
-        <w:t xml:space="preserve"> </w:t>
-      </w:r>
-      <w:r>
-        <w:rPr>
-          <w:bCs/>
-          <w:b/>
-        </w:rPr>
-        <w:t xml:space="preserve">tiene poca evidencia directa</w:t>
-      </w:r>
-      <w:r>
-        <w:t xml:space="preserve"> </w:t>
-      </w:r>
-      <w:r>
-        <w:t xml:space="preserve">(De Neys, 2023a, p. 13), y el autor no usa la tradición de Fischbein, que podría darle sustento.</w:t>
+        <w:t xml:space="preserve">, alcanzar los propios objetivos (Valiña y Martín, 2014, p. 21). En la vida cotidiana importa la segunda, y el modelo solo mide la primera.</w:t>
       </w:r>
     </w:p>
     <w:bookmarkEnd w:id="32"/>
-    <w:bookmarkStart w:id="33" w:name="diapositiva-10-conclusión-y-debate-050"/>
+    <w:bookmarkStart w:id="33" w:name="diapositiva-10-conclusión-y-debate-040"/>
     <w:p>
       <w:pPr>
         <w:pStyle w:val="Heading3"/>
       </w:pPr>
       <w:r>
-        <w:t xml:space="preserve">Diapositiva 10 — Conclusión y debate (0:50)</w:t>
+        <w:t xml:space="preserve">Diapositiva 10 — Conclusión y debate (0:40)</w:t>
       </w:r>
     </w:p>
     <w:p>

--- a/2do Año/Procesos Básicos III/6_Entregables/U03_PresentacionArticulo_FastAndSlowThinking_Guion.docx
+++ b/2do Año/Procesos Básicos III/6_Entregables/U03_PresentacionArticulo_FastAndSlowThinking_Guion.docx
@@ -2,7 +2,7 @@
 <file path=word/document.xml><?xml version="1.0" encoding="utf-8"?>
 <w:document xmlns:w="http://schemas.openxmlformats.org/wordprocessingml/2006/main" xmlns:m="http://schemas.openxmlformats.org/officeDocument/2006/math" xmlns:r="http://schemas.openxmlformats.org/officeDocument/2006/relationships" xmlns:o="urn:schemas-microsoft-com:office:office" xmlns:v="urn:schemas-microsoft-com:vml" xmlns:w10="urn:schemas-microsoft-com:office:word" xmlns:a="http://schemas.openxmlformats.org/drawingml/2006/main" xmlns:pic="http://schemas.openxmlformats.org/drawingml/2006/picture" xmlns:wp="http://schemas.openxmlformats.org/drawingml/2006/wordprocessingDrawing">
   <w:body>
-    <w:bookmarkStart w:id="37" w:name="X3381f16390f771b482be7ebc3b196b0487627de"/>
+    <w:bookmarkStart w:id="38" w:name="X3381f16390f771b482be7ebc3b196b0487627de"/>
     <w:p>
       <w:pPr>
         <w:pStyle w:val="Heading1"/>
@@ -42,7 +42,20 @@
         <w:t xml:space="preserve"> </w:t>
       </w:r>
       <w:r>
-        <w:t xml:space="preserve">Cada parte tiene unas 250 palabras, que a ritmo de exposición (unas 130 por minuto) dan 1:55. Esos segundos de margen son para pasar de una diapositiva a otra y para cambiar de expositor. Ensayen con cronómetro. Las notas en recuadro («Si preguntan…»)</w:t>
+        <w:t xml:space="preserve">Cada parte tiene unas 250 palabras, que a ritmo de exposición (unas 130 por minuto) dan 1:55. Esos segundos de margen son para pasar de una diapositiva a otra y para cambiar de expositor.</w:t>
+      </w:r>
+      <w:r>
+        <w:t xml:space="preserve"> </w:t>
+      </w:r>
+      <w:r>
+        <w:rPr>
+          <w:bCs/>
+          <w:b/>
+        </w:rPr>
+        <w:t xml:space="preserve">El debate va después de los 10 minutos</w:t>
+      </w:r>
+      <w:r>
+        <w:t xml:space="preserve">, como pide la consigna («Luego de la presentación, el grupo deberá propiciar un debate»), y lo abre el grupo con la diapositiva 10. Ensayen con cronómetro. Las notas en recuadro («Si preguntan…»)</w:t>
       </w:r>
       <w:r>
         <w:t xml:space="preserve"> </w:t>
@@ -220,7 +233,7 @@
               <w:jc w:val="left"/>
             </w:pPr>
             <w:r>
-              <w:t xml:space="preserve">La propuesta del autor y acierto 1: un mecanismo donde Evans no lo tenía</w:t>
+              <w:t xml:space="preserve">Acierto 1: un mecanismo donde Evans no lo tenía</w:t>
             </w:r>
           </w:p>
         </w:tc>
@@ -406,19 +419,19 @@
               <w:jc w:val="left"/>
             </w:pPr>
             <w:r>
-              <w:t xml:space="preserve">Crítica 2 y cierre con la pregunta para el debate</w:t>
-            </w:r>
-          </w:p>
-        </w:tc>
-        <w:tc>
-          <w:tcPr/>
-          <w:p>
-            <w:pPr>
-              <w:pStyle w:val="Compact"/>
-              <w:jc w:val="left"/>
-            </w:pPr>
-            <w:r>
-              <w:t xml:space="preserve">9-10</w:t>
+              <w:t xml:space="preserve">Crítica 2: del laboratorio a la vida real</w:t>
+            </w:r>
+          </w:p>
+        </w:tc>
+        <w:tc>
+          <w:tcPr/>
+          <w:p>
+            <w:pPr>
+              <w:pStyle w:val="Compact"/>
+              <w:jc w:val="left"/>
+            </w:pPr>
+            <w:r>
+              <w:t xml:space="preserve">9</w:t>
             </w:r>
           </w:p>
         </w:tc>
@@ -443,6 +456,68 @@
             </w:pPr>
             <w:r>
               <w:t xml:space="preserve">10:00</w:t>
+            </w:r>
+          </w:p>
+        </w:tc>
+      </w:tr>
+      <w:tr>
+        <w:tc>
+          <w:tcPr/>
+          <w:p>
+            <w:pPr>
+              <w:pStyle w:val="Compact"/>
+              <w:jc w:val="left"/>
+            </w:pPr>
+            <w:r>
+              <w:t xml:space="preserve">Todo el grupo</w:t>
+            </w:r>
+          </w:p>
+        </w:tc>
+        <w:tc>
+          <w:tcPr/>
+          <w:p>
+            <w:pPr>
+              <w:pStyle w:val="Compact"/>
+              <w:jc w:val="left"/>
+            </w:pPr>
+            <w:r>
+              <w:t xml:space="preserve">Debate (después de la exposición)</w:t>
+            </w:r>
+          </w:p>
+        </w:tc>
+        <w:tc>
+          <w:tcPr/>
+          <w:p>
+            <w:pPr>
+              <w:pStyle w:val="Compact"/>
+              <w:jc w:val="left"/>
+            </w:pPr>
+            <w:r>
+              <w:t xml:space="preserve">10</w:t>
+            </w:r>
+          </w:p>
+        </w:tc>
+        <w:tc>
+          <w:tcPr/>
+          <w:p>
+            <w:pPr>
+              <w:pStyle w:val="Compact"/>
+              <w:jc w:val="left"/>
+            </w:pPr>
+            <w:r>
+              <w:t xml:space="preserve">—</w:t>
+            </w:r>
+          </w:p>
+        </w:tc>
+        <w:tc>
+          <w:tcPr/>
+          <w:p>
+            <w:pPr>
+              <w:pStyle w:val="Compact"/>
+              <w:jc w:val="left"/>
+            </w:pPr>
+            <w:r>
+              <w:t xml:space="preserve">—</w:t>
             </w:r>
           </w:p>
         </w:tc>
@@ -644,7 +719,7 @@
         <w:t xml:space="preserve">Behavioral and Brain Sciences</w:t>
       </w:r>
       <w:r>
-        <w:t xml:space="preserve">. Yo les cuento cómo se investigó; después vienen la propuesta, los aciertos y las críticas.</w:t>
+        <w:t xml:space="preserve">. Yo les cuento cómo se investigó; después mis compañeros presentan dos aciertos y dos críticas teóricas.</w:t>
       </w:r>
     </w:p>
     <w:bookmarkEnd w:id="20"/>
@@ -924,22 +999,22 @@
     </w:p>
     <w:bookmarkEnd w:id="23"/>
     <w:bookmarkEnd w:id="24"/>
-    <w:bookmarkStart w:id="27" w:name="Xbb310ec0982d6e4a0381782befa10762e6d4e91"/>
+    <w:bookmarkStart w:id="27" w:name="Xb0647830d59b02ab9cb35fb526aab8d1ac14668"/>
     <w:p>
       <w:pPr>
         <w:pStyle w:val="Heading2"/>
       </w:pPr>
       <w:r>
-        <w:t xml:space="preserve">Expositor/a 2 — La propuesta y acierto 1: un mecanismo donde Evans no lo tenía (2:00)</w:t>
-      </w:r>
-    </w:p>
-    <w:bookmarkStart w:id="25" w:name="X3c2e2d5197895d4eec70611d9439f4040c215a4"/>
+        <w:t xml:space="preserve">Expositor/a 2 — Acierto 1: un mecanismo donde Evans no lo tenía (2:00)</w:t>
+      </w:r>
+    </w:p>
+    <w:bookmarkStart w:id="25" w:name="X2d02ef62b9036d6a28c5d2ff5652c56237df691"/>
     <w:p>
       <w:pPr>
         <w:pStyle w:val="Heading3"/>
       </w:pPr>
       <w:r>
-        <w:t xml:space="preserve">Diapositiva 5 — La propuesta: un modelo no exclusivo (0:35)</w:t>
+        <w:t xml:space="preserve">Diapositiva 5 — El mecanismo que propone De Neys (0:45)</w:t>
       </w:r>
     </w:p>
     <w:p>
@@ -947,7 +1022,20 @@
         <w:pStyle w:val="FirstParagraph"/>
       </w:pPr>
       <w:r>
-        <w:t xml:space="preserve">A partir de esos resultados, De Neys propone un modelo. El sistema 1 activa</w:t>
+        <w:t xml:space="preserve">El primer acierto es que De Neys, a diferencia de los modelos anteriores,</w:t>
+      </w:r>
+      <w:r>
+        <w:t xml:space="preserve"> </w:t>
+      </w:r>
+      <w:r>
+        <w:rPr>
+          <w:bCs/>
+          <w:b/>
+        </w:rPr>
+        <w:t xml:space="preserve">especifica un mecanismo</w:t>
+      </w:r>
+      <w:r>
+        <w:t xml:space="preserve">, y tiene cuatro piezas. El sistema 1 activa</w:t>
       </w:r>
       <w:r>
         <w:t xml:space="preserve"> </w:t>
@@ -963,7 +1051,40 @@
         <w:t xml:space="preserve"> </w:t>
       </w:r>
       <w:r>
-        <w:t xml:space="preserve">de distinta fuerza, incluida la lógica. Un</w:t>
+        <w:t xml:space="preserve">de distinta fuerza, incluida la lógica: ante el bate y la pelota pueden activarse a la vez</w:t>
+      </w:r>
+      <w:r>
+        <w:t xml:space="preserve"> </w:t>
+      </w:r>
+      <w:r>
+        <w:t xml:space="preserve">“</w:t>
+      </w:r>
+      <w:r>
+        <w:t xml:space="preserve">10 centavos</w:t>
+      </w:r>
+      <w:r>
+        <w:t xml:space="preserve">”</w:t>
+      </w:r>
+      <w:r>
+        <w:t xml:space="preserve"> </w:t>
+      </w:r>
+      <w:r>
+        <w:t xml:space="preserve">y</w:t>
+      </w:r>
+      <w:r>
+        <w:t xml:space="preserve"> </w:t>
+      </w:r>
+      <w:r>
+        <w:t xml:space="preserve">“</w:t>
+      </w:r>
+      <w:r>
+        <w:t xml:space="preserve">5 centavos</w:t>
+      </w:r>
+      <w:r>
+        <w:t xml:space="preserve">”</w:t>
+      </w:r>
+      <w:r>
+        <w:t xml:space="preserve">. Un</w:t>
       </w:r>
       <w:r>
         <w:t xml:space="preserve"> </w:t>
@@ -1011,7 +1132,7 @@
         <w:t xml:space="preserve"> </w:t>
       </w:r>
       <w:r>
-        <w:t xml:space="preserve">ajusta las intuiciones y apaga la deliberación. Conclusión: todo modelo dual viable tiene que ser</w:t>
+        <w:t xml:space="preserve">ajusta las intuiciones y apaga la deliberación. Por eso concluye que todo modelo dual viable tiene que ser</w:t>
       </w:r>
       <w:r>
         <w:t xml:space="preserve"> </w:t>
@@ -1118,13 +1239,13 @@
       </w:r>
     </w:p>
     <w:bookmarkEnd w:id="25"/>
-    <w:bookmarkStart w:id="26" w:name="diapositiva-6-acierto-1-125"/>
+    <w:bookmarkStart w:id="26" w:name="X1b34caa1eac8c8e1774cb95152d1e134af4b52c"/>
     <w:p>
       <w:pPr>
         <w:pStyle w:val="Heading3"/>
       </w:pPr>
       <w:r>
-        <w:t xml:space="preserve">Diapositiva 6 — Acierto 1 (1:25)</w:t>
+        <w:t xml:space="preserve">Diapositiva 6 — Lo que a Evans le faltaba (1:15)</w:t>
       </w:r>
     </w:p>
     <w:p>
@@ -1132,7 +1253,7 @@
         <w:pStyle w:val="FirstParagraph"/>
       </w:pPr>
       <w:r>
-        <w:t xml:space="preserve">El primer acierto es que hace explícito un supuesto que vimos en la materia: el de la teoría heurístico-analítica de Evans. Para Evans hay un estadio</w:t>
+        <w:t xml:space="preserve">Esto llena un hueco que vimos en la materia, en la teoría heurístico-analítica de Evans. Para Evans hay un estadio</w:t>
       </w:r>
       <w:r>
         <w:t xml:space="preserve"> </w:t>
@@ -1187,7 +1308,7 @@
         <w:t xml:space="preserve">competencia</w:t>
       </w:r>
       <w:r>
-        <w:t xml:space="preserve">, al segundo (Valiña y Martín, 2014, pp. 19-20, 22). Esa es justamente la exclusividad, y De Neys muestra lo que a Evans le faltaba:</w:t>
+        <w:t xml:space="preserve">, al segundo (Valiña y Martín, 2014, pp. 19-20, 22). Esa es justamente la exclusividad, y Evans no explicaba</w:t>
       </w:r>
       <w:r>
         <w:t xml:space="preserve"> </w:t>
@@ -1203,7 +1324,7 @@
         <w:t xml:space="preserve"> </w:t>
       </w:r>
       <w:r>
-        <w:t xml:space="preserve">lo analítico. Además, que deliberar a veces solo</w:t>
+        <w:t xml:space="preserve">lo analítico; De Neys sí: la incertidumbre. Además, que deliberar a veces solo</w:t>
       </w:r>
       <w:r>
         <w:t xml:space="preserve"> </w:t>
@@ -1237,7 +1358,7 @@
         <w:t xml:space="preserve"> </w:t>
       </w:r>
       <w:r>
-        <w:t xml:space="preserve">(Valiña y Martín, 2014, p. 20). Por ejemplo, alguien puede deliberar solo para encontrar razones a favor de los 10 centavos.</w:t>
+        <w:t xml:space="preserve">(Valiña y Martín, 2014, p. 20).</w:t>
       </w:r>
     </w:p>
     <w:p>
@@ -1245,7 +1366,7 @@
         <w:pStyle w:val="BodyText"/>
       </w:pPr>
       <w:r>
-        <w:t xml:space="preserve">Hay un segundo aporte. A Tversky y Kahneman se les criticó que su teoría es</w:t>
+        <w:t xml:space="preserve">Y responde a una crítica que vimos a Tversky y Kahneman: que su teoría es</w:t>
       </w:r>
       <w:r>
         <w:t xml:space="preserve"> </w:t>
@@ -1261,23 +1382,7 @@
         <w:t xml:space="preserve"> </w:t>
       </w:r>
       <w:r>
-        <w:t xml:space="preserve">(Pérez Echeverría y Bautista, 2014, p. 18). De Neys, en cambio, propone un</w:t>
-      </w:r>
-      <w:r>
-        <w:t xml:space="preserve"> </w:t>
-      </w:r>
-      <w:r>
-        <w:rPr>
-          <w:bCs/>
-          <w:b/>
-        </w:rPr>
-        <w:t xml:space="preserve">mecanismo</w:t>
-      </w:r>
-      <w:r>
-        <w:t xml:space="preserve"> </w:t>
-      </w:r>
-      <w:r>
-        <w:t xml:space="preserve">—fuerza de las intuiciones, incertidumbre, umbral y retroalimentación— del que salen preguntas que se pueden poner a prueba.</w:t>
+        <w:t xml:space="preserve">(Pérez Echeverría y Bautista, 2014, p. 18). De Neys propone un proceso del que salen preguntas que se pueden poner a prueba.</w:t>
       </w:r>
     </w:p>
     <w:p>
@@ -1644,22 +1749,22 @@
     </w:p>
     <w:bookmarkEnd w:id="30"/>
     <w:bookmarkEnd w:id="31"/>
-    <w:bookmarkStart w:id="34" w:name="expositora-5-crítica-2-y-cierre-200"/>
+    <w:bookmarkStart w:id="33" w:name="X4f0bed3b21db52dbddae9017ee934a952fda923"/>
     <w:p>
       <w:pPr>
         <w:pStyle w:val="Heading2"/>
       </w:pPr>
       <w:r>
-        <w:t xml:space="preserve">Expositor/a 5 — Crítica 2 y cierre (2:00)</w:t>
-      </w:r>
-    </w:p>
-    <w:bookmarkStart w:id="32" w:name="X7756be326a471f0fd6fd0376dece5b32e059d09"/>
+        <w:t xml:space="preserve">Expositor/a 5 — Crítica 2: del laboratorio a la vida real (2:00)</w:t>
+      </w:r>
+    </w:p>
+    <w:bookmarkStart w:id="32" w:name="diapositiva-9"/>
     <w:p>
       <w:pPr>
         <w:pStyle w:val="Heading3"/>
       </w:pPr>
       <w:r>
-        <w:t xml:space="preserve">Diapositiva 9 — Crítica 2: tareas de laboratorio (1:20)</w:t>
+        <w:t xml:space="preserve">Diapositiva 9</w:t>
       </w:r>
     </w:p>
     <w:p>
@@ -1680,7 +1785,7 @@
         <w:t xml:space="preserve">las tareas</w:t>
       </w:r>
       <w:r>
-        <w:t xml:space="preserve">: toda la evidencia viene de problemas de laboratorio, bien definidos y con poco contenido, como el del bate y la pelota.</w:t>
+        <w:t xml:space="preserve">: toda la evidencia viene de problemas de laboratorio, bien definidos y con poco contenido, como el del bate y la pelota o elegir entre bandejas con bolitas.</w:t>
       </w:r>
     </w:p>
     <w:p>
@@ -1688,7 +1793,7 @@
         <w:pStyle w:val="BodyText"/>
       </w:pPr>
       <w:r>
-        <w:t xml:space="preserve">En solución de problemas, la investigación hizo el mismo camino: empezó con problemas sin contenido, que daban más control (Postigo Angón, 2014, p. 8), hasta que el enfoque de</w:t>
+        <w:t xml:space="preserve">En solución de problemas, la investigación hizo el mismo camino: empezó con problemas sin contenido, que daban más control experimental (Postigo Angón, 2014, p. 8), hasta que el enfoque de</w:t>
       </w:r>
       <w:r>
         <w:t xml:space="preserve"> </w:t>
@@ -1752,7 +1857,7 @@
         <w:t xml:space="preserve"> </w:t>
       </w:r>
       <w:r>
-        <w:t xml:space="preserve">(Pérez Echeverría y Bautista, 2014, p. 16). Entonces, ¿qué pasa con el modelo en los problemas mal definidos de la vida cotidiana, donde no hay respuesta correcta contra la cual medir? El autor lo admite como límite (De Neys, 2023b, p. 68).</w:t>
+        <w:t xml:space="preserve">(Pérez Echeverría y Bautista, 2014, p. 16).</w:t>
       </w:r>
     </w:p>
     <w:p>
@@ -1760,7 +1865,41 @@
         <w:pStyle w:val="BodyText"/>
       </w:pPr>
       <w:r>
-        <w:t xml:space="preserve">Además, que la lógica se automatice</w:t>
+        <w:t xml:space="preserve">Entonces, ¿qué pasa con el modelo en los problemas mal definidos de la vida cotidiana, donde no hay una respuesta correcta contra la cual medir la intuición? Evans distingue la racionalidad</w:t>
+      </w:r>
+      <w:r>
+        <w:t xml:space="preserve"> </w:t>
+      </w:r>
+      <w:r>
+        <w:rPr>
+          <w:bCs/>
+          <w:b/>
+        </w:rPr>
+        <w:t xml:space="preserve">de proceso</w:t>
+      </w:r>
+      <w:r>
+        <w:t xml:space="preserve">, ajustarse a una norma como la lógica, de la racionalidad</w:t>
+      </w:r>
+      <w:r>
+        <w:t xml:space="preserve"> </w:t>
+      </w:r>
+      <w:r>
+        <w:rPr>
+          <w:bCs/>
+          <w:b/>
+        </w:rPr>
+        <w:t xml:space="preserve">de propósito</w:t>
+      </w:r>
+      <w:r>
+        <w:t xml:space="preserve">, alcanzar los propios objetivos (Valiña y Martín, 2014, p. 21). El modelo de De Neys solo mide la primera, y el propio autor admite este límite (De Neys, 2023b, p. 68).</w:t>
+      </w:r>
+    </w:p>
+    <w:p>
+      <w:pPr>
+        <w:pStyle w:val="BodyText"/>
+      </w:pPr>
+      <w:r>
+        <w:t xml:space="preserve">Por último, la pieza más original del modelo, que la respuesta lógica se automatice,</w:t>
       </w:r>
       <w:r>
         <w:t xml:space="preserve"> </w:t>
@@ -1776,111 +1915,7 @@
         <w:t xml:space="preserve"> </w:t>
       </w:r>
       <w:r>
-        <w:t xml:space="preserve">(De Neys, 2023a, p. 13), y el autor no usa la tradición de Fischbein, que podría darle sustento.</w:t>
-      </w:r>
-    </w:p>
-    <w:p>
-      <w:pPr>
-        <w:pStyle w:val="BlockText"/>
-      </w:pPr>
-      <w:r>
-        <w:rPr>
-          <w:bCs/>
-          <w:b/>
-        </w:rPr>
-        <w:t xml:space="preserve">Si preguntan qué sería</w:t>
-      </w:r>
-      <w:r>
-        <w:rPr>
-          <w:bCs/>
-          <w:b/>
-        </w:rPr>
-        <w:t xml:space="preserve"> </w:t>
-      </w:r>
-      <w:r>
-        <w:rPr>
-          <w:bCs/>
-          <w:b/>
-        </w:rPr>
-        <w:t xml:space="preserve">“</w:t>
-      </w:r>
-      <w:r>
-        <w:rPr>
-          <w:bCs/>
-          <w:b/>
-        </w:rPr>
-        <w:t xml:space="preserve">acertar</w:t>
-      </w:r>
-      <w:r>
-        <w:rPr>
-          <w:bCs/>
-          <w:b/>
-        </w:rPr>
-        <w:t xml:space="preserve">”</w:t>
-      </w:r>
-      <w:r>
-        <w:rPr>
-          <w:bCs/>
-          <w:b/>
-        </w:rPr>
-        <w:t xml:space="preserve"> </w:t>
-      </w:r>
-      <w:r>
-        <w:rPr>
-          <w:bCs/>
-          <w:b/>
-        </w:rPr>
-        <w:t xml:space="preserve">fuera del laboratorio:</w:t>
-      </w:r>
-      <w:r>
-        <w:t xml:space="preserve"> </w:t>
-      </w:r>
-      <w:r>
-        <w:t xml:space="preserve">Evans distingue la racionalidad</w:t>
-      </w:r>
-      <w:r>
-        <w:t xml:space="preserve"> </w:t>
-      </w:r>
-      <w:r>
-        <w:rPr>
-          <w:bCs/>
-          <w:b/>
-        </w:rPr>
-        <w:t xml:space="preserve">de proceso</w:t>
-      </w:r>
-      <w:r>
-        <w:t xml:space="preserve">, ajustarse a una norma como la lógica, de la racionalidad</w:t>
-      </w:r>
-      <w:r>
-        <w:t xml:space="preserve"> </w:t>
-      </w:r>
-      <w:r>
-        <w:rPr>
-          <w:bCs/>
-          <w:b/>
-        </w:rPr>
-        <w:t xml:space="preserve">de propósito</w:t>
-      </w:r>
-      <w:r>
-        <w:t xml:space="preserve">, alcanzar los propios objetivos (Valiña y Martín, 2014, p. 21). En la vida cotidiana importa la segunda, y el modelo solo mide la primera.</w:t>
-      </w:r>
-    </w:p>
-    <w:bookmarkEnd w:id="32"/>
-    <w:bookmarkStart w:id="33" w:name="diapositiva-10-conclusión-y-debate-040"/>
-    <w:p>
-      <w:pPr>
-        <w:pStyle w:val="Heading3"/>
-      </w:pPr>
-      <w:r>
-        <w:t xml:space="preserve">Diapositiva 10 — Conclusión y debate (0:40)</w:t>
-      </w:r>
-    </w:p>
-    <w:p>
-      <w:pPr>
-        <w:pStyle w:val="FirstParagraph"/>
-      </w:pPr>
-      <w:r>
-        <w:t xml:space="preserve">En síntesis: el artículo muestra que la exclusividad y el mecanismo de cambio son el mismo problema, y propone un modelo que conserva la distinción entre intuición y deliberación. Sus límites: es verbal, la automatización está poco probada y las tareas son artificiales.</w:t>
+        <w:t xml:space="preserve">(De Neys, 2023a, p. 13). Y el autor no recurre a la tradición de Fischbein, que estudió justamente cómo la instrucción genera intuiciones nuevas y podría darle sustento.</w:t>
       </w:r>
     </w:p>
     <w:p>
@@ -1888,58 +1923,7 @@
         <w:pStyle w:val="BodyText"/>
       </w:pPr>
       <w:r>
-        <w:t xml:space="preserve">Y les preguntamos:</w:t>
-      </w:r>
-      <w:r>
-        <w:t xml:space="preserve"> </w:t>
-      </w:r>
-      <w:r>
-        <w:rPr>
-          <w:bCs/>
-          <w:b/>
-        </w:rPr>
-        <w:t xml:space="preserve">¿les pasó que algo que al principio tenían que pensar con esfuerzo, después les saliera</w:t>
-      </w:r>
-      <w:r>
-        <w:rPr>
-          <w:bCs/>
-          <w:b/>
-        </w:rPr>
-        <w:t xml:space="preserve"> </w:t>
-      </w:r>
-      <w:r>
-        <w:rPr>
-          <w:bCs/>
-          <w:b/>
-        </w:rPr>
-        <w:t xml:space="preserve">“</w:t>
-      </w:r>
-      <w:r>
-        <w:rPr>
-          <w:bCs/>
-          <w:b/>
-        </w:rPr>
-        <w:t xml:space="preserve">solo</w:t>
-      </w:r>
-      <w:r>
-        <w:rPr>
-          <w:bCs/>
-          <w:b/>
-        </w:rPr>
-        <w:t xml:space="preserve">”</w:t>
-      </w:r>
-      <w:r>
-        <w:rPr>
-          <w:bCs/>
-          <w:b/>
-        </w:rPr>
-        <w:t xml:space="preserve">?</w:t>
-      </w:r>
-      <w:r>
-        <w:t xml:space="preserve"> </w:t>
-      </w:r>
-      <w:r>
-        <w:t xml:space="preserve">Por ejemplo, en estadística. Esa respuesta automática, ¿es una intuición, como dice De Neys, o sigue siendo pensamiento deliberado, pero más rápido?</w:t>
+        <w:t xml:space="preserve">Con esto terminamos la exposición. Ahora queremos abrir el debate.</w:t>
       </w:r>
     </w:p>
     <w:p>
@@ -1949,15 +1933,120 @@
         </w:pict>
       </w:r>
     </w:p>
+    <w:bookmarkEnd w:id="32"/>
     <w:bookmarkEnd w:id="33"/>
+    <w:bookmarkStart w:id="35" w:name="Xab0003fd97d7e285c043128d43b4857ee839841"/>
+    <w:p>
+      <w:pPr>
+        <w:pStyle w:val="Heading2"/>
+      </w:pPr>
+      <w:r>
+        <w:t xml:space="preserve">Debate — todo el grupo (después de los 10 minutos)</w:t>
+      </w:r>
+    </w:p>
+    <w:bookmarkStart w:id="34" w:name="diapositiva-10-para-debatir"/>
+    <w:p>
+      <w:pPr>
+        <w:pStyle w:val="Heading3"/>
+      </w:pPr>
+      <w:r>
+        <w:t xml:space="preserve">Diapositiva 10 — Para debatir</w:t>
+      </w:r>
+    </w:p>
+    <w:p>
+      <w:pPr>
+        <w:pStyle w:val="FirstParagraph"/>
+      </w:pPr>
+      <w:r>
+        <w:t xml:space="preserve">Cualquiera del grupo lanza la pregunta:</w:t>
+      </w:r>
+    </w:p>
+    <w:p>
+      <w:pPr>
+        <w:pStyle w:val="BodyText"/>
+      </w:pPr>
+      <w:r>
+        <w:t xml:space="preserve">Les queremos preguntar:</w:t>
+      </w:r>
+      <w:r>
+        <w:t xml:space="preserve"> </w:t>
+      </w:r>
+      <w:r>
+        <w:rPr>
+          <w:bCs/>
+          <w:b/>
+        </w:rPr>
+        <w:t xml:space="preserve">¿les pasó que algo que al principio tenían que pensar con esfuerzo, después les saliera</w:t>
+      </w:r>
+      <w:r>
+        <w:rPr>
+          <w:bCs/>
+          <w:b/>
+        </w:rPr>
+        <w:t xml:space="preserve"> </w:t>
+      </w:r>
+      <w:r>
+        <w:rPr>
+          <w:bCs/>
+          <w:b/>
+        </w:rPr>
+        <w:t xml:space="preserve">“</w:t>
+      </w:r>
+      <w:r>
+        <w:rPr>
+          <w:bCs/>
+          <w:b/>
+        </w:rPr>
+        <w:t xml:space="preserve">solo</w:t>
+      </w:r>
+      <w:r>
+        <w:rPr>
+          <w:bCs/>
+          <w:b/>
+        </w:rPr>
+        <w:t xml:space="preserve">”</w:t>
+      </w:r>
+      <w:r>
+        <w:rPr>
+          <w:bCs/>
+          <w:b/>
+        </w:rPr>
+        <w:t xml:space="preserve">?</w:t>
+      </w:r>
+      <w:r>
+        <w:t xml:space="preserve"> </w:t>
+      </w:r>
+      <w:r>
+        <w:t xml:space="preserve">Por ejemplo, en estadística. Esa respuesta automática, ¿es una intuición, como dice De Neys, o sigue siendo pensamiento deliberado, pero más rápido?</w:t>
+      </w:r>
+    </w:p>
+    <w:p>
+      <w:pPr>
+        <w:pStyle w:val="BlockText"/>
+      </w:pPr>
+      <w:r>
+        <w:rPr>
+          <w:bCs/>
+          <w:b/>
+        </w:rPr>
+        <w:t xml:space="preserve">Si el docente pide una conclusión:</w:t>
+      </w:r>
+      <w:r>
+        <w:t xml:space="preserve"> </w:t>
+      </w:r>
+      <w:r>
+        <w:t xml:space="preserve">el artículo muestra que la exclusividad y el mecanismo de cambio son el mismo problema, y propone un modelo que conserva la distinción entre intuición y deliberación. Sus límites: es verbal, la automatización está poco probada y las tareas son artificiales. Como líneas futuras, estudios de entrenamiento que sigan cómo una respuesta deliberada se vuelve intuitiva, y llevar el modelo a problemas reales y a dominios de pericia.</w:t>
+      </w:r>
+    </w:p>
     <w:bookmarkEnd w:id="34"/>
-    <w:bookmarkStart w:id="35" w:name="para-sostener-el-debate-todo-el-grupo"/>
+    <w:bookmarkEnd w:id="35"/>
+    <w:bookmarkStart w:id="36" w:name="para-sostener-el-debate"/>
     <w:p>
       <w:pPr>
         <w:pStyle w:val="Heading2"/>
       </w:pPr>
       <w:r>
-        <w:t xml:space="preserve">Para sostener el debate (todo el grupo)</w:t>
+        <w:t xml:space="preserve">Para sostener el debate</w:t>
       </w:r>
     </w:p>
     <w:p>
@@ -2295,8 +2384,8 @@
         </w:tc>
       </w:tr>
     </w:tbl>
-    <w:bookmarkEnd w:id="35"/>
-    <w:bookmarkStart w:id="36" w:name="referencias"/>
+    <w:bookmarkEnd w:id="36"/>
+    <w:bookmarkStart w:id="37" w:name="referencias"/>
     <w:p>
       <w:pPr>
         <w:pStyle w:val="Heading2"/>
@@ -2469,8 +2558,8 @@
         <w:t xml:space="preserve">(cap. 6). Alianza.</w:t>
       </w:r>
     </w:p>
-    <w:bookmarkEnd w:id="36"/>
     <w:bookmarkEnd w:id="37"/>
+    <w:bookmarkEnd w:id="38"/>
     <w:sectPr>
       <w:headerReference r:id="rId9" w:type="default"/>
       <w:footerReference r:id="rId10" w:type="default"/>

--- a/2do Año/Procesos Básicos III/6_Entregables/U03_PresentacionArticulo_FastAndSlowThinking_Guion.docx
+++ b/2do Año/Procesos Básicos III/6_Entregables/U03_PresentacionArticulo_FastAndSlowThinking_Guion.docx
@@ -2,7 +2,7 @@
 <file path=word/document.xml><?xml version="1.0" encoding="utf-8"?>
 <w:document xmlns:w="http://schemas.openxmlformats.org/wordprocessingml/2006/main" xmlns:m="http://schemas.openxmlformats.org/officeDocument/2006/math" xmlns:r="http://schemas.openxmlformats.org/officeDocument/2006/relationships" xmlns:o="urn:schemas-microsoft-com:office:office" xmlns:v="urn:schemas-microsoft-com:vml" xmlns:w10="urn:schemas-microsoft-com:office:word" xmlns:a="http://schemas.openxmlformats.org/drawingml/2006/main" xmlns:pic="http://schemas.openxmlformats.org/drawingml/2006/picture" xmlns:wp="http://schemas.openxmlformats.org/drawingml/2006/wordprocessingDrawing">
   <w:body>
-    <w:bookmarkStart w:id="38" w:name="X3381f16390f771b482be7ebc3b196b0487627de"/>
+    <w:bookmarkStart w:id="47" w:name="X3381f16390f771b482be7ebc3b196b0487627de"/>
     <w:p>
       <w:pPr>
         <w:pStyle w:val="Heading1"/>
@@ -36,26 +36,26 @@
           <w:bCs/>
           <w:b/>
         </w:rPr>
-        <w:t xml:space="preserve">Duración total: 10 minutos, 2 por persona.</w:t>
-      </w:r>
-      <w:r>
-        <w:t xml:space="preserve"> </w:t>
-      </w:r>
-      <w:r>
-        <w:t xml:space="preserve">Cada parte tiene unas 250 palabras, que a ritmo de exposición (unas 130 por minuto) dan 1:55. Esos segundos de margen son para pasar de una diapositiva a otra y para cambiar de expositor.</w:t>
-      </w:r>
-      <w:r>
-        <w:t xml:space="preserve"> </w:t>
-      </w:r>
-      <w:r>
-        <w:rPr>
-          <w:bCs/>
-          <w:b/>
-        </w:rPr>
-        <w:t xml:space="preserve">El debate va después de los 10 minutos</w:t>
-      </w:r>
-      <w:r>
-        <w:t xml:space="preserve">, como pide la consigna («Luego de la presentación, el grupo deberá propiciar un debate»), y lo abre el grupo con la diapositiva 10. Ensayen con cronómetro. Las notas en recuadro («Si preguntan…»)</w:t>
+        <w:t xml:space="preserve">Duración: 15 minutos como máximo, 3 por expositor.</w:t>
+      </w:r>
+      <w:r>
+        <w:t xml:space="preserve"> </w:t>
+      </w:r>
+      <w:r>
+        <w:t xml:space="preserve">Cada parte tiene entre 320 y 385 palabras, que a ritmo de exposición (unas 130 por minuto) dan entre 2:30 y 2:55: unos 13 minutos y medio en total. Los segundos de margen son para cambiar de diapositiva y de expositor.</w:t>
+      </w:r>
+      <w:r>
+        <w:t xml:space="preserve"> </w:t>
+      </w:r>
+      <w:r>
+        <w:rPr>
+          <w:bCs/>
+          <w:b/>
+        </w:rPr>
+        <w:t xml:space="preserve">El debate va después de los 15 minutos</w:t>
+      </w:r>
+      <w:r>
+        <w:t xml:space="preserve">, como pide la consigna, y lo abre el grupo con la diapositiva 16. Las notas en recuadro («Si preguntan…»)</w:t>
       </w:r>
       <w:r>
         <w:t xml:space="preserve"> </w:t>
@@ -68,7 +68,56 @@
         <w:t xml:space="preserve">no se leen</w:t>
       </w:r>
       <w:r>
-        <w:t xml:space="preserve">: son para responder si el docente pregunta. Cada parte está también en las notas del orador de su diapositiva.</w:t>
+        <w:t xml:space="preserve">. Cada parte está también en las notas del orador de su diapositiva.</w:t>
+      </w:r>
+    </w:p>
+    <w:bookmarkStart w:id="21" w:name="cómo-está-armada-la-exposición"/>
+    <w:p>
+      <w:pPr>
+        <w:pStyle w:val="Heading2"/>
+      </w:pPr>
+      <w:r>
+        <w:t xml:space="preserve">Cómo está armada la exposición</w:t>
+      </w:r>
+    </w:p>
+    <w:p>
+      <w:pPr>
+        <w:pStyle w:val="FirstParagraph"/>
+      </w:pPr>
+      <w:r>
+        <w:t xml:space="preserve">Recorremos el artículo</w:t>
+      </w:r>
+      <w:r>
+        <w:t xml:space="preserve"> </w:t>
+      </w:r>
+      <w:r>
+        <w:rPr>
+          <w:bCs/>
+          <w:b/>
+        </w:rPr>
+        <w:t xml:space="preserve">en su propio orden</w:t>
+      </w:r>
+      <w:r>
+        <w:t xml:space="preserve"> </w:t>
+      </w:r>
+      <w:r>
+        <w:t xml:space="preserve">(introducción, evidencia, cambio y modelo, perspectivas, comentarios y respuesta, conclusión), y cada expositor presenta la sección que le toca</w:t>
+      </w:r>
+      <w:r>
+        <w:t xml:space="preserve"> </w:t>
+      </w:r>
+      <w:r>
+        <w:rPr>
+          <w:bCs/>
+          <w:b/>
+        </w:rPr>
+        <w:t xml:space="preserve">antes</w:t>
+      </w:r>
+      <w:r>
+        <w:t xml:space="preserve"> </w:t>
+      </w:r>
+      <w:r>
+        <w:t xml:space="preserve">de evaluarla. Así el reparto sigue siendo uno para el experimento, dos para los aciertos y dos para las críticas, pero cada acierto y cada crítica tiene a la vista la parte del artículo que comenta.</w:t>
       </w:r>
     </w:p>
     <w:tbl>
@@ -79,11 +128,12 @@
         <w:jc w:val="start"/>
       </w:tblPr>
       <w:tblGrid>
-        <w:gridCol w:w="1584"/>
-        <w:gridCol w:w="1584"/>
-        <w:gridCol w:w="1584"/>
-        <w:gridCol w:w="1584"/>
-        <w:gridCol w:w="1584"/>
+        <w:gridCol w:w="1320"/>
+        <w:gridCol w:w="1320"/>
+        <w:gridCol w:w="1320"/>
+        <w:gridCol w:w="1320"/>
+        <w:gridCol w:w="1320"/>
+        <w:gridCol w:w="1320"/>
       </w:tblGrid>
       <w:tr>
         <w:trPr>
@@ -109,7 +159,19 @@
               <w:jc w:val="left"/>
             </w:pPr>
             <w:r>
-              <w:t xml:space="preserve">Parte</w:t>
+              <w:t xml:space="preserve">Rol</w:t>
+            </w:r>
+          </w:p>
+        </w:tc>
+        <w:tc>
+          <w:tcPr/>
+          <w:p>
+            <w:pPr>
+              <w:pStyle w:val="Compact"/>
+              <w:jc w:val="left"/>
+            </w:pPr>
+            <w:r>
+              <w:t xml:space="preserve">Sección del artículo</w:t>
             </w:r>
           </w:p>
         </w:tc>
@@ -171,43 +233,55 @@
               <w:jc w:val="left"/>
             </w:pPr>
             <w:r>
-              <w:t xml:space="preserve">Apertura y el experimento</w:t>
-            </w:r>
-          </w:p>
-        </w:tc>
-        <w:tc>
-          <w:tcPr/>
-          <w:p>
-            <w:pPr>
-              <w:pStyle w:val="Compact"/>
-              <w:jc w:val="left"/>
-            </w:pPr>
-            <w:r>
-              <w:t xml:space="preserve">1-4</w:t>
-            </w:r>
-          </w:p>
-        </w:tc>
-        <w:tc>
-          <w:tcPr/>
-          <w:p>
-            <w:pPr>
-              <w:pStyle w:val="Compact"/>
-              <w:jc w:val="left"/>
-            </w:pPr>
-            <w:r>
-              <w:t xml:space="preserve">2:00</w:t>
-            </w:r>
-          </w:p>
-        </w:tc>
-        <w:tc>
-          <w:tcPr/>
-          <w:p>
-            <w:pPr>
-              <w:pStyle w:val="Compact"/>
-              <w:jc w:val="left"/>
-            </w:pPr>
-            <w:r>
-              <w:t xml:space="preserve">2:00</w:t>
+              <w:t xml:space="preserve">El artículo y el experimento</w:t>
+            </w:r>
+          </w:p>
+        </w:tc>
+        <w:tc>
+          <w:tcPr/>
+          <w:p>
+            <w:pPr>
+              <w:pStyle w:val="Compact"/>
+              <w:jc w:val="left"/>
+            </w:pPr>
+            <w:r>
+              <w:t xml:space="preserve">Introducción y sección 1 (evidencia)</w:t>
+            </w:r>
+          </w:p>
+        </w:tc>
+        <w:tc>
+          <w:tcPr/>
+          <w:p>
+            <w:pPr>
+              <w:pStyle w:val="Compact"/>
+              <w:jc w:val="left"/>
+            </w:pPr>
+            <w:r>
+              <w:t xml:space="preserve">1-5</w:t>
+            </w:r>
+          </w:p>
+        </w:tc>
+        <w:tc>
+          <w:tcPr/>
+          <w:p>
+            <w:pPr>
+              <w:pStyle w:val="Compact"/>
+              <w:jc w:val="left"/>
+            </w:pPr>
+            <w:r>
+              <w:t xml:space="preserve">3:00</w:t>
+            </w:r>
+          </w:p>
+        </w:tc>
+        <w:tc>
+          <w:tcPr/>
+          <w:p>
+            <w:pPr>
+              <w:pStyle w:val="Compact"/>
+              <w:jc w:val="left"/>
+            </w:pPr>
+            <w:r>
+              <w:t xml:space="preserve">3:00</w:t>
             </w:r>
           </w:p>
         </w:tc>
@@ -233,43 +307,55 @@
               <w:jc w:val="left"/>
             </w:pPr>
             <w:r>
-              <w:t xml:space="preserve">Acierto 1: un mecanismo donde Evans no lo tenía</w:t>
-            </w:r>
-          </w:p>
-        </w:tc>
-        <w:tc>
-          <w:tcPr/>
-          <w:p>
-            <w:pPr>
-              <w:pStyle w:val="Compact"/>
-              <w:jc w:val="left"/>
-            </w:pPr>
-            <w:r>
-              <w:t xml:space="preserve">5-6</w:t>
-            </w:r>
-          </w:p>
-        </w:tc>
-        <w:tc>
-          <w:tcPr/>
-          <w:p>
-            <w:pPr>
-              <w:pStyle w:val="Compact"/>
-              <w:jc w:val="left"/>
-            </w:pPr>
-            <w:r>
-              <w:t xml:space="preserve">2:00</w:t>
-            </w:r>
-          </w:p>
-        </w:tc>
-        <w:tc>
-          <w:tcPr/>
-          <w:p>
-            <w:pPr>
-              <w:pStyle w:val="Compact"/>
-              <w:jc w:val="left"/>
-            </w:pPr>
-            <w:r>
-              <w:t xml:space="preserve">4:00</w:t>
+              <w:t xml:space="preserve">Acierto 1: un mecanismo de cambio</w:t>
+            </w:r>
+          </w:p>
+        </w:tc>
+        <w:tc>
+          <w:tcPr/>
+          <w:p>
+            <w:pPr>
+              <w:pStyle w:val="Compact"/>
+              <w:jc w:val="left"/>
+            </w:pPr>
+            <w:r>
+              <w:t xml:space="preserve">Secciones 2 (el cambio) y 3 (el modelo)</w:t>
+            </w:r>
+          </w:p>
+        </w:tc>
+        <w:tc>
+          <w:tcPr/>
+          <w:p>
+            <w:pPr>
+              <w:pStyle w:val="Compact"/>
+              <w:jc w:val="left"/>
+            </w:pPr>
+            <w:r>
+              <w:t xml:space="preserve">6-8</w:t>
+            </w:r>
+          </w:p>
+        </w:tc>
+        <w:tc>
+          <w:tcPr/>
+          <w:p>
+            <w:pPr>
+              <w:pStyle w:val="Compact"/>
+              <w:jc w:val="left"/>
+            </w:pPr>
+            <w:r>
+              <w:t xml:space="preserve">3:00</w:t>
+            </w:r>
+          </w:p>
+        </w:tc>
+        <w:tc>
+          <w:tcPr/>
+          <w:p>
+            <w:pPr>
+              <w:pStyle w:val="Compact"/>
+              <w:jc w:val="left"/>
+            </w:pPr>
+            <w:r>
+              <w:t xml:space="preserve">6:00</w:t>
             </w:r>
           </w:p>
         </w:tc>
@@ -307,31 +393,43 @@
               <w:jc w:val="left"/>
             </w:pPr>
             <w:r>
-              <w:t xml:space="preserve">7</w:t>
-            </w:r>
-          </w:p>
-        </w:tc>
-        <w:tc>
-          <w:tcPr/>
-          <w:p>
-            <w:pPr>
-              <w:pStyle w:val="Compact"/>
-              <w:jc w:val="left"/>
-            </w:pPr>
-            <w:r>
-              <w:t xml:space="preserve">2:00</w:t>
-            </w:r>
-          </w:p>
-        </w:tc>
-        <w:tc>
-          <w:tcPr/>
-          <w:p>
-            <w:pPr>
-              <w:pStyle w:val="Compact"/>
-              <w:jc w:val="left"/>
-            </w:pPr>
-            <w:r>
-              <w:t xml:space="preserve">6:00</w:t>
+              <w:t xml:space="preserve">Sección 4.2-4.3 (intuiciones y automatización)</w:t>
+            </w:r>
+          </w:p>
+        </w:tc>
+        <w:tc>
+          <w:tcPr/>
+          <w:p>
+            <w:pPr>
+              <w:pStyle w:val="Compact"/>
+              <w:jc w:val="left"/>
+            </w:pPr>
+            <w:r>
+              <w:t xml:space="preserve">9-10</w:t>
+            </w:r>
+          </w:p>
+        </w:tc>
+        <w:tc>
+          <w:tcPr/>
+          <w:p>
+            <w:pPr>
+              <w:pStyle w:val="Compact"/>
+              <w:jc w:val="left"/>
+            </w:pPr>
+            <w:r>
+              <w:t xml:space="preserve">3:00</w:t>
+            </w:r>
+          </w:p>
+        </w:tc>
+        <w:tc>
+          <w:tcPr/>
+          <w:p>
+            <w:pPr>
+              <w:pStyle w:val="Compact"/>
+              <w:jc w:val="left"/>
+            </w:pPr>
+            <w:r>
+              <w:t xml:space="preserve">9:00</w:t>
             </w:r>
           </w:p>
         </w:tc>
@@ -357,43 +455,55 @@
               <w:jc w:val="left"/>
             </w:pPr>
             <w:r>
-              <w:t xml:space="preserve">Crítica 1: ¿umbral o continuo?</w:t>
-            </w:r>
-          </w:p>
-        </w:tc>
-        <w:tc>
-          <w:tcPr/>
-          <w:p>
-            <w:pPr>
-              <w:pStyle w:val="Compact"/>
-              <w:jc w:val="left"/>
-            </w:pPr>
-            <w:r>
-              <w:t xml:space="preserve">8</w:t>
-            </w:r>
-          </w:p>
-        </w:tc>
-        <w:tc>
-          <w:tcPr/>
-          <w:p>
-            <w:pPr>
-              <w:pStyle w:val="Compact"/>
-              <w:jc w:val="left"/>
-            </w:pPr>
-            <w:r>
-              <w:t xml:space="preserve">2:00</w:t>
-            </w:r>
-          </w:p>
-        </w:tc>
-        <w:tc>
-          <w:tcPr/>
-          <w:p>
-            <w:pPr>
-              <w:pStyle w:val="Compact"/>
-              <w:jc w:val="left"/>
-            </w:pPr>
-            <w:r>
-              <w:t xml:space="preserve">8:00</w:t>
+              <w:t xml:space="preserve">Crítica 1: un modelo que todavía no predice</w:t>
+            </w:r>
+          </w:p>
+        </w:tc>
+        <w:tc>
+          <w:tcPr/>
+          <w:p>
+            <w:pPr>
+              <w:pStyle w:val="Compact"/>
+              <w:jc w:val="left"/>
+            </w:pPr>
+            <w:r>
+              <w:t xml:space="preserve">Sección 4 (perspectivas: lo que el autor reconoce)</w:t>
+            </w:r>
+          </w:p>
+        </w:tc>
+        <w:tc>
+          <w:tcPr/>
+          <w:p>
+            <w:pPr>
+              <w:pStyle w:val="Compact"/>
+              <w:jc w:val="left"/>
+            </w:pPr>
+            <w:r>
+              <w:t xml:space="preserve">11-12</w:t>
+            </w:r>
+          </w:p>
+        </w:tc>
+        <w:tc>
+          <w:tcPr/>
+          <w:p>
+            <w:pPr>
+              <w:pStyle w:val="Compact"/>
+              <w:jc w:val="left"/>
+            </w:pPr>
+            <w:r>
+              <w:t xml:space="preserve">3:00</w:t>
+            </w:r>
+          </w:p>
+        </w:tc>
+        <w:tc>
+          <w:tcPr/>
+          <w:p>
+            <w:pPr>
+              <w:pStyle w:val="Compact"/>
+              <w:jc w:val="left"/>
+            </w:pPr>
+            <w:r>
+              <w:t xml:space="preserve">12:00</w:t>
             </w:r>
           </w:p>
         </w:tc>
@@ -431,31 +541,43 @@
               <w:jc w:val="left"/>
             </w:pPr>
             <w:r>
-              <w:t xml:space="preserve">9</w:t>
-            </w:r>
-          </w:p>
-        </w:tc>
-        <w:tc>
-          <w:tcPr/>
-          <w:p>
-            <w:pPr>
-              <w:pStyle w:val="Compact"/>
-              <w:jc w:val="left"/>
-            </w:pPr>
-            <w:r>
-              <w:t xml:space="preserve">2:00</w:t>
-            </w:r>
-          </w:p>
-        </w:tc>
-        <w:tc>
-          <w:tcPr/>
-          <w:p>
-            <w:pPr>
-              <w:pStyle w:val="Compact"/>
-              <w:jc w:val="left"/>
-            </w:pPr>
-            <w:r>
-              <w:t xml:space="preserve">10:00</w:t>
+              <w:t xml:space="preserve">Comentarios, respuesta del autor y sección 5 (conclusión)</w:t>
+            </w:r>
+          </w:p>
+        </w:tc>
+        <w:tc>
+          <w:tcPr/>
+          <w:p>
+            <w:pPr>
+              <w:pStyle w:val="Compact"/>
+              <w:jc w:val="left"/>
+            </w:pPr>
+            <w:r>
+              <w:t xml:space="preserve">13-15</w:t>
+            </w:r>
+          </w:p>
+        </w:tc>
+        <w:tc>
+          <w:tcPr/>
+          <w:p>
+            <w:pPr>
+              <w:pStyle w:val="Compact"/>
+              <w:jc w:val="left"/>
+            </w:pPr>
+            <w:r>
+              <w:t xml:space="preserve">3:00</w:t>
+            </w:r>
+          </w:p>
+        </w:tc>
+        <w:tc>
+          <w:tcPr/>
+          <w:p>
+            <w:pPr>
+              <w:pStyle w:val="Compact"/>
+              <w:jc w:val="left"/>
+            </w:pPr>
+            <w:r>
+              <w:t xml:space="preserve">15:00</w:t>
             </w:r>
           </w:p>
         </w:tc>
@@ -481,19 +603,7 @@
               <w:jc w:val="left"/>
             </w:pPr>
             <w:r>
-              <w:t xml:space="preserve">Debate (después de la exposición)</w:t>
-            </w:r>
-          </w:p>
-        </w:tc>
-        <w:tc>
-          <w:tcPr/>
-          <w:p>
-            <w:pPr>
-              <w:pStyle w:val="Compact"/>
-              <w:jc w:val="left"/>
-            </w:pPr>
-            <w:r>
-              <w:t xml:space="preserve">10</w:t>
+              <w:t xml:space="preserve">Debate</w:t>
             </w:r>
           </w:p>
         </w:tc>
@@ -506,6 +616,30 @@
             </w:pPr>
             <w:r>
               <w:t xml:space="preserve">—</w:t>
+            </w:r>
+          </w:p>
+        </w:tc>
+        <w:tc>
+          <w:tcPr/>
+          <w:p>
+            <w:pPr>
+              <w:pStyle w:val="Compact"/>
+              <w:jc w:val="left"/>
+            </w:pPr>
+            <w:r>
+              <w:t xml:space="preserve">16</w:t>
+            </w:r>
+          </w:p>
+        </w:tc>
+        <w:tc>
+          <w:tcPr/>
+          <w:p>
+            <w:pPr>
+              <w:pStyle w:val="Compact"/>
+              <w:jc w:val="left"/>
+            </w:pPr>
+            <w:r>
+              <w:t xml:space="preserve">después</w:t>
             </w:r>
           </w:p>
         </w:tc>
@@ -525,6 +659,353 @@
     </w:tbl>
     <w:p>
       <w:pPr>
+        <w:pStyle w:val="BodyText"/>
+      </w:pPr>
+      <w:r>
+        <w:rPr>
+          <w:bCs/>
+          <w:b/>
+        </w:rPr>
+        <w:t xml:space="preserve">Opciones que evaluamos.</w:t>
+      </w:r>
+      <w:r>
+        <w:t xml:space="preserve"> </w:t>
+      </w:r>
+      <w:r>
+        <w:t xml:space="preserve">(A) Que el expositor 1 presente todo el artículo y los demás solo evalúen: descartada, porque son 3 minutos para hipótesis, objetivos, método, resultados, modelo, conclusiones y discusión, y los aciertos y críticas quedarían lejos de lo que comentan. (B) Que cada expositor presente una sección sin roles fijos: descartada, porque pierde el reparto de un experimento, dos aciertos y dos críticas. (C) La elegida, que combina las dos: recorrido en orden y roles fijos.</w:t>
+      </w:r>
+    </w:p>
+    <w:bookmarkStart w:id="20" w:name="X47a17a1a77a1e83930287cfd0d9e54fc4b42c87"/>
+    <w:p>
+      <w:pPr>
+        <w:pStyle w:val="Heading3"/>
+      </w:pPr>
+      <w:r>
+        <w:t xml:space="preserve">Dónde se responde cada pregunta de la guía de lectura</w:t>
+      </w:r>
+    </w:p>
+    <w:tbl>
+      <w:tblPr>
+        <w:tblStyle w:val="Table"/>
+        <w:tblW w:type="pct" w:w="5000"/>
+        <w:tblLook w:firstRow="1" w:lastRow="0" w:firstColumn="0" w:lastColumn="0" w:noHBand="0" w:noVBand="0" w:val="0020"/>
+        <w:jc w:val="start"/>
+      </w:tblPr>
+      <w:tblGrid>
+        <w:gridCol w:w="2640"/>
+        <w:gridCol w:w="2640"/>
+        <w:gridCol w:w="2640"/>
+      </w:tblGrid>
+      <w:tr>
+        <w:trPr>
+          <w:tblHeader w:val="true"/>
+        </w:trPr>
+        <w:tc>
+          <w:tcPr/>
+          <w:p>
+            <w:pPr>
+              <w:pStyle w:val="Compact"/>
+              <w:jc w:val="left"/>
+            </w:pPr>
+            <w:r>
+              <w:t xml:space="preserve">Pregunta de la guía de lectura (consigna)</w:t>
+            </w:r>
+          </w:p>
+        </w:tc>
+        <w:tc>
+          <w:tcPr/>
+          <w:p>
+            <w:pPr>
+              <w:pStyle w:val="Compact"/>
+              <w:jc w:val="left"/>
+            </w:pPr>
+            <w:r>
+              <w:t xml:space="preserve">Quién</w:t>
+            </w:r>
+          </w:p>
+        </w:tc>
+        <w:tc>
+          <w:tcPr/>
+          <w:p>
+            <w:pPr>
+              <w:pStyle w:val="Compact"/>
+              <w:jc w:val="left"/>
+            </w:pPr>
+            <w:r>
+              <w:t xml:space="preserve">Diapositiva</w:t>
+            </w:r>
+          </w:p>
+        </w:tc>
+      </w:tr>
+      <w:tr>
+        <w:tc>
+          <w:tcPr/>
+          <w:p>
+            <w:pPr>
+              <w:pStyle w:val="Compact"/>
+              <w:jc w:val="left"/>
+            </w:pPr>
+            <w:r>
+              <w:t xml:space="preserve">1. Principales conceptos de la introducción y el marco teórico</w:t>
+            </w:r>
+          </w:p>
+        </w:tc>
+        <w:tc>
+          <w:tcPr/>
+          <w:p>
+            <w:pPr>
+              <w:pStyle w:val="Compact"/>
+              <w:jc w:val="left"/>
+            </w:pPr>
+            <w:r>
+              <w:t xml:space="preserve">Expositor/a 1</w:t>
+            </w:r>
+          </w:p>
+        </w:tc>
+        <w:tc>
+          <w:tcPr/>
+          <w:p>
+            <w:pPr>
+              <w:pStyle w:val="Compact"/>
+              <w:jc w:val="left"/>
+            </w:pPr>
+            <w:r>
+              <w:t xml:space="preserve">2</w:t>
+            </w:r>
+          </w:p>
+        </w:tc>
+      </w:tr>
+      <w:tr>
+        <w:tc>
+          <w:tcPr/>
+          <w:p>
+            <w:pPr>
+              <w:pStyle w:val="Compact"/>
+              <w:jc w:val="left"/>
+            </w:pPr>
+            <w:r>
+              <w:t xml:space="preserve">2. Relación que plantea el autor entre los conceptos</w:t>
+            </w:r>
+          </w:p>
+        </w:tc>
+        <w:tc>
+          <w:tcPr/>
+          <w:p>
+            <w:pPr>
+              <w:pStyle w:val="Compact"/>
+              <w:jc w:val="left"/>
+            </w:pPr>
+            <w:r>
+              <w:t xml:space="preserve">Expositor/a 1 (hipótesis)</w:t>
+            </w:r>
+          </w:p>
+        </w:tc>
+        <w:tc>
+          <w:tcPr/>
+          <w:p>
+            <w:pPr>
+              <w:pStyle w:val="Compact"/>
+              <w:jc w:val="left"/>
+            </w:pPr>
+            <w:r>
+              <w:t xml:space="preserve">2</w:t>
+            </w:r>
+          </w:p>
+        </w:tc>
+      </w:tr>
+      <w:tr>
+        <w:tc>
+          <w:tcPr/>
+          <w:p>
+            <w:pPr>
+              <w:pStyle w:val="Compact"/>
+              <w:jc w:val="left"/>
+            </w:pPr>
+            <w:r>
+              <w:t xml:space="preserve">3. Objetivo general y objetivos específicos</w:t>
+            </w:r>
+          </w:p>
+        </w:tc>
+        <w:tc>
+          <w:tcPr/>
+          <w:p>
+            <w:pPr>
+              <w:pStyle w:val="Compact"/>
+              <w:jc w:val="left"/>
+            </w:pPr>
+            <w:r>
+              <w:t xml:space="preserve">Expositor/a 1</w:t>
+            </w:r>
+          </w:p>
+        </w:tc>
+        <w:tc>
+          <w:tcPr/>
+          <w:p>
+            <w:pPr>
+              <w:pStyle w:val="Compact"/>
+              <w:jc w:val="left"/>
+            </w:pPr>
+            <w:r>
+              <w:t xml:space="preserve">3</w:t>
+            </w:r>
+          </w:p>
+        </w:tc>
+      </w:tr>
+      <w:tr>
+        <w:tc>
+          <w:tcPr/>
+          <w:p>
+            <w:pPr>
+              <w:pStyle w:val="Compact"/>
+              <w:jc w:val="left"/>
+            </w:pPr>
+            <w:r>
+              <w:t xml:space="preserve">4. Participantes</w:t>
+            </w:r>
+          </w:p>
+        </w:tc>
+        <w:tc>
+          <w:tcPr/>
+          <w:p>
+            <w:pPr>
+              <w:pStyle w:val="Compact"/>
+              <w:jc w:val="left"/>
+            </w:pPr>
+            <w:r>
+              <w:t xml:space="preserve">Expositor/a 1</w:t>
+            </w:r>
+          </w:p>
+        </w:tc>
+        <w:tc>
+          <w:tcPr/>
+          <w:p>
+            <w:pPr>
+              <w:pStyle w:val="Compact"/>
+              <w:jc w:val="left"/>
+            </w:pPr>
+            <w:r>
+              <w:t xml:space="preserve">4</w:t>
+            </w:r>
+          </w:p>
+        </w:tc>
+      </w:tr>
+      <w:tr>
+        <w:tc>
+          <w:tcPr/>
+          <w:p>
+            <w:pPr>
+              <w:pStyle w:val="Compact"/>
+              <w:jc w:val="left"/>
+            </w:pPr>
+            <w:r>
+              <w:t xml:space="preserve">5. Instrumentos y variables</w:t>
+            </w:r>
+          </w:p>
+        </w:tc>
+        <w:tc>
+          <w:tcPr/>
+          <w:p>
+            <w:pPr>
+              <w:pStyle w:val="Compact"/>
+              <w:jc w:val="left"/>
+            </w:pPr>
+            <w:r>
+              <w:t xml:space="preserve">Expositor/a 1</w:t>
+            </w:r>
+          </w:p>
+        </w:tc>
+        <w:tc>
+          <w:tcPr/>
+          <w:p>
+            <w:pPr>
+              <w:pStyle w:val="Compact"/>
+              <w:jc w:val="left"/>
+            </w:pPr>
+            <w:r>
+              <w:t xml:space="preserve">4</w:t>
+            </w:r>
+          </w:p>
+        </w:tc>
+      </w:tr>
+      <w:tr>
+        <w:tc>
+          <w:tcPr/>
+          <w:p>
+            <w:pPr>
+              <w:pStyle w:val="Compact"/>
+              <w:jc w:val="left"/>
+            </w:pPr>
+            <w:r>
+              <w:t xml:space="preserve">6. Conclusiones del autor</w:t>
+            </w:r>
+          </w:p>
+        </w:tc>
+        <w:tc>
+          <w:tcPr/>
+          <w:p>
+            <w:pPr>
+              <w:pStyle w:val="Compact"/>
+              <w:jc w:val="left"/>
+            </w:pPr>
+            <w:r>
+              <w:t xml:space="preserve">Expositores 1 (de la evidencia), 2 (del modelo) y 5 (generales)</w:t>
+            </w:r>
+          </w:p>
+        </w:tc>
+        <w:tc>
+          <w:tcPr/>
+          <w:p>
+            <w:pPr>
+              <w:pStyle w:val="Compact"/>
+              <w:jc w:val="left"/>
+            </w:pPr>
+            <w:r>
+              <w:t xml:space="preserve">5, 7 y 15</w:t>
+            </w:r>
+          </w:p>
+        </w:tc>
+      </w:tr>
+      <w:tr>
+        <w:tc>
+          <w:tcPr/>
+          <w:p>
+            <w:pPr>
+              <w:pStyle w:val="Compact"/>
+              <w:jc w:val="left"/>
+            </w:pPr>
+            <w:r>
+              <w:t xml:space="preserve">7. Críticas y mejoras</w:t>
+            </w:r>
+          </w:p>
+        </w:tc>
+        <w:tc>
+          <w:tcPr/>
+          <w:p>
+            <w:pPr>
+              <w:pStyle w:val="Compact"/>
+              <w:jc w:val="left"/>
+            </w:pPr>
+            <w:r>
+              <w:t xml:space="preserve">Expositores 4 y 5</w:t>
+            </w:r>
+          </w:p>
+        </w:tc>
+        <w:tc>
+          <w:tcPr/>
+          <w:p>
+            <w:pPr>
+              <w:pStyle w:val="Compact"/>
+              <w:jc w:val="left"/>
+            </w:pPr>
+            <w:r>
+              <w:t xml:space="preserve">11-14</w:t>
+            </w:r>
+          </w:p>
+        </w:tc>
+      </w:tr>
+    </w:tbl>
+    <w:p>
+      <w:pPr>
         <w:pStyle w:val="BlockText"/>
       </w:pPr>
       <w:r>
@@ -538,16 +1019,54 @@
         <w:t xml:space="preserve"> </w:t>
       </w:r>
       <w:r>
-        <w:t xml:space="preserve">el guion sale del artículo de reacción del grupo (</w:t>
+        <w:t xml:space="preserve">el artículo se leyó del PDF original, pasado a texto en</w:t>
+      </w:r>
+      <w:r>
+        <w:t xml:space="preserve"> </w:t>
       </w:r>
       <w:r>
         <w:rPr>
           <w:rStyle w:val="VerbatimChar"/>
         </w:rPr>
-        <w:t xml:space="preserve">U03_ArticuloDeReaccion_FastAndSlowThinking.md</w:t>
-      </w:r>
-      <w:r>
-        <w:t xml:space="preserve">), que resume el artículo con sus páginas, y de las guías de la U03. Las citas siguen ese artículo. Los ejemplos numéricos de la fórmula de incertidumbre son</w:t>
+        <w:t xml:space="preserve">2_Textos_Extraidos/U03_DeNeys_AdvancingTheorizingAboutFastAndSlowThinking_Crudo.md</w:t>
+      </w:r>
+      <w:r>
+        <w:t xml:space="preserve"> </w:t>
+      </w:r>
+      <w:r>
+        <w:t xml:space="preserve">(no se sube a git). Ese PDF trae el artículo central (pp. 1-16), los 34 comentarios (pp. 19-66) y la respuesta del autor (pp. 66-71); las páginas citadas son las de la revista. La bibliografía de la unidad sale de las guías de U03: las páginas de</w:t>
+      </w:r>
+      <w:r>
+        <w:t xml:space="preserve"> </w:t>
+      </w:r>
+      <w:r>
+        <w:rPr>
+          <w:bCs/>
+          <w:b/>
+        </w:rPr>
+        <w:t xml:space="preserve">Valiña y Martín (2014)</w:t>
+      </w:r>
+      <w:r>
+        <w:t xml:space="preserve"> </w:t>
+      </w:r>
+      <w:r>
+        <w:t xml:space="preserve">son las del PDF digitalizado (1-22), y las de</w:t>
+      </w:r>
+      <w:r>
+        <w:t xml:space="preserve"> </w:t>
+      </w:r>
+      <w:r>
+        <w:rPr>
+          <w:bCs/>
+          <w:b/>
+        </w:rPr>
+        <w:t xml:space="preserve">Quiroga (2013)</w:t>
+      </w:r>
+      <w:r>
+        <w:t xml:space="preserve"> </w:t>
+      </w:r>
+      <w:r>
+        <w:t xml:space="preserve">son las de la revista (la página 1 del PDF es la 69). Los números del ejemplo de la fórmula de incertidumbre son</w:t>
       </w:r>
       <w:r>
         <w:t xml:space="preserve"> </w:t>
@@ -560,7 +1079,7 @@
         <w:t xml:space="preserve">nuestros</w:t>
       </w:r>
       <w:r>
-        <w:t xml:space="preserve">, para explicarla: no están en el texto, y así hay que presentarlos.</w:t>
+        <w:t xml:space="preserve">, no del texto.</w:t>
       </w:r>
     </w:p>
     <w:p>
@@ -613,38 +1132,20 @@
         <w:t xml:space="preserve"> </w:t>
       </w:r>
       <w:r>
-        <w:t xml:space="preserve">De Neys (2023a) es un artículo</w:t>
-      </w:r>
-      <w:r>
-        <w:t xml:space="preserve"> </w:t>
-      </w:r>
-      <w:r>
-        <w:rPr>
-          <w:bCs/>
-          <w:b/>
-        </w:rPr>
-        <w:t xml:space="preserve">teórico de revisión</w:t>
-      </w:r>
-      <w:r>
-        <w:t xml:space="preserve">, no un estudio empírico propio. Lo que el expositor 1 presenta como</w:t>
-      </w:r>
-      <w:r>
-        <w:t xml:space="preserve"> </w:t>
-      </w:r>
-      <w:r>
-        <w:t xml:space="preserve">“</w:t>
-      </w:r>
-      <w:r>
-        <w:t xml:space="preserve">el experimento</w:t>
-      </w:r>
-      <w:r>
-        <w:t xml:space="preserve">”</w:t>
-      </w:r>
-      <w:r>
-        <w:t xml:space="preserve"> </w:t>
-      </w:r>
-      <w:r>
-        <w:t xml:space="preserve">es el</w:t>
+        <w:t xml:space="preserve">De Neys (2023a) es una</w:t>
+      </w:r>
+      <w:r>
+        <w:t xml:space="preserve"> </w:t>
+      </w:r>
+      <w:r>
+        <w:rPr>
+          <w:bCs/>
+          <w:b/>
+        </w:rPr>
+        <w:t xml:space="preserve">revisión teórica</w:t>
+      </w:r>
+      <w:r>
+        <w:t xml:space="preserve">: no tiene experimento ni participantes propios. El expositor 1 presenta el</w:t>
       </w:r>
       <w:r>
         <w:t xml:space="preserve"> </w:t>
@@ -660,7 +1161,7 @@
         <w:t xml:space="preserve"> </w:t>
       </w:r>
       <w:r>
-        <w:t xml:space="preserve">en el que se apoya toda la revisión (el paradigma de dos respuestas y los estudios de detección de conflicto). Conviene decirlo en voz alta, como está en el guion: si el docente pregunta, el grupo ya lo aclaró.</w:t>
+        <w:t xml:space="preserve">en el que se apoya la revisión, y lo dice en voz alta.</w:t>
       </w:r>
     </w:p>
     <w:p>
@@ -670,22 +1171,24 @@
         </w:pict>
       </w:r>
     </w:p>
-    <w:bookmarkStart w:id="24" w:name="X928d6e5e5a0c8ebfb4c97478ae39fdde72c4584"/>
+    <w:bookmarkEnd w:id="20"/>
+    <w:bookmarkEnd w:id="21"/>
+    <w:bookmarkStart w:id="27" w:name="X07bb7a05fa6b15b7b9d5a5cbd93eb6b4f568a21"/>
     <w:p>
       <w:pPr>
         <w:pStyle w:val="Heading2"/>
       </w:pPr>
       <w:r>
-        <w:t xml:space="preserve">Expositor/a 1 — Apertura y el experimento (2:00)</w:t>
-      </w:r>
-    </w:p>
-    <w:bookmarkStart w:id="20" w:name="diapositiva-1-portada-015"/>
+        <w:t xml:space="preserve">Expositor/a 1 — El artículo y el experimento (3:00)</w:t>
+      </w:r>
+    </w:p>
+    <w:bookmarkStart w:id="22" w:name="diapositiva-1-portada-010"/>
     <w:p>
       <w:pPr>
         <w:pStyle w:val="Heading3"/>
       </w:pPr>
       <w:r>
-        <w:t xml:space="preserve">Diapositiva 1 — Portada (0:15)</w:t>
+        <w:t xml:space="preserve">Diapositiva 1 — Portada (0:10)</w:t>
       </w:r>
     </w:p>
     <w:p>
@@ -706,30 +1209,17 @@
         <w:t xml:space="preserve">Advancing theorizing about fast-and-slow thinking</w:t>
       </w:r>
       <w:r>
-        <w:t xml:space="preserve">, de Wim De Neys, publicado en 2023 en</w:t>
-      </w:r>
-      <w:r>
-        <w:t xml:space="preserve"> </w:t>
-      </w:r>
-      <w:r>
-        <w:rPr>
-          <w:iCs/>
-          <w:i/>
-        </w:rPr>
-        <w:t xml:space="preserve">Behavioral and Brain Sciences</w:t>
-      </w:r>
-      <w:r>
-        <w:t xml:space="preserve">. Yo les cuento cómo se investigó; después mis compañeros presentan dos aciertos y dos críticas teóricas.</w:t>
-      </w:r>
-    </w:p>
-    <w:bookmarkEnd w:id="20"/>
-    <w:bookmarkStart w:id="21" w:name="X0a7c1d18f1b0da1dcdd12db2bc7ac8213ce03dd"/>
+        <w:t xml:space="preserve">, de Wim De Neys (2023). Lo vamos a recorrer en su propio orden, diciendo en cada parte qué acierta y qué falla.</w:t>
+      </w:r>
+    </w:p>
+    <w:bookmarkEnd w:id="22"/>
+    <w:bookmarkStart w:id="23" w:name="X6e936fb2affe76455f55f5304401cb85f5e1b5e"/>
     <w:p>
       <w:pPr>
         <w:pStyle w:val="Heading3"/>
       </w:pPr>
       <w:r>
-        <w:t xml:space="preserve">Diapositiva 2 — El problema: dos sistemas y dos supuestos (0:30)</w:t>
+        <w:t xml:space="preserve">Diapositiva 2 — El problema y la hipótesis (0:40)</w:t>
       </w:r>
     </w:p>
     <w:p>
@@ -737,7 +1227,7 @@
         <w:pStyle w:val="FirstParagraph"/>
       </w:pPr>
       <w:r>
-        <w:t xml:space="preserve">Todos conocemos la idea de los dos sistemas: el</w:t>
+        <w:t xml:space="preserve">Los modelos de proceso dual distinguen un</w:t>
       </w:r>
       <w:r>
         <w:t xml:space="preserve"> </w:t>
@@ -750,7 +1240,7 @@
         <w:t xml:space="preserve">sistema 1</w:t>
       </w:r>
       <w:r>
-        <w:t xml:space="preserve">, intuitivo, rápido y sin esfuerzo, y el</w:t>
+        <w:t xml:space="preserve">, intuitivo, rápido y sin esfuerzo, y un</w:t>
       </w:r>
       <w:r>
         <w:t xml:space="preserve"> </w:t>
@@ -776,7 +1266,7 @@
         <w:t xml:space="preserve">exclusividad</w:t>
       </w:r>
       <w:r>
-        <w:t xml:space="preserve">: que la respuesta correcta solo la da el sistema 2, que tiene que corregir una intuición equivocada. Y el</w:t>
+        <w:t xml:space="preserve">: que la respuesta correcta solo la da el sistema 2, corrigiendo una intuición equivocada. Y el</w:t>
       </w:r>
       <w:r>
         <w:t xml:space="preserve"> </w:t>
@@ -789,17 +1279,33 @@
         <w:t xml:space="preserve">mecanismo de cambio</w:t>
       </w:r>
       <w:r>
-        <w:t xml:space="preserve">: cómo sabe una persona, sola, cuándo dejar la intuición y ponerse a pensar.</w:t>
-      </w:r>
-    </w:p>
-    <w:bookmarkEnd w:id="21"/>
-    <w:bookmarkStart w:id="22" w:name="Xe48f3d310f466c7bd2a3e7c73b8073d38b93bbb"/>
+        <w:t xml:space="preserve">: cómo sabe una persona, sin ayuda externa, cuándo dejar la intuición y ponerse a pensar. Su</w:t>
+      </w:r>
+      <w:r>
+        <w:t xml:space="preserve"> </w:t>
+      </w:r>
+      <w:r>
+        <w:rPr>
+          <w:bCs/>
+          <w:b/>
+        </w:rPr>
+        <w:t xml:space="preserve">hipótesis</w:t>
+      </w:r>
+      <w:r>
+        <w:t xml:space="preserve"> </w:t>
+      </w:r>
+      <w:r>
+        <w:t xml:space="preserve">es que los dos problemas están ligados: mientras haya exclusividad, no puede haber un mecanismo de cambio coherente (De Neys, 2023a, pp. 1-2).</w:t>
+      </w:r>
+    </w:p>
+    <w:bookmarkEnd w:id="23"/>
+    <w:bookmarkStart w:id="24" w:name="X997eb37edc6656cc990a15b8abb6112d334fa3d"/>
     <w:p>
       <w:pPr>
         <w:pStyle w:val="Heading3"/>
       </w:pPr>
       <w:r>
-        <w:t xml:space="preserve">Diapositiva 3 — El experimento: el paradigma de dos respuestas (0:45)</w:t>
+        <w:t xml:space="preserve">Diapositiva 3 — Objetivos y estructura del artículo (0:35)</w:t>
       </w:r>
     </w:p>
     <w:p>
@@ -807,7 +1313,96 @@
         <w:pStyle w:val="FirstParagraph"/>
       </w:pPr>
       <w:r>
-        <w:t xml:space="preserve">El artículo es una revisión teórica, pero se apoya en un tipo de experimento. Por ejemplo:</w:t>
+        <w:t xml:space="preserve">El</w:t>
+      </w:r>
+      <w:r>
+        <w:t xml:space="preserve"> </w:t>
+      </w:r>
+      <w:r>
+        <w:rPr>
+          <w:bCs/>
+          <w:b/>
+        </w:rPr>
+        <w:t xml:space="preserve">objetivo general</w:t>
+      </w:r>
+      <w:r>
+        <w:t xml:space="preserve"> </w:t>
+      </w:r>
+      <w:r>
+        <w:t xml:space="preserve">es revisar esos supuestos y proponer una arquitectura dual más viable. Los</w:t>
+      </w:r>
+      <w:r>
+        <w:t xml:space="preserve"> </w:t>
+      </w:r>
+      <w:r>
+        <w:rPr>
+          <w:bCs/>
+          <w:b/>
+        </w:rPr>
+        <w:t xml:space="preserve">objetivos específicos</w:t>
+      </w:r>
+      <w:r>
+        <w:t xml:space="preserve"> </w:t>
+      </w:r>
+      <w:r>
+        <w:t xml:space="preserve">son las cuatro secciones del artículo: revisar la evidencia sobre la exclusividad, analizar las explicaciones del cambio, proponer un modelo y plantear las preguntas pendientes. Y es un artículo de</w:t>
+      </w:r>
+      <w:r>
+        <w:t xml:space="preserve"> </w:t>
+      </w:r>
+      <w:r>
+        <w:rPr>
+          <w:bCs/>
+          <w:b/>
+        </w:rPr>
+        <w:t xml:space="preserve">comentario abierto</w:t>
+      </w:r>
+      <w:r>
+        <w:t xml:space="preserve">: sale publicado junto con 34 comentarios y una respuesta del autor (De Neys, 2023a, p. 1; 2023b, p. 66). Nuestra presentación sigue ese mismo orden.</w:t>
+      </w:r>
+    </w:p>
+    <w:bookmarkEnd w:id="24"/>
+    <w:bookmarkStart w:id="25" w:name="X085fe9f3c46aa4f453cdd957011c02bd6d04356"/>
+    <w:p>
+      <w:pPr>
+        <w:pStyle w:val="Heading3"/>
+      </w:pPr>
+      <w:r>
+        <w:t xml:space="preserve">Diapositiva 4 — Método: participantes, instrumentos y variables (0:50)</w:t>
+      </w:r>
+    </w:p>
+    <w:p>
+      <w:pPr>
+        <w:pStyle w:val="FirstParagraph"/>
+      </w:pPr>
+      <w:r>
+        <w:t xml:space="preserve">No es un estudio empírico sino una</w:t>
+      </w:r>
+      <w:r>
+        <w:t xml:space="preserve"> </w:t>
+      </w:r>
+      <w:r>
+        <w:rPr>
+          <w:bCs/>
+          <w:b/>
+        </w:rPr>
+        <w:t xml:space="preserve">revisión teórica</w:t>
+      </w:r>
+      <w:r>
+        <w:t xml:space="preserve">: no tiene participantes propios, y revisa estudios con adultos sobre razonamiento lógico, juicio moral y cooperación. El instrumento central es el</w:t>
+      </w:r>
+      <w:r>
+        <w:t xml:space="preserve"> </w:t>
+      </w:r>
+      <w:r>
+        <w:rPr>
+          <w:bCs/>
+          <w:b/>
+        </w:rPr>
+        <w:t xml:space="preserve">paradigma de dos respuestas</w:t>
+      </w:r>
+      <w:r>
+        <w:t xml:space="preserve">: se responde dos veces, primero con presión de tiempo y una tarea de memoria, para impedir la deliberación, y después sin límite. Por ejemplo:</w:t>
       </w:r>
       <w:r>
         <w:t xml:space="preserve"> </w:t>
@@ -816,118 +1411,44 @@
         <w:t xml:space="preserve">“</w:t>
       </w:r>
       <w:r>
-        <w:t xml:space="preserve">Un bate y una pelota cuestan 1,10 dólares. El bate cuesta 1 dólar más que la pelota. ¿Cuánto cuesta la pelota?</w:t>
+        <w:t xml:space="preserve">un bate y una pelota cuestan 1,10 dólares; el bate cuesta 1 dólar más; ¿cuánto cuesta la pelota?</w:t>
       </w:r>
       <w:r>
         <w:t xml:space="preserve">”</w:t>
       </w:r>
       <w:r>
-        <w:t xml:space="preserve">. La respuesta que salta es 10 centavos; la correcta es 5.</w:t>
-      </w:r>
-    </w:p>
-    <w:p>
-      <w:pPr>
-        <w:pStyle w:val="BodyText"/>
-      </w:pPr>
-      <w:r>
-        <w:t xml:space="preserve">En el</w:t>
-      </w:r>
-      <w:r>
-        <w:t xml:space="preserve"> </w:t>
-      </w:r>
-      <w:r>
-        <w:rPr>
-          <w:bCs/>
-          <w:b/>
-        </w:rPr>
-        <w:t xml:space="preserve">paradigma de dos respuestas</w:t>
-      </w:r>
-      <w:r>
-        <w:t xml:space="preserve">, la persona responde dos veces. Primero, con</w:t>
-      </w:r>
-      <w:r>
-        <w:t xml:space="preserve"> </w:t>
-      </w:r>
-      <w:r>
-        <w:rPr>
-          <w:bCs/>
-          <w:b/>
-        </w:rPr>
-        <w:t xml:space="preserve">presión de tiempo</w:t>
-      </w:r>
-      <w:r>
-        <w:t xml:space="preserve"> </w:t>
-      </w:r>
-      <w:r>
-        <w:t xml:space="preserve">y haciendo a la vez</w:t>
-      </w:r>
-      <w:r>
-        <w:t xml:space="preserve"> </w:t>
-      </w:r>
-      <w:r>
-        <w:rPr>
-          <w:bCs/>
-          <w:b/>
-        </w:rPr>
-        <w:t xml:space="preserve">una tarea de memoria</w:t>
-      </w:r>
-      <w:r>
-        <w:t xml:space="preserve">, para que no pueda deliberar. Después,</w:t>
-      </w:r>
-      <w:r>
-        <w:t xml:space="preserve"> </w:t>
-      </w:r>
-      <w:r>
-        <w:rPr>
-          <w:bCs/>
-          <w:b/>
-        </w:rPr>
-        <w:t xml:space="preserve">sin límite</w:t>
-      </w:r>
-      <w:r>
-        <w:t xml:space="preserve">. Se miden el</w:t>
-      </w:r>
-      <w:r>
-        <w:t xml:space="preserve"> </w:t>
-      </w:r>
-      <w:r>
-        <w:rPr>
-          <w:bCs/>
-          <w:b/>
-        </w:rPr>
-        <w:t xml:space="preserve">tiempo</w:t>
-      </w:r>
-      <w:r>
-        <w:t xml:space="preserve"> </w:t>
-      </w:r>
-      <w:r>
-        <w:t xml:space="preserve">y la</w:t>
-      </w:r>
-      <w:r>
-        <w:t xml:space="preserve"> </w:t>
-      </w:r>
-      <w:r>
-        <w:rPr>
-          <w:bCs/>
-          <w:b/>
-        </w:rPr>
-        <w:t xml:space="preserve">confianza</w:t>
-      </w:r>
-      <w:r>
-        <w:t xml:space="preserve">, y se comparan problemas</w:t>
-      </w:r>
-      <w:r>
-        <w:t xml:space="preserve"> </w:t>
-      </w:r>
-      <w:r>
-        <w:rPr>
-          <w:bCs/>
-          <w:b/>
-        </w:rPr>
-        <w:t xml:space="preserve">con conflicto</w:t>
-      </w:r>
-      <w:r>
-        <w:t xml:space="preserve">, como este, y</w:t>
+        <w:t xml:space="preserve">. Salta</w:t>
+      </w:r>
+      <w:r>
+        <w:t xml:space="preserve"> </w:t>
+      </w:r>
+      <w:r>
+        <w:t xml:space="preserve">“</w:t>
+      </w:r>
+      <w:r>
+        <w:t xml:space="preserve">10 centavos</w:t>
+      </w:r>
+      <w:r>
+        <w:t xml:space="preserve">”</w:t>
+      </w:r>
+      <w:r>
+        <w:t xml:space="preserve">; lo correcto es 5. Se miden la respuesta, el tiempo y la confianza, en problemas</w:t>
+      </w:r>
+      <w:r>
+        <w:t xml:space="preserve"> </w:t>
+      </w:r>
+      <w:r>
+        <w:rPr>
+          <w:bCs/>
+          <w:b/>
+        </w:rPr>
+        <w:t xml:space="preserve">con</w:t>
+      </w:r>
+      <w:r>
+        <w:t xml:space="preserve"> </w:t>
+      </w:r>
+      <w:r>
+        <w:t xml:space="preserve">y</w:t>
       </w:r>
       <w:r>
         <w:t xml:space="preserve"> </w:t>
@@ -940,17 +1461,20 @@
         <w:t xml:space="preserve">sin conflicto</w:t>
       </w:r>
       <w:r>
-        <w:t xml:space="preserve">.</w:t>
-      </w:r>
-    </w:p>
-    <w:bookmarkEnd w:id="22"/>
-    <w:bookmarkStart w:id="23" w:name="Xd3e30180e074e6af2e505740cfc0e538bcc1e66"/>
+        <w:t xml:space="preserve"> </w:t>
+      </w:r>
+      <w:r>
+        <w:t xml:space="preserve">(De Neys, 2023a, pp. 3-5).</w:t>
+      </w:r>
+    </w:p>
+    <w:bookmarkEnd w:id="25"/>
+    <w:bookmarkStart w:id="26" w:name="Xdd444ecfcc1e6d40eb364bfe5ab49c36be1212d"/>
     <w:p>
       <w:pPr>
         <w:pStyle w:val="Heading3"/>
       </w:pPr>
       <w:r>
-        <w:t xml:space="preserve">Diapositiva 4 — Lo que mostraron los resultados (0:30)</w:t>
+        <w:t xml:space="preserve">Diapositiva 5 — Resultados de la revisión (0:45)</w:t>
       </w:r>
     </w:p>
     <w:p>
@@ -958,63 +1482,106 @@
         <w:pStyle w:val="FirstParagraph"/>
       </w:pPr>
       <w:r>
-        <w:t xml:space="preserve">Tres resultados. Uno: impedir la deliberación baja el acierto mucho menos de lo esperado, de un 62 % a un 52 % (Lawson et al., 2020, como se citó en De Neys, 2023a). Dos: quienes aciertan al final</w:t>
-      </w:r>
-      <w:r>
-        <w:t xml:space="preserve"> </w:t>
-      </w:r>
-      <w:r>
-        <w:rPr>
-          <w:bCs/>
-          <w:b/>
-        </w:rPr>
-        <w:t xml:space="preserve">ya acertaban en la respuesta intuitiva</w:t>
-      </w:r>
-      <w:r>
-        <w:t xml:space="preserve">. Tres:</w:t>
-      </w:r>
-      <w:r>
-        <w:t xml:space="preserve"> </w:t>
-      </w:r>
-      <w:r>
-        <w:rPr>
-          <w:bCs/>
-          <w:b/>
-        </w:rPr>
-        <w:t xml:space="preserve">incluso quienes se equivocan tardan más y confían menos</w:t>
-      </w:r>
-      <w:r>
-        <w:t xml:space="preserve"> </w:t>
-      </w:r>
-      <w:r>
-        <w:t xml:space="preserve">cuando hay conflicto.</w:t>
-      </w:r>
-    </w:p>
-    <w:p>
-      <w:r>
-        <w:pict>
-          <v:rect style="width:0;height:1.5pt" o:hralign="center" o:hrstd="t" o:hr="t"/>
-        </w:pict>
-      </w:r>
-    </w:p>
-    <w:bookmarkEnd w:id="23"/>
-    <w:bookmarkEnd w:id="24"/>
-    <w:bookmarkStart w:id="27" w:name="Xb0647830d59b02ab9cb35fb526aab8d1ac14668"/>
-    <w:p>
-      <w:pPr>
-        <w:pStyle w:val="Heading2"/>
-      </w:pPr>
-      <w:r>
-        <w:t xml:space="preserve">Expositor/a 2 — Acierto 1: un mecanismo donde Evans no lo tenía (2:00)</w:t>
-      </w:r>
-    </w:p>
-    <w:bookmarkStart w:id="25" w:name="X2d02ef62b9036d6a28c5d2ff5652c56237df691"/>
-    <w:p>
-      <w:pPr>
-        <w:pStyle w:val="Heading3"/>
-      </w:pPr>
-      <w:r>
-        <w:t xml:space="preserve">Diapositiva 5 — El mecanismo que propone De Neys (0:45)</w:t>
+        <w:t xml:space="preserve">Los</w:t>
+      </w:r>
+      <w:r>
+        <w:t xml:space="preserve"> </w:t>
+      </w:r>
+      <w:r>
+        <w:rPr>
+          <w:bCs/>
+          <w:b/>
+        </w:rPr>
+        <w:t xml:space="preserve">resultados</w:t>
+      </w:r>
+      <w:r>
+        <w:t xml:space="preserve"> </w:t>
+      </w:r>
+      <w:r>
+        <w:t xml:space="preserve">son tres. Impedir la deliberación baja el acierto apenas de un 62 % a un 52 % (Lawson et al., 2020, como se citó en De Neys, 2023a, p. 4). Quienes aciertan al final</w:t>
+      </w:r>
+      <w:r>
+        <w:t xml:space="preserve"> </w:t>
+      </w:r>
+      <w:r>
+        <w:rPr>
+          <w:bCs/>
+          <w:b/>
+        </w:rPr>
+        <w:t xml:space="preserve">ya acertaban en la respuesta rápida</w:t>
+      </w:r>
+      <w:r>
+        <w:t xml:space="preserve">. Y hasta quienes se equivocan</w:t>
+      </w:r>
+      <w:r>
+        <w:t xml:space="preserve"> </w:t>
+      </w:r>
+      <w:r>
+        <w:rPr>
+          <w:bCs/>
+          <w:b/>
+        </w:rPr>
+        <w:t xml:space="preserve">tardan más y confían menos</w:t>
+      </w:r>
+      <w:r>
+        <w:t xml:space="preserve"> </w:t>
+      </w:r>
+      <w:r>
+        <w:t xml:space="preserve">cuando hay conflicto. Conclusión: la respuesta</w:t>
+      </w:r>
+      <w:r>
+        <w:t xml:space="preserve"> </w:t>
+      </w:r>
+      <w:r>
+        <w:t xml:space="preserve">“</w:t>
+      </w:r>
+      <w:r>
+        <w:t xml:space="preserve">del sistema 2</w:t>
+      </w:r>
+      <w:r>
+        <w:t xml:space="preserve">”</w:t>
+      </w:r>
+      <w:r>
+        <w:t xml:space="preserve"> </w:t>
+      </w:r>
+      <w:r>
+        <w:t xml:space="preserve">muchas veces ya es intuitiva, así que la exclusividad no tiene una base empírica sólida (De Neys, 2023a, p. 5). Sigue mi compañero con el cambio.</w:t>
+      </w:r>
+    </w:p>
+    <w:p>
+      <w:pPr>
+        <w:pStyle w:val="BlockText"/>
+      </w:pPr>
+      <w:r>
+        <w:rPr>
+          <w:bCs/>
+          <w:b/>
+        </w:rPr>
+        <w:t xml:space="preserve">Si preguntan qué evidencia sostenía la exclusividad:</w:t>
+      </w:r>
+      <w:r>
+        <w:t xml:space="preserve"> </w:t>
+      </w:r>
+      <w:r>
+        <w:t xml:space="preserve">quienes dan la respuesta</w:t>
+      </w:r>
+      <w:r>
+        <w:t xml:space="preserve"> </w:t>
+      </w:r>
+      <w:r>
+        <w:t xml:space="preserve">“</w:t>
+      </w:r>
+      <w:r>
+        <w:t xml:space="preserve">deliberada</w:t>
+      </w:r>
+      <w:r>
+        <w:t xml:space="preserve">”</w:t>
+      </w:r>
+      <w:r>
+        <w:t xml:space="preserve"> </w:t>
+      </w:r>
+      <w:r>
+        <w:t xml:space="preserve">tardan más y puntúan más alto en capacidad cognitiva, y la presión de tiempo o la carga de memoria reducen esa respuesta (De Neys, 2023a, pp. 3-4). El problema es que los efectos son chicos y varios no se replicaron.</w:t>
       </w:r>
     </w:p>
     <w:p>
@@ -1022,1046 +1589,11 @@
         <w:pStyle w:val="FirstParagraph"/>
       </w:pPr>
       <w:r>
-        <w:t xml:space="preserve">El primer acierto es que De Neys, a diferencia de los modelos anteriores,</w:t>
-      </w:r>
-      <w:r>
-        <w:t xml:space="preserve"> </w:t>
-      </w:r>
-      <w:r>
-        <w:rPr>
-          <w:bCs/>
-          <w:b/>
-        </w:rPr>
-        <w:t xml:space="preserve">especifica un mecanismo</w:t>
-      </w:r>
-      <w:r>
-        <w:t xml:space="preserve">, y tiene cuatro piezas. El sistema 1 activa</w:t>
-      </w:r>
-      <w:r>
-        <w:t xml:space="preserve"> </w:t>
-      </w:r>
-      <w:r>
-        <w:rPr>
-          <w:bCs/>
-          <w:b/>
-        </w:rPr>
-        <w:t xml:space="preserve">varias intuiciones</w:t>
-      </w:r>
-      <w:r>
-        <w:t xml:space="preserve"> </w:t>
-      </w:r>
-      <w:r>
-        <w:t xml:space="preserve">de distinta fuerza, incluida la lógica: ante el bate y la pelota pueden activarse a la vez</w:t>
-      </w:r>
-      <w:r>
-        <w:t xml:space="preserve"> </w:t>
-      </w:r>
-      <w:r>
-        <w:t xml:space="preserve">“</w:t>
-      </w:r>
-      <w:r>
-        <w:t xml:space="preserve">10 centavos</w:t>
-      </w:r>
-      <w:r>
-        <w:t xml:space="preserve">”</w:t>
-      </w:r>
-      <w:r>
-        <w:t xml:space="preserve"> </w:t>
-      </w:r>
-      <w:r>
-        <w:t xml:space="preserve">y</w:t>
-      </w:r>
-      <w:r>
-        <w:t xml:space="preserve"> </w:t>
-      </w:r>
-      <w:r>
-        <w:t xml:space="preserve">“</w:t>
-      </w:r>
-      <w:r>
-        <w:t xml:space="preserve">5 centavos</w:t>
-      </w:r>
-      <w:r>
-        <w:t xml:space="preserve">”</w:t>
-      </w:r>
-      <w:r>
-        <w:t xml:space="preserve">. Un</w:t>
-      </w:r>
-      <w:r>
-        <w:t xml:space="preserve"> </w:t>
-      </w:r>
-      <w:r>
-        <w:rPr>
-          <w:bCs/>
-          <w:b/>
-        </w:rPr>
-        <w:t xml:space="preserve">monitoreo</w:t>
-      </w:r>
-      <w:r>
-        <w:t xml:space="preserve"> </w:t>
-      </w:r>
-      <w:r>
-        <w:t xml:space="preserve">intuitivo compara esas fuerzas: si son parecidas, la incertidumbre es alta y, pasado un umbral, se activa el sistema 2. La</w:t>
-      </w:r>
-      <w:r>
-        <w:t xml:space="preserve"> </w:t>
-      </w:r>
-      <w:r>
-        <w:rPr>
-          <w:bCs/>
-          <w:b/>
-        </w:rPr>
-        <w:t xml:space="preserve">deliberación</w:t>
-      </w:r>
-      <w:r>
-        <w:t xml:space="preserve"> </w:t>
-      </w:r>
-      <w:r>
-        <w:t xml:space="preserve">puede corregir, pero también solo justificar. Y una</w:t>
-      </w:r>
-      <w:r>
-        <w:t xml:space="preserve"> </w:t>
-      </w:r>
-      <w:r>
-        <w:rPr>
-          <w:bCs/>
-          <w:b/>
-        </w:rPr>
-        <w:t xml:space="preserve">retroalimentación</w:t>
-      </w:r>
-      <w:r>
-        <w:t xml:space="preserve"> </w:t>
-      </w:r>
-      <w:r>
-        <w:t xml:space="preserve">ajusta las intuiciones y apaga la deliberación. Por eso concluye que todo modelo dual viable tiene que ser</w:t>
-      </w:r>
-      <w:r>
-        <w:t xml:space="preserve"> </w:t>
-      </w:r>
-      <w:r>
-        <w:rPr>
-          <w:bCs/>
-          <w:b/>
-        </w:rPr>
-        <w:t xml:space="preserve">no exclusivo</w:t>
-      </w:r>
-      <w:r>
-        <w:t xml:space="preserve">.</w:t>
-      </w:r>
-    </w:p>
-    <w:p>
-      <w:pPr>
-        <w:pStyle w:val="BlockText"/>
-      </w:pPr>
-      <w:r>
-        <w:rPr>
-          <w:bCs/>
-          <w:b/>
-        </w:rPr>
-        <w:t xml:space="preserve">Si preguntan por la fórmula</w:t>
-      </w:r>
-      <w:r>
-        <w:t xml:space="preserve"> </w:t>
-      </w:r>
-      <w:r>
-        <w:t xml:space="preserve">(ejemplo nuestro, no del texto): U = 1 − |I1 − I2|. Si la intuición</w:t>
-      </w:r>
-      <w:r>
-        <w:t xml:space="preserve"> </w:t>
-      </w:r>
-      <w:r>
-        <w:t xml:space="preserve">“</w:t>
-      </w:r>
-      <w:r>
-        <w:t xml:space="preserve">10 centavos</w:t>
-      </w:r>
-      <w:r>
-        <w:t xml:space="preserve">”</w:t>
-      </w:r>
-      <w:r>
-        <w:t xml:space="preserve"> </w:t>
-      </w:r>
-      <w:r>
-        <w:t xml:space="preserve">tiene fuerza 0,8 y la de</w:t>
-      </w:r>
-      <w:r>
-        <w:t xml:space="preserve"> </w:t>
-      </w:r>
-      <w:r>
-        <w:t xml:space="preserve">“</w:t>
-      </w:r>
-      <w:r>
-        <w:t xml:space="preserve">5 centavos</w:t>
-      </w:r>
-      <w:r>
-        <w:t xml:space="preserve">”</w:t>
-      </w:r>
-      <w:r>
-        <w:t xml:space="preserve"> </w:t>
-      </w:r>
-      <w:r>
-        <w:t xml:space="preserve">0,3, U = 1 − 0,5 = 0,5. Si las dos valen 0,6, U = 1 − 0 = 1: máxima incertidumbre, y ahí se activa el sistema 2.</w:t>
-      </w:r>
-    </w:p>
-    <w:p>
-      <w:pPr>
-        <w:pStyle w:val="BlockText"/>
-      </w:pPr>
-      <w:r>
-        <w:rPr>
-          <w:bCs/>
-          <w:b/>
-        </w:rPr>
-        <w:t xml:space="preserve">Si preguntan por qué los modelos anteriores no explican el cambio:</w:t>
-      </w:r>
-      <w:r>
-        <w:t xml:space="preserve"> </w:t>
-      </w:r>
-      <w:r>
-        <w:t xml:space="preserve">si el sistema 2 vigila al 1, ya tendría que estar activo para detectar el conflicto; y un</w:t>
-      </w:r>
-      <w:r>
-        <w:t xml:space="preserve"> </w:t>
-      </w:r>
-      <w:r>
-        <w:t xml:space="preserve">“</w:t>
-      </w:r>
-      <w:r>
-        <w:t xml:space="preserve">sistema 3</w:t>
-      </w:r>
-      <w:r>
-        <w:t xml:space="preserve">”</w:t>
-      </w:r>
-      <w:r>
-        <w:t xml:space="preserve"> </w:t>
-      </w:r>
-      <w:r>
-        <w:t xml:space="preserve">que los compare lleva a una regresión infinita (De Neys, 2023a, pp. 6-7).</w:t>
-      </w:r>
-    </w:p>
-    <w:bookmarkEnd w:id="25"/>
-    <w:bookmarkStart w:id="26" w:name="X1b34caa1eac8c8e1774cb95152d1e134af4b52c"/>
-    <w:p>
-      <w:pPr>
-        <w:pStyle w:val="Heading3"/>
-      </w:pPr>
-      <w:r>
-        <w:t xml:space="preserve">Diapositiva 6 — Lo que a Evans le faltaba (1:15)</w:t>
-      </w:r>
-    </w:p>
-    <w:p>
-      <w:pPr>
-        <w:pStyle w:val="FirstParagraph"/>
-      </w:pPr>
-      <w:r>
-        <w:t xml:space="preserve">Esto llena un hueco que vimos en la materia, en la teoría heurístico-analítica de Evans. Para Evans hay un estadio</w:t>
-      </w:r>
-      <w:r>
-        <w:t xml:space="preserve"> </w:t>
-      </w:r>
-      <w:r>
-        <w:rPr>
-          <w:bCs/>
-          <w:b/>
-        </w:rPr>
-        <w:t xml:space="preserve">heurístico</w:t>
-      </w:r>
-      <w:r>
-        <w:t xml:space="preserve">, preconsciente, que selecciona la información relevante, y uno</w:t>
-      </w:r>
-      <w:r>
-        <w:t xml:space="preserve"> </w:t>
-      </w:r>
-      <w:r>
-        <w:rPr>
-          <w:bCs/>
-          <w:b/>
-        </w:rPr>
-        <w:t xml:space="preserve">analítico</w:t>
-      </w:r>
-      <w:r>
-        <w:t xml:space="preserve">, donde se deduce. Los</w:t>
-      </w:r>
-      <w:r>
-        <w:t xml:space="preserve"> </w:t>
-      </w:r>
-      <w:r>
-        <w:rPr>
-          <w:bCs/>
-          <w:b/>
-        </w:rPr>
-        <w:t xml:space="preserve">sesgos</w:t>
-      </w:r>
-      <w:r>
-        <w:t xml:space="preserve"> </w:t>
-      </w:r>
-      <w:r>
-        <w:t xml:space="preserve">se atribuyen al primero y la</w:t>
-      </w:r>
-      <w:r>
-        <w:t xml:space="preserve"> </w:t>
-      </w:r>
-      <w:r>
-        <w:rPr>
-          <w:bCs/>
-          <w:b/>
-        </w:rPr>
-        <w:t xml:space="preserve">competencia</w:t>
-      </w:r>
-      <w:r>
-        <w:t xml:space="preserve">, al segundo (Valiña y Martín, 2014, pp. 19-20, 22). Esa es justamente la exclusividad, y Evans no explicaba</w:t>
-      </w:r>
-      <w:r>
-        <w:t xml:space="preserve"> </w:t>
-      </w:r>
-      <w:r>
-        <w:rPr>
-          <w:bCs/>
-          <w:b/>
-        </w:rPr>
-        <w:t xml:space="preserve">qué hace que intervenga</w:t>
-      </w:r>
-      <w:r>
-        <w:t xml:space="preserve"> </w:t>
-      </w:r>
-      <w:r>
-        <w:t xml:space="preserve">lo analítico; De Neys sí: la incertidumbre. Además, que deliberar a veces solo</w:t>
-      </w:r>
-      <w:r>
-        <w:t xml:space="preserve"> </w:t>
-      </w:r>
-      <w:r>
-        <w:rPr>
-          <w:bCs/>
-          <w:b/>
-        </w:rPr>
-        <w:t xml:space="preserve">justifique</w:t>
-      </w:r>
-      <w:r>
-        <w:t xml:space="preserve"> </w:t>
-      </w:r>
-      <w:r>
-        <w:t xml:space="preserve">la intuición coincide con Evans:</w:t>
-      </w:r>
-      <w:r>
-        <w:t xml:space="preserve"> </w:t>
-      </w:r>
-      <w:r>
-        <w:t xml:space="preserve">“</w:t>
-      </w:r>
-      <w:r>
-        <w:t xml:space="preserve">las personas cometen errores en razonamiento porque piensan selectivamente</w:t>
-      </w:r>
-      <w:r>
-        <w:t xml:space="preserve">”</w:t>
-      </w:r>
-      <w:r>
-        <w:t xml:space="preserve"> </w:t>
-      </w:r>
-      <w:r>
-        <w:t xml:space="preserve">(Valiña y Martín, 2014, p. 20).</w:t>
-      </w:r>
-    </w:p>
-    <w:p>
-      <w:pPr>
-        <w:pStyle w:val="BodyText"/>
-      </w:pPr>
-      <w:r>
-        <w:t xml:space="preserve">Y responde a una crítica que vimos a Tversky y Kahneman: que su teoría es</w:t>
-      </w:r>
-      <w:r>
-        <w:t xml:space="preserve"> </w:t>
-      </w:r>
-      <w:r>
-        <w:rPr>
-          <w:bCs/>
-          <w:b/>
-        </w:rPr>
-        <w:t xml:space="preserve">más descriptiva que explicativa</w:t>
-      </w:r>
-      <w:r>
-        <w:t xml:space="preserve"> </w:t>
-      </w:r>
-      <w:r>
-        <w:t xml:space="preserve">(Pérez Echeverría y Bautista, 2014, p. 18). De Neys propone un proceso del que salen preguntas que se pueden poner a prueba.</w:t>
-      </w:r>
-    </w:p>
-    <w:p>
-      <w:r>
-        <w:pict>
-          <v:rect style="width:0;height:1.5pt" o:hralign="center" o:hrstd="t" o:hr="t"/>
-        </w:pict>
-      </w:r>
-    </w:p>
-    <w:bookmarkEnd w:id="26"/>
-    <w:bookmarkEnd w:id="27"/>
-    <w:bookmarkStart w:id="29" w:name="X5df62c6deeebd5ced2292d59a1ffd565de34b2c"/>
-    <w:p>
-      <w:pPr>
-        <w:pStyle w:val="Heading2"/>
-      </w:pPr>
-      <w:r>
-        <w:t xml:space="preserve">Expositor/a 3 — Acierto 2: la intuición se educa (2:00)</w:t>
-      </w:r>
-    </w:p>
-    <w:bookmarkStart w:id="28" w:name="diapositiva-7"/>
-    <w:p>
-      <w:pPr>
-        <w:pStyle w:val="Heading3"/>
-      </w:pPr>
-      <w:r>
-        <w:t xml:space="preserve">Diapositiva 7</w:t>
-      </w:r>
-    </w:p>
-    <w:p>
-      <w:pPr>
-        <w:pStyle w:val="FirstParagraph"/>
-      </w:pPr>
-      <w:r>
-        <w:t xml:space="preserve">El segundo acierto es la idea más original del modelo: que</w:t>
-      </w:r>
-      <w:r>
-        <w:t xml:space="preserve"> </w:t>
-      </w:r>
-      <w:r>
-        <w:rPr>
-          <w:bCs/>
-          <w:b/>
-        </w:rPr>
-        <w:t xml:space="preserve">la respuesta lógica pueda volverse intuitiva</w:t>
-      </w:r>
-      <w:r>
-        <w:t xml:space="preserve"> </w:t>
-      </w:r>
-      <w:r>
-        <w:t xml:space="preserve">con el aprendizaje. Es lo que vimos en razonamiento probabilístico.</w:t>
-      </w:r>
-    </w:p>
-    <w:p>
-      <w:pPr>
-        <w:pStyle w:val="BodyText"/>
-      </w:pPr>
-      <w:r>
-        <w:rPr>
-          <w:bCs/>
-          <w:b/>
-        </w:rPr>
-        <w:t xml:space="preserve">Fischbein</w:t>
-      </w:r>
-      <w:r>
-        <w:t xml:space="preserve"> </w:t>
-      </w:r>
-      <w:r>
-        <w:t xml:space="preserve">distingue intuiciones</w:t>
-      </w:r>
-      <w:r>
-        <w:t xml:space="preserve"> </w:t>
-      </w:r>
-      <w:r>
-        <w:rPr>
-          <w:bCs/>
-          <w:b/>
-        </w:rPr>
-        <w:t xml:space="preserve">primarias</w:t>
-      </w:r>
-      <w:r>
-        <w:t xml:space="preserve">, que surgen de la experiencia y se parecen a los sesgos de Tversky y Kahneman, de intuiciones</w:t>
-      </w:r>
-      <w:r>
-        <w:t xml:space="preserve"> </w:t>
-      </w:r>
-      <w:r>
-        <w:rPr>
-          <w:bCs/>
-          <w:b/>
-        </w:rPr>
-        <w:t xml:space="preserve">secundarias</w:t>
-      </w:r>
-      <w:r>
-        <w:t xml:space="preserve">, que se logran por instrucción y esfuerzo deliberado.</w:t>
-      </w:r>
-      <w:r>
-        <w:t xml:space="preserve"> </w:t>
-      </w:r>
-      <w:r>
-        <w:rPr>
-          <w:bCs/>
-          <w:b/>
-        </w:rPr>
-        <w:t xml:space="preserve">Hogarth</w:t>
-      </w:r>
-      <w:r>
-        <w:t xml:space="preserve"> </w:t>
-      </w:r>
-      <w:r>
-        <w:t xml:space="preserve">agrega que la intuición se puede y se debe</w:t>
-      </w:r>
-      <w:r>
-        <w:t xml:space="preserve"> </w:t>
-      </w:r>
-      <w:r>
-        <w:rPr>
-          <w:bCs/>
-          <w:b/>
-        </w:rPr>
-        <w:t xml:space="preserve">educar</w:t>
-      </w:r>
-      <w:r>
-        <w:t xml:space="preserve"> </w:t>
-      </w:r>
-      <w:r>
-        <w:t xml:space="preserve">hasta acercarse a la norma estadística (Pérez Echeverría y Bautista, 2014, pp. 7-8, 18). Y los expertos convierten lo deliberado en tácito: automatizan decisiones que antes les costaban (p. 20). Lo que para el novato es un problema, para el experto es un ejercicio (Pérez Echeverría, 2014, p. 16). Pensemos en un estudiante que al principio calcula una probabilidad paso a paso y, con práctica, la estima de un vistazo. La</w:t>
-      </w:r>
-      <w:r>
-        <w:t xml:space="preserve"> </w:t>
-      </w:r>
-      <w:r>
-        <w:t xml:space="preserve">“</w:t>
-      </w:r>
-      <w:r>
-        <w:t xml:space="preserve">intuición lógica</w:t>
-      </w:r>
-      <w:r>
-        <w:t xml:space="preserve">”</w:t>
-      </w:r>
-      <w:r>
-        <w:t xml:space="preserve"> </w:t>
-      </w:r>
-      <w:r>
-        <w:t xml:space="preserve">de De Neys sería, en estos términos, una intuición secundaria.</w:t>
-      </w:r>
-    </w:p>
-    <w:p>
-      <w:pPr>
-        <w:pStyle w:val="BodyText"/>
-      </w:pPr>
-      <w:r>
-        <w:t xml:space="preserve">El otro acierto es</w:t>
-      </w:r>
-      <w:r>
-        <w:t xml:space="preserve"> </w:t>
-      </w:r>
-      <w:r>
-        <w:rPr>
-          <w:bCs/>
-          <w:b/>
-        </w:rPr>
-        <w:t xml:space="preserve">metodológico</w:t>
-      </w:r>
-      <w:r>
-        <w:t xml:space="preserve">. Pérez Echeverría critica que los heurísticos, que son implícitos, se estudiaran con tareas que piden respuestas declarativas, y pide la</w:t>
-      </w:r>
-      <w:r>
-        <w:t xml:space="preserve"> </w:t>
-      </w:r>
-      <w:r>
-        <w:rPr>
-          <w:bCs/>
-          <w:b/>
-        </w:rPr>
-        <w:t xml:space="preserve">convergencia de métodos diversos</w:t>
-      </w:r>
-      <w:r>
-        <w:t xml:space="preserve"> </w:t>
-      </w:r>
-      <w:r>
-        <w:t xml:space="preserve">(Pérez Echeverría y Bautista, 2014, pp. 18-19). De Neys combina cuatro: tiempos de respuesta, confianza, respuestas bajo carga y justificaciones. Y sus datos muestran justamente que lo implícito cuesta declararse: las respuestas correctas intuitivas son difíciles de justificar, a diferencia de las deliberadas (De Neys, 2023a, p. 12).</w:t>
-      </w:r>
-    </w:p>
-    <w:p>
-      <w:pPr>
-        <w:pStyle w:val="BodyText"/>
-      </w:pPr>
-      <w:r>
-        <w:t xml:space="preserve">Pero el modelo también tiene puntos débiles, y de eso van a hablar mis compañeros.</w:t>
-      </w:r>
-    </w:p>
-    <w:p>
-      <w:r>
-        <w:pict>
-          <v:rect style="width:0;height:1.5pt" o:hralign="center" o:hrstd="t" o:hr="t"/>
-        </w:pict>
-      </w:r>
-    </w:p>
-    <w:bookmarkEnd w:id="28"/>
-    <w:bookmarkEnd w:id="29"/>
-    <w:bookmarkStart w:id="31" w:name="Xbac7f14e1b401221c17f7c4d9db0a296d3169e9"/>
-    <w:p>
-      <w:pPr>
-        <w:pStyle w:val="Heading2"/>
-      </w:pPr>
-      <w:r>
-        <w:t xml:space="preserve">Expositor/a 4 — Crítica 1: ¿umbral o continuo? (2:00)</w:t>
-      </w:r>
-    </w:p>
-    <w:bookmarkStart w:id="30" w:name="diapositiva-8"/>
-    <w:p>
-      <w:pPr>
-        <w:pStyle w:val="Heading3"/>
-      </w:pPr>
-      <w:r>
-        <w:t xml:space="preserve">Diapositiva 8</w:t>
-      </w:r>
-    </w:p>
-    <w:p>
-      <w:pPr>
-        <w:pStyle w:val="FirstParagraph"/>
-      </w:pPr>
-      <w:r>
-        <w:t xml:space="preserve">La primera crítica es</w:t>
-      </w:r>
-      <w:r>
-        <w:t xml:space="preserve"> </w:t>
-      </w:r>
-      <w:r>
-        <w:rPr>
-          <w:bCs/>
-          <w:b/>
-        </w:rPr>
-        <w:t xml:space="preserve">cómo separa el modelo la intuición de la deliberación</w:t>
-      </w:r>
-      <w:r>
-        <w:t xml:space="preserve">. El propio De Neys reconoce que</w:t>
-      </w:r>
-      <w:r>
-        <w:t xml:space="preserve"> </w:t>
-      </w:r>
-      <w:r>
-        <w:rPr>
-          <w:bCs/>
-          <w:b/>
-        </w:rPr>
-        <w:t xml:space="preserve">no existe un umbral</w:t>
-      </w:r>
-      <w:r>
-        <w:t xml:space="preserve"> </w:t>
-      </w:r>
-      <w:r>
-        <w:t xml:space="preserve">que las separe, así que nunca se puede descartar algo de deliberación en la respuesta rápida (De Neys, 2023a, p. 5). Pensemos en el bate y la pelota: si alguien responde en dos segundos, ¿cómo sabemos que no pensó un poco? Y todo su argumento depende de que esa primera respuesta sea pura intuición.</w:t>
-      </w:r>
-    </w:p>
-    <w:p>
-      <w:pPr>
-        <w:pStyle w:val="BodyText"/>
-      </w:pPr>
-      <w:r>
-        <w:t xml:space="preserve">En la materia vimos que la relación entre lo implícito y lo explícito es</w:t>
-      </w:r>
-      <w:r>
-        <w:t xml:space="preserve"> </w:t>
-      </w:r>
-      <w:r>
-        <w:rPr>
-          <w:bCs/>
-          <w:b/>
-        </w:rPr>
-        <w:t xml:space="preserve">más un continuo que una dicotomía</w:t>
-      </w:r>
-      <w:r>
-        <w:t xml:space="preserve"> </w:t>
-      </w:r>
-      <w:r>
-        <w:t xml:space="preserve">(Pérez Echeverría y Bautista, 2014, pp. 18-19), y que la diferencia entre lo deliberado y lo tácito es</w:t>
-      </w:r>
-      <w:r>
-        <w:t xml:space="preserve"> </w:t>
-      </w:r>
-      <w:r>
-        <w:rPr>
-          <w:bCs/>
-          <w:b/>
-        </w:rPr>
-        <w:t xml:space="preserve">cuestión de grado</w:t>
-      </w:r>
-      <w:r>
-        <w:t xml:space="preserve"> </w:t>
-      </w:r>
-      <w:r>
-        <w:t xml:space="preserve">(p. 19). Si es así, un modelo que</w:t>
-      </w:r>
-      <w:r>
-        <w:t xml:space="preserve"> </w:t>
-      </w:r>
-      <w:r>
-        <w:rPr>
-          <w:bCs/>
-          <w:b/>
-        </w:rPr>
-        <w:t xml:space="preserve">enciende o apaga</w:t>
-      </w:r>
-      <w:r>
-        <w:t xml:space="preserve"> </w:t>
-      </w:r>
-      <w:r>
-        <w:t xml:space="preserve">el sistema 2 al cruzar un umbral traza una frontera que la evidencia no permite trazar.</w:t>
-      </w:r>
-    </w:p>
-    <w:p>
-      <w:pPr>
-        <w:pStyle w:val="BodyText"/>
-      </w:pPr>
-      <w:r>
-        <w:t xml:space="preserve">La segunda crítica: el modelo</w:t>
-      </w:r>
-      <w:r>
-        <w:t xml:space="preserve"> </w:t>
-      </w:r>
-      <w:r>
-        <w:rPr>
-          <w:bCs/>
-          <w:b/>
-        </w:rPr>
-        <w:t xml:space="preserve">sigue siendo verbal</w:t>
-      </w:r>
-      <w:r>
-        <w:t xml:space="preserve">. No fija valores para la fuerza de las intuiciones ni para el umbral (De Neys, 2023a, pp. 12, 14). Entonces puede explicar cualquier resultado después de que ocurre: si alguien acierta, su intuición lógica era fuerte; si se equivoca, era débil.</w:t>
-      </w:r>
-    </w:p>
-    <w:p>
-      <w:pPr>
-        <w:pStyle w:val="BodyText"/>
-      </w:pPr>
-      <w:r>
-        <w:t xml:space="preserve">Es la misma crítica que se le hizo a Tversky y Kahneman:</w:t>
-      </w:r>
-      <w:r>
-        <w:t xml:space="preserve"> </w:t>
-      </w:r>
-      <w:r>
-        <w:rPr>
-          <w:bCs/>
-          <w:b/>
-        </w:rPr>
-        <w:t xml:space="preserve">no se puede saber a priori</w:t>
-      </w:r>
-      <w:r>
-        <w:t xml:space="preserve"> </w:t>
-      </w:r>
-      <w:r>
-        <w:t xml:space="preserve">qué heurístico va a actuar (Pérez Echeverría y Bautista, 2014, pp. 17-18). De Neys propone un mecanismo, pero todavía no uno que permita predecir.</w:t>
-      </w:r>
-    </w:p>
-    <w:p>
-      <w:r>
-        <w:pict>
-          <v:rect style="width:0;height:1.5pt" o:hralign="center" o:hrstd="t" o:hr="t"/>
-        </w:pict>
-      </w:r>
-    </w:p>
-    <w:bookmarkEnd w:id="30"/>
-    <w:bookmarkEnd w:id="31"/>
-    <w:bookmarkStart w:id="33" w:name="X4f0bed3b21db52dbddae9017ee934a952fda923"/>
-    <w:p>
-      <w:pPr>
-        <w:pStyle w:val="Heading2"/>
-      </w:pPr>
-      <w:r>
-        <w:t xml:space="preserve">Expositor/a 5 — Crítica 2: del laboratorio a la vida real (2:00)</w:t>
-      </w:r>
-    </w:p>
-    <w:bookmarkStart w:id="32" w:name="diapositiva-9"/>
-    <w:p>
-      <w:pPr>
-        <w:pStyle w:val="Heading3"/>
-      </w:pPr>
-      <w:r>
-        <w:t xml:space="preserve">Diapositiva 9</w:t>
-      </w:r>
-    </w:p>
-    <w:p>
-      <w:pPr>
-        <w:pStyle w:val="FirstParagraph"/>
-      </w:pPr>
-      <w:r>
-        <w:t xml:space="preserve">La segunda crítica apunta a</w:t>
-      </w:r>
-      <w:r>
-        <w:t xml:space="preserve"> </w:t>
-      </w:r>
-      <w:r>
-        <w:rPr>
-          <w:bCs/>
-          <w:b/>
-        </w:rPr>
-        <w:t xml:space="preserve">las tareas</w:t>
-      </w:r>
-      <w:r>
-        <w:t xml:space="preserve">: toda la evidencia viene de problemas de laboratorio, bien definidos y con poco contenido, como el del bate y la pelota o elegir entre bandejas con bolitas.</w:t>
-      </w:r>
-    </w:p>
-    <w:p>
-      <w:pPr>
-        <w:pStyle w:val="BodyText"/>
-      </w:pPr>
-      <w:r>
-        <w:t xml:space="preserve">En solución de problemas, la investigación hizo el mismo camino: empezó con problemas sin contenido, que daban más control experimental (Postigo Angón, 2014, p. 8), hasta que el enfoque de</w:t>
-      </w:r>
-      <w:r>
-        <w:t xml:space="preserve"> </w:t>
-      </w:r>
-      <w:r>
-        <w:rPr>
-          <w:bCs/>
-          <w:b/>
-        </w:rPr>
-        <w:t xml:space="preserve">expertos y novatos</w:t>
-      </w:r>
-      <w:r>
-        <w:t xml:space="preserve"> </w:t>
-      </w:r>
-      <w:r>
-        <w:t xml:space="preserve">mostró que resolver bien depende del</w:t>
-      </w:r>
-      <w:r>
-        <w:t xml:space="preserve"> </w:t>
-      </w:r>
-      <w:r>
-        <w:rPr>
-          <w:bCs/>
-          <w:b/>
-        </w:rPr>
-        <w:t xml:space="preserve">conocimiento del dominio</w:t>
-      </w:r>
-      <w:r>
-        <w:t xml:space="preserve"> </w:t>
-      </w:r>
-      <w:r>
-        <w:t xml:space="preserve">(Pérez Echeverría, 2014, p. 13). Y Pérez Echeverría advierte que estas tareas son</w:t>
-      </w:r>
-      <w:r>
-        <w:t xml:space="preserve"> </w:t>
-      </w:r>
-      <w:r>
-        <w:rPr>
-          <w:bCs/>
-          <w:b/>
-        </w:rPr>
-        <w:t xml:space="preserve">muy artificiales</w:t>
-      </w:r>
-      <w:r>
-        <w:t xml:space="preserve"> </w:t>
-      </w:r>
-      <w:r>
-        <w:t xml:space="preserve">y que quizás</w:t>
-      </w:r>
-      <w:r>
-        <w:t xml:space="preserve"> </w:t>
-      </w:r>
-      <w:r>
-        <w:rPr>
-          <w:bCs/>
-          <w:b/>
-        </w:rPr>
-        <w:t xml:space="preserve">las normas matemáticas no son el mejor modelo</w:t>
-      </w:r>
-      <w:r>
-        <w:t xml:space="preserve"> </w:t>
-      </w:r>
-      <w:r>
-        <w:t xml:space="preserve">(Pérez Echeverría y Bautista, 2014, p. 16).</w:t>
-      </w:r>
-    </w:p>
-    <w:p>
-      <w:pPr>
-        <w:pStyle w:val="BodyText"/>
-      </w:pPr>
-      <w:r>
-        <w:t xml:space="preserve">Entonces, ¿qué pasa con el modelo en los problemas mal definidos de la vida cotidiana, donde no hay una respuesta correcta contra la cual medir la intuición? Evans distingue la racionalidad</w:t>
-      </w:r>
-      <w:r>
-        <w:t xml:space="preserve"> </w:t>
-      </w:r>
-      <w:r>
-        <w:rPr>
-          <w:bCs/>
-          <w:b/>
-        </w:rPr>
-        <w:t xml:space="preserve">de proceso</w:t>
-      </w:r>
-      <w:r>
-        <w:t xml:space="preserve">, ajustarse a una norma como la lógica, de la racionalidad</w:t>
-      </w:r>
-      <w:r>
-        <w:t xml:space="preserve"> </w:t>
-      </w:r>
-      <w:r>
-        <w:rPr>
-          <w:bCs/>
-          <w:b/>
-        </w:rPr>
-        <w:t xml:space="preserve">de propósito</w:t>
-      </w:r>
-      <w:r>
-        <w:t xml:space="preserve">, alcanzar los propios objetivos (Valiña y Martín, 2014, p. 21). El modelo de De Neys solo mide la primera, y el propio autor admite este límite (De Neys, 2023b, p. 68).</w:t>
-      </w:r>
-    </w:p>
-    <w:p>
-      <w:pPr>
-        <w:pStyle w:val="BodyText"/>
-      </w:pPr>
-      <w:r>
-        <w:t xml:space="preserve">Por último, la pieza más original del modelo, que la respuesta lógica se automatice,</w:t>
-      </w:r>
-      <w:r>
-        <w:t xml:space="preserve"> </w:t>
-      </w:r>
-      <w:r>
-        <w:rPr>
-          <w:bCs/>
-          <w:b/>
-        </w:rPr>
-        <w:t xml:space="preserve">tiene poca evidencia directa</w:t>
-      </w:r>
-      <w:r>
-        <w:t xml:space="preserve"> </w:t>
-      </w:r>
-      <w:r>
-        <w:t xml:space="preserve">(De Neys, 2023a, p. 13). Y el autor no recurre a la tradición de Fischbein, que estudió justamente cómo la instrucción genera intuiciones nuevas y podría darle sustento.</w:t>
-      </w:r>
-    </w:p>
-    <w:p>
-      <w:pPr>
-        <w:pStyle w:val="BodyText"/>
-      </w:pPr>
-      <w:r>
-        <w:t xml:space="preserve">Con esto terminamos la exposición. Ahora queremos abrir el debate.</w:t>
-      </w:r>
-    </w:p>
-    <w:p>
-      <w:r>
-        <w:pict>
-          <v:rect style="width:0;height:1.5pt" o:hralign="center" o:hrstd="t" o:hr="t"/>
-        </w:pict>
-      </w:r>
-    </w:p>
-    <w:bookmarkEnd w:id="32"/>
-    <w:bookmarkEnd w:id="33"/>
-    <w:bookmarkStart w:id="35" w:name="Xab0003fd97d7e285c043128d43b4857ee839841"/>
-    <w:p>
-      <w:pPr>
-        <w:pStyle w:val="Heading2"/>
-      </w:pPr>
-      <w:r>
-        <w:t xml:space="preserve">Debate — todo el grupo (después de los 10 minutos)</w:t>
-      </w:r>
-    </w:p>
-    <w:bookmarkStart w:id="34" w:name="diapositiva-10-para-debatir"/>
-    <w:p>
-      <w:pPr>
-        <w:pStyle w:val="Heading3"/>
-      </w:pPr>
-      <w:r>
-        <w:t xml:space="preserve">Diapositiva 10 — Para debatir</w:t>
-      </w:r>
-    </w:p>
-    <w:p>
-      <w:pPr>
-        <w:pStyle w:val="FirstParagraph"/>
-      </w:pPr>
-      <w:r>
-        <w:t xml:space="preserve">Cualquiera del grupo lanza la pregunta:</w:t>
-      </w:r>
-    </w:p>
-    <w:p>
-      <w:pPr>
-        <w:pStyle w:val="BodyText"/>
-      </w:pPr>
-      <w:r>
-        <w:t xml:space="preserve">Les queremos preguntar:</w:t>
-      </w:r>
-      <w:r>
-        <w:t xml:space="preserve"> </w:t>
-      </w:r>
-      <w:r>
-        <w:rPr>
-          <w:bCs/>
-          <w:b/>
-        </w:rPr>
-        <w:t xml:space="preserve">¿les pasó que algo que al principio tenían que pensar con esfuerzo, después les saliera</w:t>
-      </w:r>
-      <w:r>
-        <w:rPr>
-          <w:bCs/>
-          <w:b/>
-        </w:rPr>
-        <w:t xml:space="preserve"> </w:t>
-      </w:r>
-      <w:r>
-        <w:rPr>
-          <w:bCs/>
-          <w:b/>
-        </w:rPr>
-        <w:t xml:space="preserve">“</w:t>
-      </w:r>
-      <w:r>
-        <w:rPr>
-          <w:bCs/>
-          <w:b/>
-        </w:rPr>
-        <w:t xml:space="preserve">solo</w:t>
-      </w:r>
-      <w:r>
-        <w:rPr>
-          <w:bCs/>
-          <w:b/>
-        </w:rPr>
-        <w:t xml:space="preserve">”</w:t>
-      </w:r>
-      <w:r>
-        <w:rPr>
-          <w:bCs/>
-          <w:b/>
-        </w:rPr>
-        <w:t xml:space="preserve">?</w:t>
-      </w:r>
-      <w:r>
-        <w:t xml:space="preserve"> </w:t>
-      </w:r>
-      <w:r>
-        <w:t xml:space="preserve">Por ejemplo, en estadística. Esa respuesta automática, ¿es una intuición, como dice De Neys, o sigue siendo pensamiento deliberado, pero más rápido?</w:t>
-      </w:r>
-    </w:p>
-    <w:p>
-      <w:pPr>
-        <w:pStyle w:val="BlockText"/>
-      </w:pPr>
-      <w:r>
-        <w:rPr>
-          <w:bCs/>
-          <w:b/>
-        </w:rPr>
-        <w:t xml:space="preserve">Si el docente pide una conclusión:</w:t>
-      </w:r>
-      <w:r>
-        <w:t xml:space="preserve"> </w:t>
-      </w:r>
-      <w:r>
-        <w:t xml:space="preserve">el artículo muestra que la exclusividad y el mecanismo de cambio son el mismo problema, y propone un modelo que conserva la distinción entre intuición y deliberación. Sus límites: es verbal, la automatización está poco probada y las tareas son artificiales. Como líneas futuras, estudios de entrenamiento que sigan cómo una respuesta deliberada se vuelve intuitiva, y llevar el modelo a problemas reales y a dominios de pericia.</w:t>
-      </w:r>
-    </w:p>
-    <w:bookmarkEnd w:id="34"/>
-    <w:bookmarkEnd w:id="35"/>
-    <w:bookmarkStart w:id="36" w:name="para-sostener-el-debate"/>
-    <w:p>
-      <w:pPr>
-        <w:pStyle w:val="Heading2"/>
-      </w:pPr>
-      <w:r>
-        <w:t xml:space="preserve">Para sostener el debate</w:t>
-      </w:r>
-    </w:p>
-    <w:p>
-      <w:pPr>
-        <w:pStyle w:val="FirstParagraph"/>
-      </w:pPr>
-      <w:r>
-        <w:rPr>
-          <w:bCs/>
-          <w:b/>
-        </w:rPr>
-        <w:t xml:space="preserve">Preguntas de repuesto</w:t>
-      </w:r>
-      <w:r>
-        <w:t xml:space="preserve">, si la primera no arranca:</w:t>
+        <w:rPr>
+          <w:bCs/>
+          <w:b/>
+        </w:rPr>
+        <w:t xml:space="preserve">Bibliografía de esta parte</w:t>
       </w:r>
     </w:p>
     <w:p>
@@ -2073,25 +1605,33 @@
         <w:pStyle w:val="Compact"/>
       </w:pPr>
       <w:r>
-        <w:t xml:space="preserve">Cuando hacen el problema del bate y la pelota por segunda vez, ya saben la respuesta: ¿eso es</w:t>
-      </w:r>
-      <w:r>
-        <w:t xml:space="preserve"> </w:t>
-      </w:r>
-      <w:r>
-        <w:t xml:space="preserve">“</w:t>
-      </w:r>
-      <w:r>
-        <w:t xml:space="preserve">intuición lógica</w:t>
-      </w:r>
-      <w:r>
-        <w:t xml:space="preserve">”</w:t>
-      </w:r>
-      <w:r>
-        <w:t xml:space="preserve"> </w:t>
-      </w:r>
-      <w:r>
-        <w:t xml:space="preserve">o memoria?</w:t>
+        <w:t xml:space="preserve">De Neys, W. (2023a). Advancing theorizing about fast-and-slow thinking.</w:t>
+      </w:r>
+      <w:r>
+        <w:t xml:space="preserve"> </w:t>
+      </w:r>
+      <w:r>
+        <w:rPr>
+          <w:iCs/>
+          <w:i/>
+        </w:rPr>
+        <w:t xml:space="preserve">Behavioral and Brain Sciences</w:t>
+      </w:r>
+      <w:r>
+        <w:t xml:space="preserve">,</w:t>
+      </w:r>
+      <w:r>
+        <w:t xml:space="preserve"> </w:t>
+      </w:r>
+      <w:r>
+        <w:rPr>
+          <w:iCs/>
+          <w:i/>
+        </w:rPr>
+        <w:t xml:space="preserve">46</w:t>
+      </w:r>
+      <w:r>
+        <w:t xml:space="preserve">, Artículo e111. https://doi.org/10.1017/S0140525X2200142X</w:t>
       </w:r>
     </w:p>
     <w:p>
@@ -2103,14 +1643,1967 @@
         <w:pStyle w:val="Compact"/>
       </w:pPr>
       <w:r>
-        <w:t xml:space="preserve">¿Confían más en una respuesta que les salió rápido o en una que pensaron mucho? ¿Por qué?</w:t>
+        <w:t xml:space="preserve">De Neys, W. (2023b). Further advancing fast-and-slow theorizing.</w:t>
+      </w:r>
+      <w:r>
+        <w:t xml:space="preserve"> </w:t>
+      </w:r>
+      <w:r>
+        <w:rPr>
+          <w:iCs/>
+          <w:i/>
+        </w:rPr>
+        <w:t xml:space="preserve">Behavioral and Brain Sciences</w:t>
+      </w:r>
+      <w:r>
+        <w:t xml:space="preserve">,</w:t>
+      </w:r>
+      <w:r>
+        <w:t xml:space="preserve"> </w:t>
+      </w:r>
+      <w:r>
+        <w:rPr>
+          <w:iCs/>
+          <w:i/>
+        </w:rPr>
+        <w:t xml:space="preserve">46</w:t>
+      </w:r>
+      <w:r>
+        <w:t xml:space="preserve">, Artículo e146. https://doi.org/10.1017/S0140525X23000559</w:t>
+      </w:r>
+    </w:p>
+    <w:p>
+      <w:r>
+        <w:pict>
+          <v:rect style="width:0;height:1.5pt" o:hralign="center" o:hrstd="t" o:hr="t"/>
+        </w:pict>
+      </w:r>
+    </w:p>
+    <w:bookmarkEnd w:id="26"/>
+    <w:bookmarkEnd w:id="27"/>
+    <w:bookmarkStart w:id="31" w:name="X3a511fc7a2bcb0ddf6433572aac30fff6b306c4"/>
+    <w:p>
+      <w:pPr>
+        <w:pStyle w:val="Heading2"/>
+      </w:pPr>
+      <w:r>
+        <w:t xml:space="preserve">Expositor/a 2 — Acierto 1: un mecanismo de cambio (3:00)</w:t>
+      </w:r>
+    </w:p>
+    <w:bookmarkStart w:id="28" w:name="diapositiva-6-el-problema-del-cambio-055"/>
+    <w:p>
+      <w:pPr>
+        <w:pStyle w:val="Heading3"/>
+      </w:pPr>
+      <w:r>
+        <w:t xml:space="preserve">Diapositiva 6 — El problema del cambio (0:55)</w:t>
+      </w:r>
+    </w:p>
+    <w:p>
+      <w:pPr>
+        <w:pStyle w:val="FirstParagraph"/>
+      </w:pPr>
+      <w:r>
+        <w:t xml:space="preserve">La segunda sección pregunta cómo se decide pasar al sistema 2, y muestra que las explicaciones tradicionales fallan justamente por la exclusividad. Si el</w:t>
+      </w:r>
+      <w:r>
+        <w:t xml:space="preserve"> </w:t>
+      </w:r>
+      <w:r>
+        <w:rPr>
+          <w:bCs/>
+          <w:b/>
+        </w:rPr>
+        <w:t xml:space="preserve">sistema 2 vigila</w:t>
+      </w:r>
+      <w:r>
+        <w:t xml:space="preserve"> </w:t>
+      </w:r>
+      <w:r>
+        <w:t xml:space="preserve">al sistema 1, ya tendría que estar activo para detectar el conflicto: es una paradoja. Si vigila una</w:t>
+      </w:r>
+      <w:r>
+        <w:t xml:space="preserve"> </w:t>
+      </w:r>
+      <w:r>
+        <w:rPr>
+          <w:bCs/>
+          <w:b/>
+        </w:rPr>
+        <w:t xml:space="preserve">deliberación de bajo esfuerzo</w:t>
+      </w:r>
+      <w:r>
+        <w:t xml:space="preserve">, el problema solo se corre un paso. Un</w:t>
+      </w:r>
+      <w:r>
+        <w:t xml:space="preserve"> </w:t>
+      </w:r>
+      <w:r>
+        <w:rPr>
+          <w:bCs/>
+          <w:b/>
+        </w:rPr>
+        <w:t xml:space="preserve">sistema 3</w:t>
+      </w:r>
+      <w:r>
+        <w:t xml:space="preserve"> </w:t>
+      </w:r>
+      <w:r>
+        <w:t xml:space="preserve">que compare a los dos lleva a una regresión infinita. Si los dos sistemas funcionan</w:t>
+      </w:r>
+      <w:r>
+        <w:t xml:space="preserve"> </w:t>
+      </w:r>
+      <w:r>
+        <w:rPr>
+          <w:bCs/>
+          <w:b/>
+        </w:rPr>
+        <w:t xml:space="preserve">siempre en paralelo</w:t>
+      </w:r>
+      <w:r>
+        <w:t xml:space="preserve">, se pierde la economía que justifica tener dos. Y si nunca cambiamos, no se explica a quienes sí aciertan (De Neys, 2023a, pp. 6-7).</w:t>
+      </w:r>
+    </w:p>
+    <w:bookmarkEnd w:id="28"/>
+    <w:bookmarkStart w:id="29" w:name="X99e21a649f87bfa499b6c1e069922fef8c8df73"/>
+    <w:p>
+      <w:pPr>
+        <w:pStyle w:val="Heading3"/>
+      </w:pPr>
+      <w:r>
+        <w:t xml:space="preserve">Diapositiva 7 — La propuesta: un modelo no exclusivo (0:50)</w:t>
+      </w:r>
+    </w:p>
+    <w:p>
+      <w:pPr>
+        <w:pStyle w:val="FirstParagraph"/>
+      </w:pPr>
+      <w:r>
+        <w:t xml:space="preserve">La salida, en la tercera sección, es un modelo de cuatro piezas. El sistema 1 activa</w:t>
+      </w:r>
+      <w:r>
+        <w:t xml:space="preserve"> </w:t>
+      </w:r>
+      <w:r>
+        <w:rPr>
+          <w:bCs/>
+          <w:b/>
+        </w:rPr>
+        <w:t xml:space="preserve">varias intuiciones</w:t>
+      </w:r>
+      <w:r>
+        <w:t xml:space="preserve"> </w:t>
+      </w:r>
+      <w:r>
+        <w:t xml:space="preserve">de distinta fuerza, incluida la lógica. Un</w:t>
+      </w:r>
+      <w:r>
+        <w:t xml:space="preserve"> </w:t>
+      </w:r>
+      <w:r>
+        <w:rPr>
+          <w:bCs/>
+          <w:b/>
+        </w:rPr>
+        <w:t xml:space="preserve">monitoreo</w:t>
+      </w:r>
+      <w:r>
+        <w:t xml:space="preserve"> </w:t>
+      </w:r>
+      <w:r>
+        <w:t xml:space="preserve">intuitivo compara esas fuerzas: cuanto más parecidas, más incertidumbre, y pasado un</w:t>
+      </w:r>
+      <w:r>
+        <w:t xml:space="preserve"> </w:t>
+      </w:r>
+      <w:r>
+        <w:rPr>
+          <w:bCs/>
+          <w:b/>
+        </w:rPr>
+        <w:t xml:space="preserve">umbral</w:t>
+      </w:r>
+      <w:r>
+        <w:t xml:space="preserve"> </w:t>
+      </w:r>
+      <w:r>
+        <w:t xml:space="preserve">se activa el sistema 2. La</w:t>
+      </w:r>
+      <w:r>
+        <w:t xml:space="preserve"> </w:t>
+      </w:r>
+      <w:r>
+        <w:rPr>
+          <w:bCs/>
+          <w:b/>
+        </w:rPr>
+        <w:t xml:space="preserve">deliberación</w:t>
+      </w:r>
+      <w:r>
+        <w:t xml:space="preserve"> </w:t>
+      </w:r>
+      <w:r>
+        <w:t xml:space="preserve">puede inhibir, calcular o solo justificar. Y una</w:t>
+      </w:r>
+      <w:r>
+        <w:t xml:space="preserve"> </w:t>
+      </w:r>
+      <w:r>
+        <w:rPr>
+          <w:bCs/>
+          <w:b/>
+        </w:rPr>
+        <w:t xml:space="preserve">retroalimentación</w:t>
+      </w:r>
+      <w:r>
+        <w:t xml:space="preserve"> </w:t>
+      </w:r>
+      <w:r>
+        <w:t xml:space="preserve">cambia la fuerza de las intuiciones y apaga la deliberación cuando baja la incertidumbre. Por eso concluye que todo modelo dual viable tiene que ser</w:t>
+      </w:r>
+      <w:r>
+        <w:t xml:space="preserve"> </w:t>
+      </w:r>
+      <w:r>
+        <w:rPr>
+          <w:bCs/>
+          <w:b/>
+        </w:rPr>
+        <w:t xml:space="preserve">no exclusivo</w:t>
+      </w:r>
+      <w:r>
+        <w:t xml:space="preserve"> </w:t>
+      </w:r>
+      <w:r>
+        <w:t xml:space="preserve">(De Neys, 2023a, pp. 7-11).</w:t>
+      </w:r>
+    </w:p>
+    <w:p>
+      <w:pPr>
+        <w:pStyle w:val="BlockText"/>
+      </w:pPr>
+      <w:r>
+        <w:rPr>
+          <w:bCs/>
+          <w:b/>
+        </w:rPr>
+        <w:t xml:space="preserve">Si preguntan por la fórmula</w:t>
+      </w:r>
+      <w:r>
+        <w:t xml:space="preserve"> </w:t>
+      </w:r>
+      <w:r>
+        <w:t xml:space="preserve">(ejemplo nuestro, no del texto): U = 1 − |I1 − I2|. Si la intuición</w:t>
+      </w:r>
+      <w:r>
+        <w:t xml:space="preserve"> </w:t>
+      </w:r>
+      <w:r>
+        <w:t xml:space="preserve">“</w:t>
+      </w:r>
+      <w:r>
+        <w:t xml:space="preserve">10 centavos</w:t>
+      </w:r>
+      <w:r>
+        <w:t xml:space="preserve">”</w:t>
+      </w:r>
+      <w:r>
+        <w:t xml:space="preserve"> </w:t>
+      </w:r>
+      <w:r>
+        <w:t xml:space="preserve">tiene fuerza 0,8 y la de</w:t>
+      </w:r>
+      <w:r>
+        <w:t xml:space="preserve"> </w:t>
+      </w:r>
+      <w:r>
+        <w:t xml:space="preserve">“</w:t>
+      </w:r>
+      <w:r>
+        <w:t xml:space="preserve">5 centavos</w:t>
+      </w:r>
+      <w:r>
+        <w:t xml:space="preserve">”</w:t>
+      </w:r>
+      <w:r>
+        <w:t xml:space="preserve"> </w:t>
+      </w:r>
+      <w:r>
+        <w:t xml:space="preserve">0,3, U = 1 − 0,5 = 0,5. Si las dos valen 0,6, U = 1 − 0 = 1: máxima incertidumbre, y ahí se activa el sistema 2 (De Neys, 2023a, p. 8).</w:t>
+      </w:r>
+    </w:p>
+    <w:bookmarkEnd w:id="29"/>
+    <w:bookmarkStart w:id="30" w:name="X01a664345590035fafc2a16e42f8e7d23a89594"/>
+    <w:p>
+      <w:pPr>
+        <w:pStyle w:val="Heading3"/>
+      </w:pPr>
+      <w:r>
+        <w:t xml:space="preserve">Diapositiva 8 — Acierto 1: el control que faltaba (1:10)</w:t>
+      </w:r>
+    </w:p>
+    <w:p>
+      <w:pPr>
+        <w:pStyle w:val="FirstParagraph"/>
+      </w:pPr>
+      <w:r>
+        <w:t xml:space="preserve">Nuestro primer acierto es que el modelo especifica un mecanismo que, en la materia, vimos que faltaba. En la teoría heurístico-analítica de Evans, el estadio</w:t>
+      </w:r>
+      <w:r>
+        <w:t xml:space="preserve"> </w:t>
+      </w:r>
+      <w:r>
+        <w:rPr>
+          <w:bCs/>
+          <w:b/>
+        </w:rPr>
+        <w:t xml:space="preserve">heurístico</w:t>
+      </w:r>
+      <w:r>
+        <w:t xml:space="preserve"> </w:t>
+      </w:r>
+      <w:r>
+        <w:t xml:space="preserve">selecciona la información relevante y el</w:t>
+      </w:r>
+      <w:r>
+        <w:t xml:space="preserve"> </w:t>
+      </w:r>
+      <w:r>
+        <w:rPr>
+          <w:bCs/>
+          <w:b/>
+        </w:rPr>
+        <w:t xml:space="preserve">analítico</w:t>
+      </w:r>
+      <w:r>
+        <w:t xml:space="preserve"> </w:t>
+      </w:r>
+      <w:r>
+        <w:t xml:space="preserve">deduce; los sesgos se atribuyen al primero y la competencia, al segundo (Valiña y Martín, 2014, pp. 19-20, 22). Esa es la exclusividad, y Evans no explicaba</w:t>
+      </w:r>
+      <w:r>
+        <w:t xml:space="preserve"> </w:t>
+      </w:r>
+      <w:r>
+        <w:rPr>
+          <w:bCs/>
+          <w:b/>
+        </w:rPr>
+        <w:t xml:space="preserve">qué activa</w:t>
+      </w:r>
+      <w:r>
+        <w:t xml:space="preserve"> </w:t>
+      </w:r>
+      <w:r>
+        <w:t xml:space="preserve">el estadio analítico; De Neys sí: la incertidumbre. Además, que deliberar a veces solo</w:t>
+      </w:r>
+      <w:r>
+        <w:t xml:space="preserve"> </w:t>
+      </w:r>
+      <w:r>
+        <w:rPr>
+          <w:bCs/>
+          <w:b/>
+        </w:rPr>
+        <w:t xml:space="preserve">justifique</w:t>
+      </w:r>
+      <w:r>
+        <w:t xml:space="preserve"> </w:t>
+      </w:r>
+      <w:r>
+        <w:t xml:space="preserve">la intuición coincide con Evans:</w:t>
+      </w:r>
+      <w:r>
+        <w:t xml:space="preserve"> </w:t>
+      </w:r>
+      <w:r>
+        <w:t xml:space="preserve">“</w:t>
+      </w:r>
+      <w:r>
+        <w:t xml:space="preserve">las personas cometen errores en razonamiento porque piensan selectivamente</w:t>
+      </w:r>
+      <w:r>
+        <w:t xml:space="preserve">”</w:t>
+      </w:r>
+      <w:r>
+        <w:t xml:space="preserve"> </w:t>
+      </w:r>
+      <w:r>
+        <w:t xml:space="preserve">(Valiña y Martín, 2014, p. 20).</w:t>
+      </w:r>
+    </w:p>
+    <w:p>
+      <w:pPr>
+        <w:pStyle w:val="BodyText"/>
+      </w:pPr>
+      <w:r>
+        <w:t xml:space="preserve">Y responde a algo que la psicología cognitiva planteó desde el principio: un sistema que infiere necesita un</w:t>
+      </w:r>
+      <w:r>
+        <w:t xml:space="preserve"> </w:t>
+      </w:r>
+      <w:r>
+        <w:rPr>
+          <w:bCs/>
+          <w:b/>
+        </w:rPr>
+        <w:t xml:space="preserve">mecanismo de control</w:t>
+      </w:r>
+      <w:r>
+        <w:t xml:space="preserve"> </w:t>
+      </w:r>
+      <w:r>
+        <w:t xml:space="preserve">que elija las inferencias relevantes, para no perderse en un sinfín de inferencias posibles (González Labra, s. f., p. 15). La retroalimentación de De Neys es ese control: explica no solo qué nos hace pensar, sino también qué nos hace</w:t>
+      </w:r>
+      <w:r>
+        <w:t xml:space="preserve"> </w:t>
+      </w:r>
+      <w:r>
+        <w:rPr>
+          <w:bCs/>
+          <w:b/>
+        </w:rPr>
+        <w:t xml:space="preserve">dejar de pensar</w:t>
+      </w:r>
+      <w:r>
+        <w:t xml:space="preserve"> </w:t>
+      </w:r>
+      <w:r>
+        <w:t xml:space="preserve">(De Neys, 2023a, p. 10).</w:t>
+      </w:r>
+    </w:p>
+    <w:p>
+      <w:pPr>
+        <w:pStyle w:val="BodyText"/>
+      </w:pPr>
+      <w:r>
+        <w:rPr>
+          <w:bCs/>
+          <w:b/>
+        </w:rPr>
+        <w:t xml:space="preserve">Bibliografía de esta parte</w:t>
       </w:r>
     </w:p>
     <w:p>
       <w:pPr>
         <w:numPr>
           <w:ilvl w:val="0"/>
-          <w:numId w:val="1001"/>
+          <w:numId w:val="1002"/>
+        </w:numPr>
+        <w:pStyle w:val="Compact"/>
+      </w:pPr>
+      <w:r>
+        <w:t xml:space="preserve">De Neys, W. (2023a). Advancing theorizing about fast-and-slow thinking.</w:t>
+      </w:r>
+      <w:r>
+        <w:t xml:space="preserve"> </w:t>
+      </w:r>
+      <w:r>
+        <w:rPr>
+          <w:iCs/>
+          <w:i/>
+        </w:rPr>
+        <w:t xml:space="preserve">Behavioral and Brain Sciences</w:t>
+      </w:r>
+      <w:r>
+        <w:t xml:space="preserve">,</w:t>
+      </w:r>
+      <w:r>
+        <w:t xml:space="preserve"> </w:t>
+      </w:r>
+      <w:r>
+        <w:rPr>
+          <w:iCs/>
+          <w:i/>
+        </w:rPr>
+        <w:t xml:space="preserve">46</w:t>
+      </w:r>
+      <w:r>
+        <w:t xml:space="preserve">, Artículo e111. https://doi.org/10.1017/S0140525X2200142X</w:t>
+      </w:r>
+    </w:p>
+    <w:p>
+      <w:pPr>
+        <w:numPr>
+          <w:ilvl w:val="0"/>
+          <w:numId w:val="1002"/>
+        </w:numPr>
+        <w:pStyle w:val="Compact"/>
+      </w:pPr>
+      <w:r>
+        <w:t xml:space="preserve">González Labra, M. J. (s. f.). Psicología del pensamiento: Esbozo histórico. En</w:t>
+      </w:r>
+      <w:r>
+        <w:t xml:space="preserve"> </w:t>
+      </w:r>
+      <w:r>
+        <w:rPr>
+          <w:iCs/>
+          <w:i/>
+        </w:rPr>
+        <w:t xml:space="preserve">Psicología del pensamiento</w:t>
+      </w:r>
+      <w:r>
+        <w:t xml:space="preserve"> </w:t>
+      </w:r>
+      <w:r>
+        <w:t xml:space="preserve">(cap. 1, pp. 1-22). UNED.</w:t>
+      </w:r>
+    </w:p>
+    <w:p>
+      <w:pPr>
+        <w:numPr>
+          <w:ilvl w:val="0"/>
+          <w:numId w:val="1002"/>
+        </w:numPr>
+        <w:pStyle w:val="Compact"/>
+      </w:pPr>
+      <w:r>
+        <w:t xml:space="preserve">Valiña, M. D., y Martín, M. (2014). Razonamiento pragmático. En M. Carretero y M. Asensio (Coords.),</w:t>
+      </w:r>
+      <w:r>
+        <w:t xml:space="preserve"> </w:t>
+      </w:r>
+      <w:r>
+        <w:rPr>
+          <w:iCs/>
+          <w:i/>
+        </w:rPr>
+        <w:t xml:space="preserve">Psicología del pensamiento: Teoría y prácticas</w:t>
+      </w:r>
+      <w:r>
+        <w:t xml:space="preserve"> </w:t>
+      </w:r>
+      <w:r>
+        <w:t xml:space="preserve">(cap. 6). Alianza.</w:t>
+      </w:r>
+    </w:p>
+    <w:p>
+      <w:r>
+        <w:pict>
+          <v:rect style="width:0;height:1.5pt" o:hralign="center" o:hrstd="t" o:hr="t"/>
+        </w:pict>
+      </w:r>
+    </w:p>
+    <w:bookmarkEnd w:id="30"/>
+    <w:bookmarkEnd w:id="31"/>
+    <w:bookmarkStart w:id="34" w:name="X2359de1599feedcf093925950d6118b1ebb125e"/>
+    <w:p>
+      <w:pPr>
+        <w:pStyle w:val="Heading2"/>
+      </w:pPr>
+      <w:r>
+        <w:t xml:space="preserve">Expositor/a 3 — Acierto 2: la intuición se educa (3:00)</w:t>
+      </w:r>
+    </w:p>
+    <w:bookmarkStart w:id="32" w:name="Xd81a790ee31bfffc54ac2b842b6c42bc8352db7"/>
+    <w:p>
+      <w:pPr>
+        <w:pStyle w:val="Heading3"/>
+      </w:pPr>
+      <w:r>
+        <w:t xml:space="preserve">Diapositiva 9 — Acierto 2: lo deliberado se vuelve intuitivo (1:30)</w:t>
+      </w:r>
+    </w:p>
+    <w:p>
+      <w:pPr>
+        <w:pStyle w:val="FirstParagraph"/>
+      </w:pPr>
+      <w:r>
+        <w:t xml:space="preserve">El segundo acierto es la pieza más original del modelo: que la respuesta lógica</w:t>
+      </w:r>
+      <w:r>
+        <w:t xml:space="preserve"> </w:t>
+      </w:r>
+      <w:r>
+        <w:rPr>
+          <w:bCs/>
+          <w:b/>
+        </w:rPr>
+        <w:t xml:space="preserve">se aprende hasta volverse intuitiva</w:t>
+      </w:r>
+      <w:r>
+        <w:t xml:space="preserve">. De Neys lo ejemplifica con el principio de proporción, que se enseña en la escuela con las fracciones: a fuerza de práctica, lo que era deliberado se automatiza (De Neys, 2023a, pp. 8, 13).</w:t>
+      </w:r>
+    </w:p>
+    <w:p>
+      <w:pPr>
+        <w:pStyle w:val="BodyText"/>
+      </w:pPr>
+      <w:r>
+        <w:t xml:space="preserve">En la materia lo vimos con otros nombres.</w:t>
+      </w:r>
+      <w:r>
+        <w:t xml:space="preserve"> </w:t>
+      </w:r>
+      <w:r>
+        <w:rPr>
+          <w:bCs/>
+          <w:b/>
+        </w:rPr>
+        <w:t xml:space="preserve">Fischbein</w:t>
+      </w:r>
+      <w:r>
+        <w:t xml:space="preserve"> </w:t>
+      </w:r>
+      <w:r>
+        <w:t xml:space="preserve">distingue intuiciones</w:t>
+      </w:r>
+      <w:r>
+        <w:t xml:space="preserve"> </w:t>
+      </w:r>
+      <w:r>
+        <w:rPr>
+          <w:bCs/>
+          <w:b/>
+        </w:rPr>
+        <w:t xml:space="preserve">primarias</w:t>
+      </w:r>
+      <w:r>
+        <w:t xml:space="preserve">, que surgen de la experiencia y se parecen a los sesgos, de intuiciones</w:t>
+      </w:r>
+      <w:r>
+        <w:t xml:space="preserve"> </w:t>
+      </w:r>
+      <w:r>
+        <w:rPr>
+          <w:bCs/>
+          <w:b/>
+        </w:rPr>
+        <w:t xml:space="preserve">secundarias</w:t>
+      </w:r>
+      <w:r>
+        <w:t xml:space="preserve">, que se logran por instrucción; y</w:t>
+      </w:r>
+      <w:r>
+        <w:t xml:space="preserve"> </w:t>
+      </w:r>
+      <w:r>
+        <w:rPr>
+          <w:bCs/>
+          <w:b/>
+        </w:rPr>
+        <w:t xml:space="preserve">Hogarth</w:t>
+      </w:r>
+      <w:r>
+        <w:t xml:space="preserve"> </w:t>
+      </w:r>
+      <w:r>
+        <w:t xml:space="preserve">sostiene que la intuición se puede</w:t>
+      </w:r>
+      <w:r>
+        <w:t xml:space="preserve"> </w:t>
+      </w:r>
+      <w:r>
+        <w:rPr>
+          <w:bCs/>
+          <w:b/>
+        </w:rPr>
+        <w:t xml:space="preserve">educar</w:t>
+      </w:r>
+      <w:r>
+        <w:t xml:space="preserve"> </w:t>
+      </w:r>
+      <w:r>
+        <w:t xml:space="preserve">(Pérez Echeverría y Bautista, 2014, pp. 7-8, 18). En solución de problemas, la teoría de</w:t>
+      </w:r>
+      <w:r>
+        <w:t xml:space="preserve"> </w:t>
+      </w:r>
+      <w:r>
+        <w:rPr>
+          <w:bCs/>
+          <w:b/>
+        </w:rPr>
+        <w:t xml:space="preserve">Anderson</w:t>
+      </w:r>
+      <w:r>
+        <w:t xml:space="preserve"> </w:t>
+      </w:r>
+      <w:r>
+        <w:t xml:space="preserve">describe cómo el conocimiento declarativo se convierte en procedimientos automáticos, y por eso lo que para el novato es un problema, para el experto es un ejercicio (Pérez Echeverría, 2014, p. 17). Uno de los comentarios al artículo hace esta misma conexión y cita a Fischbein (Ackerman y Morsanyi, 2023, p. 20).</w:t>
+      </w:r>
+    </w:p>
+    <w:bookmarkEnd w:id="32"/>
+    <w:bookmarkStart w:id="33" w:name="X8c47b96331b874de3d8d2558d5dd94bf9583c1b"/>
+    <w:p>
+      <w:pPr>
+        <w:pStyle w:val="Heading3"/>
+      </w:pPr>
+      <w:r>
+        <w:t xml:space="preserve">Diapositiva 10 — Lo intuitivo cuesta explicarse (1:20)</w:t>
+      </w:r>
+    </w:p>
+    <w:p>
+      <w:pPr>
+        <w:pStyle w:val="FirstParagraph"/>
+      </w:pPr>
+      <w:r>
+        <w:t xml:space="preserve">El modelo también acierta en algo que la psicología del pensamiento discute desde sus comienzos. De Neys muestra que quienes aciertan por intuición</w:t>
+      </w:r>
+      <w:r>
+        <w:t xml:space="preserve"> </w:t>
+      </w:r>
+      <w:r>
+        <w:rPr>
+          <w:bCs/>
+          <w:b/>
+        </w:rPr>
+        <w:t xml:space="preserve">no saben justificar</w:t>
+      </w:r>
+      <w:r>
+        <w:t xml:space="preserve"> </w:t>
+      </w:r>
+      <w:r>
+        <w:t xml:space="preserve">su respuesta, a diferencia de quienes aciertan después de deliberar (De Neys, 2023a, p. 12). Y aclara que la incertidumbre se siente conscientemente, aunque uno no sepa por qué (De Neys, 2023b, p. 70). Es lo que encontró la</w:t>
+      </w:r>
+      <w:r>
+        <w:t xml:space="preserve"> </w:t>
+      </w:r>
+      <w:r>
+        <w:rPr>
+          <w:bCs/>
+          <w:b/>
+        </w:rPr>
+        <w:t xml:space="preserve">escuela de Wurzburgo</w:t>
+      </w:r>
+      <w:r>
+        <w:t xml:space="preserve">: el pensamiento propiamente dicho es inconsciente, y a la conciencia llegan solo sus indicadores (González Labra, s. f., p. 6). Y es lo que Schoenfeld describe en los expertos: sienten que</w:t>
+      </w:r>
+      <w:r>
+        <w:t xml:space="preserve"> </w:t>
+      </w:r>
+      <w:r>
+        <w:t xml:space="preserve">“</w:t>
+      </w:r>
+      <w:r>
+        <w:t xml:space="preserve">van por buen camino</w:t>
+      </w:r>
+      <w:r>
+        <w:t xml:space="preserve">”</w:t>
+      </w:r>
+      <w:r>
+        <w:t xml:space="preserve">, aunque no puedan explicar por qué (Pérez Echeverría, 2014, p. 18).</w:t>
+      </w:r>
+    </w:p>
+    <w:p>
+      <w:pPr>
+        <w:pStyle w:val="BodyText"/>
+      </w:pPr>
+      <w:r>
+        <w:t xml:space="preserve">Por eso valoramos su método: combina tiempos, confianza, respuestas bajo carga y justificaciones, que es la</w:t>
+      </w:r>
+      <w:r>
+        <w:t xml:space="preserve"> </w:t>
+      </w:r>
+      <w:r>
+        <w:rPr>
+          <w:bCs/>
+          <w:b/>
+        </w:rPr>
+        <w:t xml:space="preserve">convergencia de métodos</w:t>
+      </w:r>
+      <w:r>
+        <w:t xml:space="preserve"> </w:t>
+      </w:r>
+      <w:r>
+        <w:t xml:space="preserve">que Pérez Echeverría pedía para estudiar lo implícito (Pérez Echeverría y Bautista, 2014, pp. 18-19). Pero el modelo también tiene límites, y de eso van a hablar mis compañeros.</w:t>
+      </w:r>
+    </w:p>
+    <w:p>
+      <w:pPr>
+        <w:pStyle w:val="BodyText"/>
+      </w:pPr>
+      <w:r>
+        <w:rPr>
+          <w:bCs/>
+          <w:b/>
+        </w:rPr>
+        <w:t xml:space="preserve">Bibliografía de esta parte</w:t>
+      </w:r>
+    </w:p>
+    <w:p>
+      <w:pPr>
+        <w:numPr>
+          <w:ilvl w:val="0"/>
+          <w:numId w:val="1003"/>
+        </w:numPr>
+        <w:pStyle w:val="Compact"/>
+      </w:pPr>
+      <w:r>
+        <w:t xml:space="preserve">Ackerman, R., y Morsanyi, K. (2023). We know what stops you from thinking forever: A metacognitive perspective.</w:t>
+      </w:r>
+      <w:r>
+        <w:t xml:space="preserve"> </w:t>
+      </w:r>
+      <w:r>
+        <w:rPr>
+          <w:iCs/>
+          <w:i/>
+        </w:rPr>
+        <w:t xml:space="preserve">Behavioral and Brain Sciences</w:t>
+      </w:r>
+      <w:r>
+        <w:t xml:space="preserve">,</w:t>
+      </w:r>
+      <w:r>
+        <w:t xml:space="preserve"> </w:t>
+      </w:r>
+      <w:r>
+        <w:rPr>
+          <w:iCs/>
+          <w:i/>
+        </w:rPr>
+        <w:t xml:space="preserve">46</w:t>
+      </w:r>
+      <w:r>
+        <w:t xml:space="preserve">, Artículo e112. https://doi.org/10.1017/S0140525X22003065</w:t>
+      </w:r>
+    </w:p>
+    <w:p>
+      <w:pPr>
+        <w:numPr>
+          <w:ilvl w:val="0"/>
+          <w:numId w:val="1003"/>
+        </w:numPr>
+        <w:pStyle w:val="Compact"/>
+      </w:pPr>
+      <w:r>
+        <w:t xml:space="preserve">De Neys, W. (2023a). Advancing theorizing about fast-and-slow thinking.</w:t>
+      </w:r>
+      <w:r>
+        <w:t xml:space="preserve"> </w:t>
+      </w:r>
+      <w:r>
+        <w:rPr>
+          <w:iCs/>
+          <w:i/>
+        </w:rPr>
+        <w:t xml:space="preserve">Behavioral and Brain Sciences</w:t>
+      </w:r>
+      <w:r>
+        <w:t xml:space="preserve">,</w:t>
+      </w:r>
+      <w:r>
+        <w:t xml:space="preserve"> </w:t>
+      </w:r>
+      <w:r>
+        <w:rPr>
+          <w:iCs/>
+          <w:i/>
+        </w:rPr>
+        <w:t xml:space="preserve">46</w:t>
+      </w:r>
+      <w:r>
+        <w:t xml:space="preserve">, Artículo e111. https://doi.org/10.1017/S0140525X2200142X</w:t>
+      </w:r>
+    </w:p>
+    <w:p>
+      <w:pPr>
+        <w:numPr>
+          <w:ilvl w:val="0"/>
+          <w:numId w:val="1003"/>
+        </w:numPr>
+        <w:pStyle w:val="Compact"/>
+      </w:pPr>
+      <w:r>
+        <w:t xml:space="preserve">De Neys, W. (2023b). Further advancing fast-and-slow theorizing.</w:t>
+      </w:r>
+      <w:r>
+        <w:t xml:space="preserve"> </w:t>
+      </w:r>
+      <w:r>
+        <w:rPr>
+          <w:iCs/>
+          <w:i/>
+        </w:rPr>
+        <w:t xml:space="preserve">Behavioral and Brain Sciences</w:t>
+      </w:r>
+      <w:r>
+        <w:t xml:space="preserve">,</w:t>
+      </w:r>
+      <w:r>
+        <w:t xml:space="preserve"> </w:t>
+      </w:r>
+      <w:r>
+        <w:rPr>
+          <w:iCs/>
+          <w:i/>
+        </w:rPr>
+        <w:t xml:space="preserve">46</w:t>
+      </w:r>
+      <w:r>
+        <w:t xml:space="preserve">, Artículo e146. https://doi.org/10.1017/S0140525X23000559</w:t>
+      </w:r>
+    </w:p>
+    <w:p>
+      <w:pPr>
+        <w:numPr>
+          <w:ilvl w:val="0"/>
+          <w:numId w:val="1003"/>
+        </w:numPr>
+        <w:pStyle w:val="Compact"/>
+      </w:pPr>
+      <w:r>
+        <w:t xml:space="preserve">González Labra, M. J. (s. f.). Psicología del pensamiento: Esbozo histórico. En</w:t>
+      </w:r>
+      <w:r>
+        <w:t xml:space="preserve"> </w:t>
+      </w:r>
+      <w:r>
+        <w:rPr>
+          <w:iCs/>
+          <w:i/>
+        </w:rPr>
+        <w:t xml:space="preserve">Psicología del pensamiento</w:t>
+      </w:r>
+      <w:r>
+        <w:t xml:space="preserve"> </w:t>
+      </w:r>
+      <w:r>
+        <w:t xml:space="preserve">(cap. 1, pp. 1-22). UNED.</w:t>
+      </w:r>
+    </w:p>
+    <w:p>
+      <w:pPr>
+        <w:numPr>
+          <w:ilvl w:val="0"/>
+          <w:numId w:val="1003"/>
+        </w:numPr>
+        <w:pStyle w:val="Compact"/>
+      </w:pPr>
+      <w:r>
+        <w:t xml:space="preserve">Pérez Echeverría, M. P. (2014). Solución de problemas. En M. Carretero y M. Asensio (Coords.),</w:t>
+      </w:r>
+      <w:r>
+        <w:t xml:space="preserve"> </w:t>
+      </w:r>
+      <w:r>
+        <w:rPr>
+          <w:iCs/>
+          <w:i/>
+        </w:rPr>
+        <w:t xml:space="preserve">Psicología del pensamiento: Teoría y prácticas</w:t>
+      </w:r>
+      <w:r>
+        <w:t xml:space="preserve"> </w:t>
+      </w:r>
+      <w:r>
+        <w:t xml:space="preserve">(cap. 8). Alianza.</w:t>
+      </w:r>
+    </w:p>
+    <w:p>
+      <w:pPr>
+        <w:numPr>
+          <w:ilvl w:val="0"/>
+          <w:numId w:val="1003"/>
+        </w:numPr>
+        <w:pStyle w:val="Compact"/>
+      </w:pPr>
+      <w:r>
+        <w:t xml:space="preserve">Pérez Echeverría, M. P., y Bautista, A. (2014). Pensamiento probabilístico. En M. Carretero y M. Asensio (Coords.),</w:t>
+      </w:r>
+      <w:r>
+        <w:t xml:space="preserve"> </w:t>
+      </w:r>
+      <w:r>
+        <w:rPr>
+          <w:iCs/>
+          <w:i/>
+        </w:rPr>
+        <w:t xml:space="preserve">Psicología del pensamiento: Teoría y prácticas</w:t>
+      </w:r>
+      <w:r>
+        <w:t xml:space="preserve"> </w:t>
+      </w:r>
+      <w:r>
+        <w:t xml:space="preserve">(cap. 7). Alianza.</w:t>
+      </w:r>
+    </w:p>
+    <w:p>
+      <w:r>
+        <w:pict>
+          <v:rect style="width:0;height:1.5pt" o:hralign="center" o:hrstd="t" o:hr="t"/>
+        </w:pict>
+      </w:r>
+    </w:p>
+    <w:bookmarkEnd w:id="33"/>
+    <w:bookmarkEnd w:id="34"/>
+    <w:bookmarkStart w:id="37" w:name="X9c698d0b3220a9419df264a90c6d375d95b8db0"/>
+    <w:p>
+      <w:pPr>
+        <w:pStyle w:val="Heading2"/>
+      </w:pPr>
+      <w:r>
+        <w:t xml:space="preserve">Expositor/a 4 — Crítica 1: un modelo que todavía no predice (3:00)</w:t>
+      </w:r>
+    </w:p>
+    <w:bookmarkStart w:id="35" w:name="X4a7d766111f316e8062a24f2be765ffb8f4ac70"/>
+    <w:p>
+      <w:pPr>
+        <w:pStyle w:val="Heading3"/>
+      </w:pPr>
+      <w:r>
+        <w:t xml:space="preserve">Diapositiva 11 — Lo que el propio autor reconoce (0:55)</w:t>
+      </w:r>
+    </w:p>
+    <w:p>
+      <w:pPr>
+        <w:pStyle w:val="FirstParagraph"/>
+      </w:pPr>
+      <w:r>
+        <w:t xml:space="preserve">La cuarta sección,</w:t>
+      </w:r>
+      <w:r>
+        <w:t xml:space="preserve"> </w:t>
+      </w:r>
+      <w:r>
+        <w:t xml:space="preserve">“</w:t>
+      </w:r>
+      <w:r>
+        <w:t xml:space="preserve">Perspectivas</w:t>
+      </w:r>
+      <w:r>
+        <w:t xml:space="preserve">”</w:t>
+      </w:r>
+      <w:r>
+        <w:t xml:space="preserve">, es honesta: el autor llama a su propuesta</w:t>
+      </w:r>
+      <w:r>
+        <w:t xml:space="preserve"> </w:t>
+      </w:r>
+      <w:r>
+        <w:t xml:space="preserve">“</w:t>
+      </w:r>
+      <w:r>
+        <w:t xml:space="preserve">modelo de trabajo</w:t>
+      </w:r>
+      <w:r>
+        <w:t xml:space="preserve">”</w:t>
+      </w:r>
+      <w:r>
+        <w:t xml:space="preserve"> </w:t>
+      </w:r>
+      <w:r>
+        <w:t xml:space="preserve">porque está en construcción. Reconoce que es una</w:t>
+      </w:r>
+      <w:r>
+        <w:t xml:space="preserve"> </w:t>
+      </w:r>
+      <w:r>
+        <w:rPr>
+          <w:bCs/>
+          <w:b/>
+        </w:rPr>
+        <w:t xml:space="preserve">descripción verbal</w:t>
+      </w:r>
+      <w:r>
+        <w:t xml:space="preserve">, no un modelo computacional (De Neys, 2023a, pp. 11, 14); que la fórmula de la incertidumbre es</w:t>
+      </w:r>
+      <w:r>
+        <w:t xml:space="preserve"> </w:t>
+      </w:r>
+      <w:r>
+        <w:rPr>
+          <w:bCs/>
+          <w:b/>
+        </w:rPr>
+        <w:t xml:space="preserve">probablemente una simplificación</w:t>
+      </w:r>
+      <w:r>
+        <w:t xml:space="preserve"> </w:t>
+      </w:r>
+      <w:r>
+        <w:t xml:space="preserve">(p. 12); que hay</w:t>
+      </w:r>
+      <w:r>
+        <w:t xml:space="preserve"> </w:t>
+      </w:r>
+      <w:r>
+        <w:rPr>
+          <w:bCs/>
+          <w:b/>
+        </w:rPr>
+        <w:t xml:space="preserve">poca evidencia directa</w:t>
+      </w:r>
+      <w:r>
+        <w:t xml:space="preserve"> </w:t>
+      </w:r>
+      <w:r>
+        <w:t xml:space="preserve">de la automatización (p. 13); y, desde el principio, que no existe un</w:t>
+      </w:r>
+      <w:r>
+        <w:t xml:space="preserve"> </w:t>
+      </w:r>
+      <w:r>
+        <w:rPr>
+          <w:bCs/>
+          <w:b/>
+        </w:rPr>
+        <w:t xml:space="preserve">umbral</w:t>
+      </w:r>
+      <w:r>
+        <w:t xml:space="preserve"> </w:t>
+      </w:r>
+      <w:r>
+        <w:t xml:space="preserve">que separe la intuición de la deliberación, de modo que la exclusividad</w:t>
+      </w:r>
+      <w:r>
+        <w:t xml:space="preserve"> </w:t>
+      </w:r>
+      <w:r>
+        <w:rPr>
+          <w:bCs/>
+          <w:b/>
+        </w:rPr>
+        <w:t xml:space="preserve">no se puede refutar del todo</w:t>
+      </w:r>
+      <w:r>
+        <w:t xml:space="preserve"> </w:t>
+      </w:r>
+      <w:r>
+        <w:t xml:space="preserve">(p. 5). Nuestra primera crítica parte de ahí.</w:t>
+      </w:r>
+    </w:p>
+    <w:bookmarkEnd w:id="35"/>
+    <w:bookmarkStart w:id="36" w:name="Xe316e951d7329ac9c61aa2e138482137e0bb957"/>
+    <w:p>
+      <w:pPr>
+        <w:pStyle w:val="Heading3"/>
+      </w:pPr>
+      <w:r>
+        <w:t xml:space="preserve">Diapositiva 12 — Crítica 1: ¿umbral o continuo? (2:05)</w:t>
+      </w:r>
+    </w:p>
+    <w:p>
+      <w:pPr>
+        <w:pStyle w:val="FirstParagraph"/>
+      </w:pPr>
+      <w:r>
+        <w:t xml:space="preserve">Todo el argumento depende de que la primera respuesta sea pura intuición. Pero si no hay un umbral que las separe, ¿cómo sabemos que quien responde en dos segundos no pensó un poco? En la materia vimos que lo implícito y lo explícito forman</w:t>
+      </w:r>
+      <w:r>
+        <w:t xml:space="preserve"> </w:t>
+      </w:r>
+      <w:r>
+        <w:rPr>
+          <w:bCs/>
+          <w:b/>
+        </w:rPr>
+        <w:t xml:space="preserve">más un continuo que una dicotomía</w:t>
+      </w:r>
+      <w:r>
+        <w:t xml:space="preserve"> </w:t>
+      </w:r>
+      <w:r>
+        <w:t xml:space="preserve">(Pérez Echeverría y Bautista, 2014, pp. 18-19). Si es así, un modelo que</w:t>
+      </w:r>
+      <w:r>
+        <w:t xml:space="preserve"> </w:t>
+      </w:r>
+      <w:r>
+        <w:rPr>
+          <w:bCs/>
+          <w:b/>
+        </w:rPr>
+        <w:t xml:space="preserve">enciende o apaga</w:t>
+      </w:r>
+      <w:r>
+        <w:t xml:space="preserve"> </w:t>
+      </w:r>
+      <w:r>
+        <w:t xml:space="preserve">el sistema 2 al cruzar un umbral traza una frontera que la evidencia no permite trazar. Uno de los comentarios lo llama, directamente,</w:t>
+      </w:r>
+      <w:r>
+        <w:t xml:space="preserve"> </w:t>
+      </w:r>
+      <w:r>
+        <w:t xml:space="preserve">“</w:t>
+      </w:r>
+      <w:r>
+        <w:t xml:space="preserve">el misterioso umbral de deliberación</w:t>
+      </w:r>
+      <w:r>
+        <w:t xml:space="preserve">”</w:t>
+      </w:r>
+      <w:r>
+        <w:t xml:space="preserve"> </w:t>
+      </w:r>
+      <w:r>
+        <w:t xml:space="preserve">(Ackerman y Morsanyi, 2023, p. 19).</w:t>
+      </w:r>
+    </w:p>
+    <w:p>
+      <w:pPr>
+        <w:pStyle w:val="BodyText"/>
+      </w:pPr>
+      <w:r>
+        <w:t xml:space="preserve">Además, sin valores para la fuerza de las intuiciones ni para el umbral, el modelo explica cualquier resultado después de que ocurre: si alguien acierta, su intuición lógica era fuerte; si se equivoca, era débil. Es la misma crítica que se le hizo a Tversky y Kahneman: no se puede saber</w:t>
+      </w:r>
+      <w:r>
+        <w:t xml:space="preserve"> </w:t>
+      </w:r>
+      <w:r>
+        <w:rPr>
+          <w:bCs/>
+          <w:b/>
+        </w:rPr>
+        <w:t xml:space="preserve">a priori</w:t>
+      </w:r>
+      <w:r>
+        <w:t xml:space="preserve"> </w:t>
+      </w:r>
+      <w:r>
+        <w:t xml:space="preserve">qué heurístico va a actuar (Pérez Echeverría y Bautista, 2014, pp. 17-18).</w:t>
+      </w:r>
+    </w:p>
+    <w:p>
+      <w:pPr>
+        <w:pStyle w:val="BodyText"/>
+      </w:pPr>
+      <w:r>
+        <w:t xml:space="preserve">Y no es imposible ir más allá de lo verbal. Quiroga describe redes neuronales que implementan el razonamiento revisable con nodos que se activan o se inhiben al superar un</w:t>
+      </w:r>
+      <w:r>
+        <w:t xml:space="preserve"> </w:t>
+      </w:r>
+      <w:r>
+        <w:rPr>
+          <w:bCs/>
+          <w:b/>
+        </w:rPr>
+        <w:t xml:space="preserve">umbral</w:t>
+      </w:r>
+      <w:r>
+        <w:t xml:space="preserve"> </w:t>
+      </w:r>
+      <w:r>
+        <w:t xml:space="preserve">(Stenning y Van Lambalgen, 2010, como se citó en Quiroga, 2013, pp. 87-89). O sea, ya existen formas de calcular lo que De Neys solo describe. Mientras no lo haga, propone un mecanismo, pero todavía no uno que permita predecir.</w:t>
+      </w:r>
+    </w:p>
+    <w:p>
+      <w:pPr>
+        <w:pStyle w:val="BodyText"/>
+      </w:pPr>
+      <w:r>
+        <w:rPr>
+          <w:bCs/>
+          <w:b/>
+        </w:rPr>
+        <w:t xml:space="preserve">Bibliografía de esta parte</w:t>
+      </w:r>
+    </w:p>
+    <w:p>
+      <w:pPr>
+        <w:numPr>
+          <w:ilvl w:val="0"/>
+          <w:numId w:val="1004"/>
+        </w:numPr>
+        <w:pStyle w:val="Compact"/>
+      </w:pPr>
+      <w:r>
+        <w:t xml:space="preserve">Ackerman, R., y Morsanyi, K. (2023). We know what stops you from thinking forever: A metacognitive perspective.</w:t>
+      </w:r>
+      <w:r>
+        <w:t xml:space="preserve"> </w:t>
+      </w:r>
+      <w:r>
+        <w:rPr>
+          <w:iCs/>
+          <w:i/>
+        </w:rPr>
+        <w:t xml:space="preserve">Behavioral and Brain Sciences</w:t>
+      </w:r>
+      <w:r>
+        <w:t xml:space="preserve">,</w:t>
+      </w:r>
+      <w:r>
+        <w:t xml:space="preserve"> </w:t>
+      </w:r>
+      <w:r>
+        <w:rPr>
+          <w:iCs/>
+          <w:i/>
+        </w:rPr>
+        <w:t xml:space="preserve">46</w:t>
+      </w:r>
+      <w:r>
+        <w:t xml:space="preserve">, Artículo e112. https://doi.org/10.1017/S0140525X22003065</w:t>
+      </w:r>
+    </w:p>
+    <w:p>
+      <w:pPr>
+        <w:numPr>
+          <w:ilvl w:val="0"/>
+          <w:numId w:val="1004"/>
+        </w:numPr>
+        <w:pStyle w:val="Compact"/>
+      </w:pPr>
+      <w:r>
+        <w:t xml:space="preserve">De Neys, W. (2023a). Advancing theorizing about fast-and-slow thinking.</w:t>
+      </w:r>
+      <w:r>
+        <w:t xml:space="preserve"> </w:t>
+      </w:r>
+      <w:r>
+        <w:rPr>
+          <w:iCs/>
+          <w:i/>
+        </w:rPr>
+        <w:t xml:space="preserve">Behavioral and Brain Sciences</w:t>
+      </w:r>
+      <w:r>
+        <w:t xml:space="preserve">,</w:t>
+      </w:r>
+      <w:r>
+        <w:t xml:space="preserve"> </w:t>
+      </w:r>
+      <w:r>
+        <w:rPr>
+          <w:iCs/>
+          <w:i/>
+        </w:rPr>
+        <w:t xml:space="preserve">46</w:t>
+      </w:r>
+      <w:r>
+        <w:t xml:space="preserve">, Artículo e111. https://doi.org/10.1017/S0140525X2200142X</w:t>
+      </w:r>
+    </w:p>
+    <w:p>
+      <w:pPr>
+        <w:numPr>
+          <w:ilvl w:val="0"/>
+          <w:numId w:val="1004"/>
+        </w:numPr>
+        <w:pStyle w:val="Compact"/>
+      </w:pPr>
+      <w:r>
+        <w:t xml:space="preserve">Pérez Echeverría, M. P., y Bautista, A. (2014). Pensamiento probabilístico. En M. Carretero y M. Asensio (Coords.),</w:t>
+      </w:r>
+      <w:r>
+        <w:t xml:space="preserve"> </w:t>
+      </w:r>
+      <w:r>
+        <w:rPr>
+          <w:iCs/>
+          <w:i/>
+        </w:rPr>
+        <w:t xml:space="preserve">Psicología del pensamiento: Teoría y prácticas</w:t>
+      </w:r>
+      <w:r>
+        <w:t xml:space="preserve"> </w:t>
+      </w:r>
+      <w:r>
+        <w:t xml:space="preserve">(cap. 7). Alianza.</w:t>
+      </w:r>
+    </w:p>
+    <w:p>
+      <w:pPr>
+        <w:numPr>
+          <w:ilvl w:val="0"/>
+          <w:numId w:val="1004"/>
+        </w:numPr>
+        <w:pStyle w:val="Compact"/>
+      </w:pPr>
+      <w:r>
+        <w:t xml:space="preserve">Quiroga, L. (2013). Razonamiento y representaciones mentales: Los límites entre lógica y psicología.</w:t>
+      </w:r>
+      <w:r>
+        <w:t xml:space="preserve"> </w:t>
+      </w:r>
+      <w:r>
+        <w:rPr>
+          <w:iCs/>
+          <w:i/>
+        </w:rPr>
+        <w:t xml:space="preserve">Praxis. Revista de Psicología</w:t>
+      </w:r>
+      <w:r>
+        <w:t xml:space="preserve">,</w:t>
+      </w:r>
+      <w:r>
+        <w:t xml:space="preserve"> </w:t>
+      </w:r>
+      <w:r>
+        <w:rPr>
+          <w:iCs/>
+          <w:i/>
+        </w:rPr>
+        <w:t xml:space="preserve">15</w:t>
+      </w:r>
+      <w:r>
+        <w:t xml:space="preserve">(23), 69-92.</w:t>
+      </w:r>
+    </w:p>
+    <w:p>
+      <w:r>
+        <w:pict>
+          <v:rect style="width:0;height:1.5pt" o:hralign="center" o:hrstd="t" o:hr="t"/>
+        </w:pict>
+      </w:r>
+    </w:p>
+    <w:bookmarkEnd w:id="36"/>
+    <w:bookmarkEnd w:id="37"/>
+    <w:bookmarkStart w:id="41" w:name="X961f4c7400fbc3bc3882e1c22674e0c46f4ce65"/>
+    <w:p>
+      <w:pPr>
+        <w:pStyle w:val="Heading2"/>
+      </w:pPr>
+      <w:r>
+        <w:t xml:space="preserve">Expositor/a 5 — Crítica 2: del laboratorio a la vida real (3:00)</w:t>
+      </w:r>
+    </w:p>
+    <w:bookmarkStart w:id="38" w:name="Xf1c9e9291aa5d94f13d6bd06a621ceed04f3586"/>
+    <w:p>
+      <w:pPr>
+        <w:pStyle w:val="Heading3"/>
+      </w:pPr>
+      <w:r>
+        <w:t xml:space="preserve">Diapositiva 13 — La discusión: 34 comentarios y una respuesta (0:50)</w:t>
+      </w:r>
+    </w:p>
+    <w:p>
+      <w:pPr>
+        <w:pStyle w:val="FirstParagraph"/>
+      </w:pPr>
+      <w:r>
+        <w:t xml:space="preserve">El artículo no termina en su conclusión. Lo discutieron 34 comentarios de más de 60 especialistas, y De Neys les responde en cinco temas: si la evidencia se generaliza, los vínculos con otros modelos, las extensiones necesarias, aclaraciones puntuales y la utilidad de los modelos duales (De Neys, 2023b, pp. 66-71). Ahí hace dos concesiones importantes. Admite que</w:t>
+      </w:r>
+      <w:r>
+        <w:t xml:space="preserve"> </w:t>
+      </w:r>
+      <w:r>
+        <w:rPr>
+          <w:bCs/>
+          <w:b/>
+        </w:rPr>
+        <w:t xml:space="preserve">Evans y Stanovich ya habían abandonado la exclusividad</w:t>
+      </w:r>
+      <w:r>
+        <w:t xml:space="preserve"> </w:t>
+      </w:r>
+      <w:r>
+        <w:t xml:space="preserve">en sus trabajos recientes (p. 67). Y acepta que su modelo</w:t>
+      </w:r>
+      <w:r>
+        <w:t xml:space="preserve"> </w:t>
+      </w:r>
+      <w:r>
+        <w:rPr>
+          <w:bCs/>
+          <w:b/>
+        </w:rPr>
+        <w:t xml:space="preserve">no incluye el cambio por señales externas</w:t>
+      </w:r>
+      <w:r>
+        <w:t xml:space="preserve"> </w:t>
+      </w:r>
+      <w:r>
+        <w:t xml:space="preserve">ni las diferencias individuales (p. 68).</w:t>
+      </w:r>
+    </w:p>
+    <w:bookmarkEnd w:id="38"/>
+    <w:bookmarkStart w:id="39" w:name="Xc65d74a53268a4ff250b5f7c55b7ea5427f61fe"/>
+    <w:p>
+      <w:pPr>
+        <w:pStyle w:val="Heading3"/>
+      </w:pPr>
+      <w:r>
+        <w:t xml:space="preserve">Diapositiva 14 — Crítica 2: del laboratorio a la vida real (1:25)</w:t>
+      </w:r>
+    </w:p>
+    <w:p>
+      <w:pPr>
+        <w:pStyle w:val="FirstParagraph"/>
+      </w:pPr>
+      <w:r>
+        <w:t xml:space="preserve">Nuestra segunda crítica parte de otra concesión: el campo trabaja con problemas</w:t>
+      </w:r>
+      <w:r>
+        <w:t xml:space="preserve"> </w:t>
+      </w:r>
+      <w:r>
+        <w:t xml:space="preserve">“</w:t>
+      </w:r>
+      <w:r>
+        <w:t xml:space="preserve">de juguete</w:t>
+      </w:r>
+      <w:r>
+        <w:t xml:space="preserve">”</w:t>
+      </w:r>
+      <w:r>
+        <w:t xml:space="preserve">, y en la vida diaria nadie razona sobre el precio de un bate y una pelota (De Neys, 2023b, p. 68). La investigación en solución de problemas ya recorrió ese camino: usó problemas sin contenido porque daban más control experimental (Postigo Angón, 2014, p. 8), pero fuera del laboratorio la mayoría de los problemas son</w:t>
+      </w:r>
+      <w:r>
+        <w:t xml:space="preserve"> </w:t>
+      </w:r>
+      <w:r>
+        <w:rPr>
+          <w:bCs/>
+          <w:b/>
+        </w:rPr>
+        <w:t xml:space="preserve">mal definidos</w:t>
+      </w:r>
+      <w:r>
+        <w:t xml:space="preserve"> </w:t>
+      </w:r>
+      <w:r>
+        <w:t xml:space="preserve">(Pérez Echeverría, 2014, p. 4), y en ellos no hay un criterio claro de que se haya llegado a la solución (Postigo Angón, 2014, p. 24). Sin una respuesta correcta, ¿contra qué se mide la intuición? Evans diría que en la vida real importa la racionalidad</w:t>
+      </w:r>
+      <w:r>
+        <w:t xml:space="preserve"> </w:t>
+      </w:r>
+      <w:r>
+        <w:rPr>
+          <w:bCs/>
+          <w:b/>
+        </w:rPr>
+        <w:t xml:space="preserve">de propósito</w:t>
+      </w:r>
+      <w:r>
+        <w:t xml:space="preserve">, alcanzar los propios objetivos, más que la</w:t>
+      </w:r>
+      <w:r>
+        <w:t xml:space="preserve"> </w:t>
+      </w:r>
+      <w:r>
+        <w:rPr>
+          <w:bCs/>
+          <w:b/>
+        </w:rPr>
+        <w:t xml:space="preserve">de proceso</w:t>
+      </w:r>
+      <w:r>
+        <w:t xml:space="preserve">, ajustarse a una norma (Valiña y Martín, 2014, p. 21). Y el razonamiento cotidiano es</w:t>
+      </w:r>
+      <w:r>
+        <w:t xml:space="preserve"> </w:t>
+      </w:r>
+      <w:r>
+        <w:rPr>
+          <w:bCs/>
+          <w:b/>
+        </w:rPr>
+        <w:t xml:space="preserve">revisable</w:t>
+      </w:r>
+      <w:r>
+        <w:t xml:space="preserve">: sacamos conclusiones por defecto y las retiramos cuando el contexto trae información nueva (Quiroga, 2013, pp. 82-84). Ese cambio, disparado desde afuera, es justo el que el modelo deja de lado.</w:t>
+      </w:r>
+    </w:p>
+    <w:bookmarkEnd w:id="39"/>
+    <w:bookmarkStart w:id="40" w:name="diapositiva-15-conclusión-045"/>
+    <w:p>
+      <w:pPr>
+        <w:pStyle w:val="Heading3"/>
+      </w:pPr>
+      <w:r>
+        <w:t xml:space="preserve">Diapositiva 15 — Conclusión (0:45)</w:t>
+      </w:r>
+    </w:p>
+    <w:p>
+      <w:pPr>
+        <w:pStyle w:val="FirstParagraph"/>
+      </w:pPr>
+      <w:r>
+        <w:t xml:space="preserve">Para cerrar: De Neys concluye que hay que repensar los modelos duales, y que su modelo no exclusivo es un punto de partida que, por lo menos, obliga a explicar cómo cambiamos de sistema (De Neys, 2023a, p. 16). Coincidimos: su aporte es mostrar que la exclusividad y el cambio son un mismo problema. Sus límites son un modelo verbal, una automatización poco probada y tareas artificiales. Con esto terminamos la exposición; ahora queremos abrir el debate.</w:t>
+      </w:r>
+    </w:p>
+    <w:p>
+      <w:pPr>
+        <w:pStyle w:val="BodyText"/>
+      </w:pPr>
+      <w:r>
+        <w:rPr>
+          <w:bCs/>
+          <w:b/>
+        </w:rPr>
+        <w:t xml:space="preserve">Bibliografía de esta parte</w:t>
+      </w:r>
+    </w:p>
+    <w:p>
+      <w:pPr>
+        <w:numPr>
+          <w:ilvl w:val="0"/>
+          <w:numId w:val="1005"/>
+        </w:numPr>
+        <w:pStyle w:val="Compact"/>
+      </w:pPr>
+      <w:r>
+        <w:t xml:space="preserve">De Neys, W. (2023a). Advancing theorizing about fast-and-slow thinking.</w:t>
+      </w:r>
+      <w:r>
+        <w:t xml:space="preserve"> </w:t>
+      </w:r>
+      <w:r>
+        <w:rPr>
+          <w:iCs/>
+          <w:i/>
+        </w:rPr>
+        <w:t xml:space="preserve">Behavioral and Brain Sciences</w:t>
+      </w:r>
+      <w:r>
+        <w:t xml:space="preserve">,</w:t>
+      </w:r>
+      <w:r>
+        <w:t xml:space="preserve"> </w:t>
+      </w:r>
+      <w:r>
+        <w:rPr>
+          <w:iCs/>
+          <w:i/>
+        </w:rPr>
+        <w:t xml:space="preserve">46</w:t>
+      </w:r>
+      <w:r>
+        <w:t xml:space="preserve">, Artículo e111. https://doi.org/10.1017/S0140525X2200142X</w:t>
+      </w:r>
+    </w:p>
+    <w:p>
+      <w:pPr>
+        <w:numPr>
+          <w:ilvl w:val="0"/>
+          <w:numId w:val="1005"/>
+        </w:numPr>
+        <w:pStyle w:val="Compact"/>
+      </w:pPr>
+      <w:r>
+        <w:t xml:space="preserve">De Neys, W. (2023b). Further advancing fast-and-slow theorizing.</w:t>
+      </w:r>
+      <w:r>
+        <w:t xml:space="preserve"> </w:t>
+      </w:r>
+      <w:r>
+        <w:rPr>
+          <w:iCs/>
+          <w:i/>
+        </w:rPr>
+        <w:t xml:space="preserve">Behavioral and Brain Sciences</w:t>
+      </w:r>
+      <w:r>
+        <w:t xml:space="preserve">,</w:t>
+      </w:r>
+      <w:r>
+        <w:t xml:space="preserve"> </w:t>
+      </w:r>
+      <w:r>
+        <w:rPr>
+          <w:iCs/>
+          <w:i/>
+        </w:rPr>
+        <w:t xml:space="preserve">46</w:t>
+      </w:r>
+      <w:r>
+        <w:t xml:space="preserve">, Artículo e146. https://doi.org/10.1017/S0140525X23000559</w:t>
+      </w:r>
+    </w:p>
+    <w:p>
+      <w:pPr>
+        <w:numPr>
+          <w:ilvl w:val="0"/>
+          <w:numId w:val="1005"/>
+        </w:numPr>
+        <w:pStyle w:val="Compact"/>
+      </w:pPr>
+      <w:r>
+        <w:t xml:space="preserve">Pérez Echeverría, M. P. (2014). Solución de problemas. En M. Carretero y M. Asensio (Coords.),</w:t>
+      </w:r>
+      <w:r>
+        <w:t xml:space="preserve"> </w:t>
+      </w:r>
+      <w:r>
+        <w:rPr>
+          <w:iCs/>
+          <w:i/>
+        </w:rPr>
+        <w:t xml:space="preserve">Psicología del pensamiento: Teoría y prácticas</w:t>
+      </w:r>
+      <w:r>
+        <w:t xml:space="preserve"> </w:t>
+      </w:r>
+      <w:r>
+        <w:t xml:space="preserve">(cap. 8). Alianza.</w:t>
+      </w:r>
+    </w:p>
+    <w:p>
+      <w:pPr>
+        <w:numPr>
+          <w:ilvl w:val="0"/>
+          <w:numId w:val="1005"/>
+        </w:numPr>
+        <w:pStyle w:val="Compact"/>
+      </w:pPr>
+      <w:r>
+        <w:t xml:space="preserve">Postigo Angón, Y. (2014). Estrategias en solución de problemas. En M. Carretero y M. Asensio (Coords.),</w:t>
+      </w:r>
+      <w:r>
+        <w:t xml:space="preserve"> </w:t>
+      </w:r>
+      <w:r>
+        <w:rPr>
+          <w:iCs/>
+          <w:i/>
+        </w:rPr>
+        <w:t xml:space="preserve">Psicología del pensamiento: Teoría y prácticas</w:t>
+      </w:r>
+      <w:r>
+        <w:t xml:space="preserve"> </w:t>
+      </w:r>
+      <w:r>
+        <w:t xml:space="preserve">(cap. 9). Alianza.</w:t>
+      </w:r>
+    </w:p>
+    <w:p>
+      <w:pPr>
+        <w:numPr>
+          <w:ilvl w:val="0"/>
+          <w:numId w:val="1005"/>
+        </w:numPr>
+        <w:pStyle w:val="Compact"/>
+      </w:pPr>
+      <w:r>
+        <w:t xml:space="preserve">Quiroga, L. (2013). Razonamiento y representaciones mentales: Los límites entre lógica y psicología.</w:t>
+      </w:r>
+      <w:r>
+        <w:t xml:space="preserve"> </w:t>
+      </w:r>
+      <w:r>
+        <w:rPr>
+          <w:iCs/>
+          <w:i/>
+        </w:rPr>
+        <w:t xml:space="preserve">Praxis. Revista de Psicología</w:t>
+      </w:r>
+      <w:r>
+        <w:t xml:space="preserve">,</w:t>
+      </w:r>
+      <w:r>
+        <w:t xml:space="preserve"> </w:t>
+      </w:r>
+      <w:r>
+        <w:rPr>
+          <w:iCs/>
+          <w:i/>
+        </w:rPr>
+        <w:t xml:space="preserve">15</w:t>
+      </w:r>
+      <w:r>
+        <w:t xml:space="preserve">(23), 69-92.</w:t>
+      </w:r>
+    </w:p>
+    <w:p>
+      <w:pPr>
+        <w:numPr>
+          <w:ilvl w:val="0"/>
+          <w:numId w:val="1005"/>
+        </w:numPr>
+        <w:pStyle w:val="Compact"/>
+      </w:pPr>
+      <w:r>
+        <w:t xml:space="preserve">Valiña, M. D., y Martín, M. (2014). Razonamiento pragmático. En M. Carretero y M. Asensio (Coords.),</w:t>
+      </w:r>
+      <w:r>
+        <w:t xml:space="preserve"> </w:t>
+      </w:r>
+      <w:r>
+        <w:rPr>
+          <w:iCs/>
+          <w:i/>
+        </w:rPr>
+        <w:t xml:space="preserve">Psicología del pensamiento: Teoría y prácticas</w:t>
+      </w:r>
+      <w:r>
+        <w:t xml:space="preserve"> </w:t>
+      </w:r>
+      <w:r>
+        <w:t xml:space="preserve">(cap. 6). Alianza.</w:t>
+      </w:r>
+    </w:p>
+    <w:p>
+      <w:r>
+        <w:pict>
+          <v:rect style="width:0;height:1.5pt" o:hralign="center" o:hrstd="t" o:hr="t"/>
+        </w:pict>
+      </w:r>
+    </w:p>
+    <w:bookmarkEnd w:id="40"/>
+    <w:bookmarkEnd w:id="41"/>
+    <w:bookmarkStart w:id="43" w:name="X2494b67884cc7567159761d920df82eb462d39c"/>
+    <w:p>
+      <w:pPr>
+        <w:pStyle w:val="Heading2"/>
+      </w:pPr>
+      <w:r>
+        <w:t xml:space="preserve">Debate — todo el grupo (después de los 15 minutos)</w:t>
+      </w:r>
+    </w:p>
+    <w:bookmarkStart w:id="42" w:name="diapositiva-16-para-debatir"/>
+    <w:p>
+      <w:pPr>
+        <w:pStyle w:val="Heading3"/>
+      </w:pPr>
+      <w:r>
+        <w:t xml:space="preserve">Diapositiva 16 — Para debatir</w:t>
+      </w:r>
+    </w:p>
+    <w:p>
+      <w:pPr>
+        <w:pStyle w:val="FirstParagraph"/>
+      </w:pPr>
+      <w:r>
+        <w:t xml:space="preserve">Cualquiera del grupo lanza la pregunta:</w:t>
+      </w:r>
+    </w:p>
+    <w:p>
+      <w:pPr>
+        <w:pStyle w:val="BodyText"/>
+      </w:pPr>
+      <w:r>
+        <w:t xml:space="preserve">Les queremos preguntar:</w:t>
+      </w:r>
+      <w:r>
+        <w:t xml:space="preserve"> </w:t>
+      </w:r>
+      <w:r>
+        <w:rPr>
+          <w:bCs/>
+          <w:b/>
+        </w:rPr>
+        <w:t xml:space="preserve">¿les pasó que algo que al principio tenían que pensar con esfuerzo, después les saliera</w:t>
+      </w:r>
+      <w:r>
+        <w:rPr>
+          <w:bCs/>
+          <w:b/>
+        </w:rPr>
+        <w:t xml:space="preserve"> </w:t>
+      </w:r>
+      <w:r>
+        <w:rPr>
+          <w:bCs/>
+          <w:b/>
+        </w:rPr>
+        <w:t xml:space="preserve">“</w:t>
+      </w:r>
+      <w:r>
+        <w:rPr>
+          <w:bCs/>
+          <w:b/>
+        </w:rPr>
+        <w:t xml:space="preserve">solo</w:t>
+      </w:r>
+      <w:r>
+        <w:rPr>
+          <w:bCs/>
+          <w:b/>
+        </w:rPr>
+        <w:t xml:space="preserve">”</w:t>
+      </w:r>
+      <w:r>
+        <w:rPr>
+          <w:bCs/>
+          <w:b/>
+        </w:rPr>
+        <w:t xml:space="preserve">?</w:t>
+      </w:r>
+      <w:r>
+        <w:t xml:space="preserve"> </w:t>
+      </w:r>
+      <w:r>
+        <w:t xml:space="preserve">Por ejemplo, en estadística. Esa respuesta automática, ¿es una intuición, como dice De Neys, o sigue siendo pensamiento deliberado, pero más rápido?</w:t>
+      </w:r>
+    </w:p>
+    <w:p>
+      <w:pPr>
+        <w:pStyle w:val="BlockText"/>
+      </w:pPr>
+      <w:r>
+        <w:rPr>
+          <w:bCs/>
+          <w:b/>
+        </w:rPr>
+        <w:t xml:space="preserve">Si el docente pide más conclusiones:</w:t>
+      </w:r>
+      <w:r>
+        <w:t xml:space="preserve"> </w:t>
+      </w:r>
+      <w:r>
+        <w:t xml:space="preserve">como líneas futuras proponemos estudios de entrenamiento que sigan cómo una respuesta deliberada se vuelve intuitiva, en la línea de las intuiciones secundarias de Fischbein, y llevar el modelo a problemas mal definidos y a dominios de pericia. El propio autor propone estudios evolutivos y de entrenamiento (De Neys, 2023a, p. 13).</w:t>
+      </w:r>
+    </w:p>
+    <w:bookmarkEnd w:id="42"/>
+    <w:bookmarkEnd w:id="43"/>
+    <w:bookmarkStart w:id="44" w:name="para-sostener-el-debate"/>
+    <w:p>
+      <w:pPr>
+        <w:pStyle w:val="Heading2"/>
+      </w:pPr>
+      <w:r>
+        <w:t xml:space="preserve">Para sostener el debate</w:t>
+      </w:r>
+    </w:p>
+    <w:p>
+      <w:pPr>
+        <w:pStyle w:val="FirstParagraph"/>
+      </w:pPr>
+      <w:r>
+        <w:rPr>
+          <w:bCs/>
+          <w:b/>
+        </w:rPr>
+        <w:t xml:space="preserve">Preguntas de repuesto</w:t>
+      </w:r>
+      <w:r>
+        <w:t xml:space="preserve">, si la primera no arranca:</w:t>
+      </w:r>
+    </w:p>
+    <w:p>
+      <w:pPr>
+        <w:numPr>
+          <w:ilvl w:val="0"/>
+          <w:numId w:val="1006"/>
+        </w:numPr>
+        <w:pStyle w:val="Compact"/>
+      </w:pPr>
+      <w:r>
+        <w:t xml:space="preserve">Cuando hacen el problema del bate y la pelota por segunda vez, ya saben la respuesta: ¿eso es</w:t>
+      </w:r>
+      <w:r>
+        <w:t xml:space="preserve"> </w:t>
+      </w:r>
+      <w:r>
+        <w:t xml:space="preserve">“</w:t>
+      </w:r>
+      <w:r>
+        <w:t xml:space="preserve">intuición lógica</w:t>
+      </w:r>
+      <w:r>
+        <w:t xml:space="preserve">”</w:t>
+      </w:r>
+      <w:r>
+        <w:t xml:space="preserve"> </w:t>
+      </w:r>
+      <w:r>
+        <w:t xml:space="preserve">o memoria?</w:t>
+      </w:r>
+    </w:p>
+    <w:p>
+      <w:pPr>
+        <w:numPr>
+          <w:ilvl w:val="0"/>
+          <w:numId w:val="1006"/>
+        </w:numPr>
+        <w:pStyle w:val="Compact"/>
+      </w:pPr>
+      <w:r>
+        <w:t xml:space="preserve">¿Confían más en una respuesta que les salió rápido o en una que pensaron mucho? ¿Por qué?</w:t>
+      </w:r>
+    </w:p>
+    <w:p>
+      <w:pPr>
+        <w:numPr>
+          <w:ilvl w:val="0"/>
+          <w:numId w:val="1006"/>
         </w:numPr>
         <w:pStyle w:val="Compact"/>
       </w:pPr>
@@ -2215,7 +3708,7 @@
               <w:jc w:val="left"/>
             </w:pPr>
             <w:r>
-              <w:t xml:space="preserve">No: es una revisión teórica con comentarios abiertos (34 especialistas y la respuesta del autor). Presentamos el paradigma experimental en que se apoya (diapositiva 3).</w:t>
+              <w:t xml:space="preserve">No: es una revisión teórica publicada con 34 comentarios y la respuesta del autor. No tiene participantes propios; presentamos el paradigma experimental en que se apoya (diapositiva 4).</w:t>
             </w:r>
           </w:p>
         </w:tc>
@@ -2229,19 +3722,19 @@
               <w:jc w:val="left"/>
             </w:pPr>
             <w:r>
-              <w:t xml:space="preserve">¿Qué es la exclusividad?</w:t>
-            </w:r>
-          </w:p>
-        </w:tc>
-        <w:tc>
-          <w:tcPr/>
-          <w:p>
-            <w:pPr>
-              <w:pStyle w:val="Compact"/>
-              <w:jc w:val="left"/>
-            </w:pPr>
-            <w:r>
-              <w:t xml:space="preserve">El supuesto de que la respuesta correcta solo la produce el sistema 2 y que acertar exige corregir la intuición.</w:t>
+              <w:t xml:space="preserve">¿Cuál es la hipótesis?</w:t>
+            </w:r>
+          </w:p>
+        </w:tc>
+        <w:tc>
+          <w:tcPr/>
+          <w:p>
+            <w:pPr>
+              <w:pStyle w:val="Compact"/>
+              <w:jc w:val="left"/>
+            </w:pPr>
+            <w:r>
+              <w:t xml:space="preserve">Que la exclusividad y el mecanismo de cambio están ligados: si se sostiene la exclusividad, no puede haber un mecanismo de cambio interno coherente (De Neys, 2023a, pp. 1-2, 7).</w:t>
             </w:r>
           </w:p>
         </w:tc>
@@ -2255,37 +3748,19 @@
               <w:jc w:val="left"/>
             </w:pPr>
             <w:r>
-              <w:t xml:space="preserve">¿Por qué la exclusividad impide explicar el cambio?</w:t>
-            </w:r>
-          </w:p>
-        </w:tc>
-        <w:tc>
-          <w:tcPr/>
-          <w:p>
-            <w:pPr>
-              <w:pStyle w:val="Compact"/>
-              <w:jc w:val="left"/>
-            </w:pPr>
-            <w:r>
-              <w:t xml:space="preserve">Porque si el sistema 1 no</w:t>
-            </w:r>
-            <w:r>
-              <w:t xml:space="preserve"> </w:t>
-            </w:r>
-            <w:r>
-              <w:t xml:space="preserve">“</w:t>
-            </w:r>
-            <w:r>
-              <w:t xml:space="preserve">tiene</w:t>
-            </w:r>
-            <w:r>
-              <w:t xml:space="preserve">”</w:t>
-            </w:r>
-            <w:r>
-              <w:t xml:space="preserve"> </w:t>
-            </w:r>
-            <w:r>
-              <w:t xml:space="preserve">la respuesta correcta, no puede detectar que la suya está mal; y si el sistema 2 lo vigila, ya tendría que estar activo (paradoja).</w:t>
+              <w:t xml:space="preserve">¿Cuáles son los objetivos específicos?</w:t>
+            </w:r>
+          </w:p>
+        </w:tc>
+        <w:tc>
+          <w:tcPr/>
+          <w:p>
+            <w:pPr>
+              <w:pStyle w:val="Compact"/>
+              <w:jc w:val="left"/>
+            </w:pPr>
+            <w:r>
+              <w:t xml:space="preserve">Los de sus cuatro secciones: revisar la evidencia sobre la exclusividad, analizar las explicaciones del cambio, proponer un modelo y plantear preguntas pendientes (De Neys, 2023a, p. 2).</w:t>
             </w:r>
           </w:p>
         </w:tc>
@@ -2299,19 +3774,37 @@
               <w:jc w:val="left"/>
             </w:pPr>
             <w:r>
-              <w:t xml:space="preserve">¿En qué se parece a Evans?</w:t>
-            </w:r>
-          </w:p>
-        </w:tc>
-        <w:tc>
-          <w:tcPr/>
-          <w:p>
-            <w:pPr>
-              <w:pStyle w:val="Compact"/>
-              <w:jc w:val="left"/>
-            </w:pPr>
-            <w:r>
-              <w:t xml:space="preserve">Estadio heurístico ≈ sistema 1, estadio analítico ≈ sistema 2; en Evans los sesgos son heurísticos y la competencia, analítica: es la exclusividad (Valiña y Martín, 2014, p. 22).</w:t>
+              <w:t xml:space="preserve">¿Por qué la exclusividad impide explicar el cambio?</w:t>
+            </w:r>
+          </w:p>
+        </w:tc>
+        <w:tc>
+          <w:tcPr/>
+          <w:p>
+            <w:pPr>
+              <w:pStyle w:val="Compact"/>
+              <w:jc w:val="left"/>
+            </w:pPr>
+            <w:r>
+              <w:t xml:space="preserve">Si el sistema 1 no</w:t>
+            </w:r>
+            <w:r>
+              <w:t xml:space="preserve"> </w:t>
+            </w:r>
+            <w:r>
+              <w:t xml:space="preserve">“</w:t>
+            </w:r>
+            <w:r>
+              <w:t xml:space="preserve">tiene</w:t>
+            </w:r>
+            <w:r>
+              <w:t xml:space="preserve">”</w:t>
+            </w:r>
+            <w:r>
+              <w:t xml:space="preserve"> </w:t>
+            </w:r>
+            <w:r>
+              <w:t xml:space="preserve">la respuesta correcta, no puede detectar que la suya está mal; y si el sistema 2 lo vigila, ya tendría que estar activo (De Neys, 2023a, pp. 6-7).</w:t>
             </w:r>
           </w:p>
         </w:tc>
@@ -2325,19 +3818,19 @@
               <w:jc w:val="left"/>
             </w:pPr>
             <w:r>
-              <w:t xml:space="preserve">¿Qué es una intuición secundaria?</w:t>
-            </w:r>
-          </w:p>
-        </w:tc>
-        <w:tc>
-          <w:tcPr/>
-          <w:p>
-            <w:pPr>
-              <w:pStyle w:val="Compact"/>
-              <w:jc w:val="left"/>
-            </w:pPr>
-            <w:r>
-              <w:t xml:space="preserve">La que se logra por instrucción y esfuerzo deliberado (Fischbein), frente a la primaria, que surge de la experiencia (Pérez Echeverría y Bautista, 2014, p. 7).</w:t>
+              <w:t xml:space="preserve">¿Niega que exista la exclusividad?</w:t>
+            </w:r>
+          </w:p>
+        </w:tc>
+        <w:tc>
+          <w:tcPr/>
+          <w:p>
+            <w:pPr>
+              <w:pStyle w:val="Compact"/>
+              <w:jc w:val="left"/>
+            </w:pPr>
+            <w:r>
+              <w:t xml:space="preserve">No: dice que puede darse en dominios nuevos, donde la respuesta todavía no se automatizó, pero que entonces no hay cambio interno posible (De Neys, 2023b, pp. 67, 69).</w:t>
             </w:r>
           </w:p>
         </w:tc>
@@ -2351,6 +3844,58 @@
               <w:jc w:val="left"/>
             </w:pPr>
             <w:r>
+              <w:t xml:space="preserve">¿En qué se parece a Evans?</w:t>
+            </w:r>
+          </w:p>
+        </w:tc>
+        <w:tc>
+          <w:tcPr/>
+          <w:p>
+            <w:pPr>
+              <w:pStyle w:val="Compact"/>
+              <w:jc w:val="left"/>
+            </w:pPr>
+            <w:r>
+              <w:t xml:space="preserve">Estadio heurístico ≈ sistema 1, estadio analítico ≈ sistema 2; en Evans los sesgos son heurísticos y la competencia es analítica: eso es la exclusividad (Valiña y Martín, 2014, p. 22).</w:t>
+            </w:r>
+          </w:p>
+        </w:tc>
+      </w:tr>
+      <w:tr>
+        <w:tc>
+          <w:tcPr/>
+          <w:p>
+            <w:pPr>
+              <w:pStyle w:val="Compact"/>
+              <w:jc w:val="left"/>
+            </w:pPr>
+            <w:r>
+              <w:t xml:space="preserve">¿Qué es una intuición secundaria?</w:t>
+            </w:r>
+          </w:p>
+        </w:tc>
+        <w:tc>
+          <w:tcPr/>
+          <w:p>
+            <w:pPr>
+              <w:pStyle w:val="Compact"/>
+              <w:jc w:val="left"/>
+            </w:pPr>
+            <w:r>
+              <w:t xml:space="preserve">La que se logra por instrucción y esfuerzo deliberado (Fischbein), frente a la primaria, que surge de la experiencia (Pérez Echeverría y Bautista, 2014, p. 7).</w:t>
+            </w:r>
+          </w:p>
+        </w:tc>
+      </w:tr>
+      <w:tr>
+        <w:tc>
+          <w:tcPr/>
+          <w:p>
+            <w:pPr>
+              <w:pStyle w:val="Compact"/>
+              <w:jc w:val="left"/>
+            </w:pPr>
+            <w:r>
               <w:t xml:space="preserve">¿Por qué el modelo</w:t>
             </w:r>
             <w:r>
@@ -2384,13 +3929,326 @@
         </w:tc>
       </w:tr>
     </w:tbl>
-    <w:bookmarkEnd w:id="36"/>
-    <w:bookmarkStart w:id="37" w:name="referencias"/>
+    <w:bookmarkEnd w:id="44"/>
+    <w:bookmarkStart w:id="45" w:name="uso-de-la-bibliografía-de-pensamiento"/>
     <w:p>
       <w:pPr>
         <w:pStyle w:val="Heading2"/>
       </w:pPr>
       <w:r>
+        <w:t xml:space="preserve">Uso de la bibliografía de Pensamiento</w:t>
+      </w:r>
+    </w:p>
+    <w:p>
+      <w:pPr>
+        <w:pStyle w:val="FirstParagraph"/>
+      </w:pPr>
+      <w:r>
+        <w:t xml:space="preserve">Cada texto de la unidad aparece al menos una vez:</w:t>
+      </w:r>
+    </w:p>
+    <w:tbl>
+      <w:tblPr>
+        <w:tblStyle w:val="Table"/>
+        <w:tblW w:type="pct" w:w="5000"/>
+        <w:tblLook w:firstRow="1" w:lastRow="0" w:firstColumn="0" w:lastColumn="0" w:noHBand="0" w:noVBand="0" w:val="0020"/>
+        <w:jc w:val="start"/>
+      </w:tblPr>
+      <w:tblGrid>
+        <w:gridCol w:w="2640"/>
+        <w:gridCol w:w="2640"/>
+        <w:gridCol w:w="2640"/>
+      </w:tblGrid>
+      <w:tr>
+        <w:trPr>
+          <w:tblHeader w:val="true"/>
+        </w:trPr>
+        <w:tc>
+          <w:tcPr/>
+          <w:p>
+            <w:pPr>
+              <w:pStyle w:val="Compact"/>
+              <w:jc w:val="left"/>
+            </w:pPr>
+            <w:r>
+              <w:t xml:space="preserve">Texto</w:t>
+            </w:r>
+          </w:p>
+        </w:tc>
+        <w:tc>
+          <w:tcPr/>
+          <w:p>
+            <w:pPr>
+              <w:pStyle w:val="Compact"/>
+              <w:jc w:val="left"/>
+            </w:pPr>
+            <w:r>
+              <w:t xml:space="preserve">Expositor/a</w:t>
+            </w:r>
+          </w:p>
+        </w:tc>
+        <w:tc>
+          <w:tcPr/>
+          <w:p>
+            <w:pPr>
+              <w:pStyle w:val="Compact"/>
+              <w:jc w:val="left"/>
+            </w:pPr>
+            <w:r>
+              <w:t xml:space="preserve">Para qué</w:t>
+            </w:r>
+          </w:p>
+        </w:tc>
+      </w:tr>
+      <w:tr>
+        <w:tc>
+          <w:tcPr/>
+          <w:p>
+            <w:pPr>
+              <w:pStyle w:val="Compact"/>
+              <w:jc w:val="left"/>
+            </w:pPr>
+            <w:r>
+              <w:t xml:space="preserve">González Labra (s. f.)</w:t>
+            </w:r>
+          </w:p>
+        </w:tc>
+        <w:tc>
+          <w:tcPr/>
+          <w:p>
+            <w:pPr>
+              <w:pStyle w:val="Compact"/>
+              <w:jc w:val="left"/>
+            </w:pPr>
+            <w:r>
+              <w:t xml:space="preserve">2 y 3</w:t>
+            </w:r>
+          </w:p>
+        </w:tc>
+        <w:tc>
+          <w:tcPr/>
+          <w:p>
+            <w:pPr>
+              <w:pStyle w:val="Compact"/>
+              <w:jc w:val="left"/>
+            </w:pPr>
+            <w:r>
+              <w:t xml:space="preserve">El mecanismo de control de las inferencias; Wurzburgo y el pensamiento inconsciente</w:t>
+            </w:r>
+          </w:p>
+        </w:tc>
+      </w:tr>
+      <w:tr>
+        <w:tc>
+          <w:tcPr/>
+          <w:p>
+            <w:pPr>
+              <w:pStyle w:val="Compact"/>
+              <w:jc w:val="left"/>
+            </w:pPr>
+            <w:r>
+              <w:t xml:space="preserve">Quiroga (2013)</w:t>
+            </w:r>
+          </w:p>
+        </w:tc>
+        <w:tc>
+          <w:tcPr/>
+          <w:p>
+            <w:pPr>
+              <w:pStyle w:val="Compact"/>
+              <w:jc w:val="left"/>
+            </w:pPr>
+            <w:r>
+              <w:t xml:space="preserve">4 y 5</w:t>
+            </w:r>
+          </w:p>
+        </w:tc>
+        <w:tc>
+          <w:tcPr/>
+          <w:p>
+            <w:pPr>
+              <w:pStyle w:val="Compact"/>
+              <w:jc w:val="left"/>
+            </w:pPr>
+            <w:r>
+              <w:t xml:space="preserve">Redes neuronales con umbral; el razonamiento revisable (lógica</w:t>
+            </w:r>
+            <w:r>
+              <w:t xml:space="preserve"> </w:t>
+            </w:r>
+            <w:r>
+              <w:rPr>
+                <w:iCs/>
+                <w:i/>
+              </w:rPr>
+              <w:t xml:space="preserve">default</w:t>
+            </w:r>
+            <w:r>
+              <w:t xml:space="preserve">)</w:t>
+            </w:r>
+          </w:p>
+        </w:tc>
+      </w:tr>
+      <w:tr>
+        <w:tc>
+          <w:tcPr/>
+          <w:p>
+            <w:pPr>
+              <w:pStyle w:val="Compact"/>
+              <w:jc w:val="left"/>
+            </w:pPr>
+            <w:r>
+              <w:t xml:space="preserve">Valiña y Martín (2014), cap. 6</w:t>
+            </w:r>
+          </w:p>
+        </w:tc>
+        <w:tc>
+          <w:tcPr/>
+          <w:p>
+            <w:pPr>
+              <w:pStyle w:val="Compact"/>
+              <w:jc w:val="left"/>
+            </w:pPr>
+            <w:r>
+              <w:t xml:space="preserve">2 y 5</w:t>
+            </w:r>
+          </w:p>
+        </w:tc>
+        <w:tc>
+          <w:tcPr/>
+          <w:p>
+            <w:pPr>
+              <w:pStyle w:val="Compact"/>
+              <w:jc w:val="left"/>
+            </w:pPr>
+            <w:r>
+              <w:t xml:space="preserve">La teoría heurístico-analítica de Evans; racionalidad de propósito y de proceso</w:t>
+            </w:r>
+          </w:p>
+        </w:tc>
+      </w:tr>
+      <w:tr>
+        <w:tc>
+          <w:tcPr/>
+          <w:p>
+            <w:pPr>
+              <w:pStyle w:val="Compact"/>
+              <w:jc w:val="left"/>
+            </w:pPr>
+            <w:r>
+              <w:t xml:space="preserve">Pérez Echeverría y Bautista (2014), cap. 7</w:t>
+            </w:r>
+          </w:p>
+        </w:tc>
+        <w:tc>
+          <w:tcPr/>
+          <w:p>
+            <w:pPr>
+              <w:pStyle w:val="Compact"/>
+              <w:jc w:val="left"/>
+            </w:pPr>
+            <w:r>
+              <w:t xml:space="preserve">3 y 4</w:t>
+            </w:r>
+          </w:p>
+        </w:tc>
+        <w:tc>
+          <w:tcPr/>
+          <w:p>
+            <w:pPr>
+              <w:pStyle w:val="Compact"/>
+              <w:jc w:val="left"/>
+            </w:pPr>
+            <w:r>
+              <w:t xml:space="preserve">Intuiciones primarias y secundarias, convergencia de métodos; el continuo implícito-explícito y las críticas a Tversky y Kahneman</w:t>
+            </w:r>
+          </w:p>
+        </w:tc>
+      </w:tr>
+      <w:tr>
+        <w:tc>
+          <w:tcPr/>
+          <w:p>
+            <w:pPr>
+              <w:pStyle w:val="Compact"/>
+              <w:jc w:val="left"/>
+            </w:pPr>
+            <w:r>
+              <w:t xml:space="preserve">Pérez Echeverría (2014), cap. 8</w:t>
+            </w:r>
+          </w:p>
+        </w:tc>
+        <w:tc>
+          <w:tcPr/>
+          <w:p>
+            <w:pPr>
+              <w:pStyle w:val="Compact"/>
+              <w:jc w:val="left"/>
+            </w:pPr>
+            <w:r>
+              <w:t xml:space="preserve">3 y 5</w:t>
+            </w:r>
+          </w:p>
+        </w:tc>
+        <w:tc>
+          <w:tcPr/>
+          <w:p>
+            <w:pPr>
+              <w:pStyle w:val="Compact"/>
+              <w:jc w:val="left"/>
+            </w:pPr>
+            <w:r>
+              <w:t xml:space="preserve">Anderson, problema y ejercicio, Schoenfeld; problemas mal definidos</w:t>
+            </w:r>
+          </w:p>
+        </w:tc>
+      </w:tr>
+      <w:tr>
+        <w:tc>
+          <w:tcPr/>
+          <w:p>
+            <w:pPr>
+              <w:pStyle w:val="Compact"/>
+              <w:jc w:val="left"/>
+            </w:pPr>
+            <w:r>
+              <w:t xml:space="preserve">Postigo Angón (2014), cap. 9</w:t>
+            </w:r>
+          </w:p>
+        </w:tc>
+        <w:tc>
+          <w:tcPr/>
+          <w:p>
+            <w:pPr>
+              <w:pStyle w:val="Compact"/>
+              <w:jc w:val="left"/>
+            </w:pPr>
+            <w:r>
+              <w:t xml:space="preserve">5</w:t>
+            </w:r>
+          </w:p>
+        </w:tc>
+        <w:tc>
+          <w:tcPr/>
+          <w:p>
+            <w:pPr>
+              <w:pStyle w:val="Compact"/>
+              <w:jc w:val="left"/>
+            </w:pPr>
+            <w:r>
+              <w:t xml:space="preserve">Problemas sin contenido y sin criterio de solución</w:t>
+            </w:r>
+          </w:p>
+        </w:tc>
+      </w:tr>
+    </w:tbl>
+    <w:bookmarkEnd w:id="45"/>
+    <w:bookmarkStart w:id="46" w:name="referencias"/>
+    <w:p>
+      <w:pPr>
+        <w:pStyle w:val="Heading2"/>
+      </w:pPr>
+      <w:r>
         <w:t xml:space="preserve">Referencias</w:t>
       </w:r>
     </w:p>
@@ -2399,7 +4257,7 @@
         <w:pStyle w:val="FirstParagraph"/>
       </w:pPr>
       <w:r>
-        <w:t xml:space="preserve">De Neys, W. (2023a). Advancing theorizing about fast-and-slow thinking.</w:t>
+        <w:t xml:space="preserve">Ackerman, R., y Morsanyi, K. (2023). We know what stops you from thinking forever: A metacognitive perspective.</w:t>
       </w:r>
       <w:r>
         <w:t xml:space="preserve"> </w:t>
@@ -2425,7 +4283,7 @@
         <w:t xml:space="preserve">46</w:t>
       </w:r>
       <w:r>
-        <w:t xml:space="preserve">, Artículo e111. https://doi.org/10.1017/S0140525X2200142X</w:t>
+        <w:t xml:space="preserve">, Artículo e112. https://doi.org/10.1017/S0140525X22003065</w:t>
       </w:r>
     </w:p>
     <w:p>
@@ -2433,7 +4291,7 @@
         <w:pStyle w:val="BodyText"/>
       </w:pPr>
       <w:r>
-        <w:t xml:space="preserve">De Neys, W. (2023b). Further advancing fast-and-slow theorizing.</w:t>
+        <w:t xml:space="preserve">De Neys, W. (2023a). Advancing theorizing about fast-and-slow thinking.</w:t>
       </w:r>
       <w:r>
         <w:t xml:space="preserve"> </w:t>
@@ -2459,7 +4317,7 @@
         <w:t xml:space="preserve">46</w:t>
       </w:r>
       <w:r>
-        <w:t xml:space="preserve">, Artículo e146. https://doi.org/10.1017/S0140525X23000559</w:t>
+        <w:t xml:space="preserve">, Artículo e111. https://doi.org/10.1017/S0140525X2200142X</w:t>
       </w:r>
     </w:p>
     <w:p>
@@ -2467,7 +4325,7 @@
         <w:pStyle w:val="BodyText"/>
       </w:pPr>
       <w:r>
-        <w:t xml:space="preserve">Pérez Echeverría, M. P. (2014). Solución de problemas. En M. Carretero y M. Asensio (Coords.),</w:t>
+        <w:t xml:space="preserve">De Neys, W. (2023b). Further advancing fast-and-slow theorizing.</w:t>
       </w:r>
       <w:r>
         <w:t xml:space="preserve"> </w:t>
@@ -2477,21 +4335,10 @@
           <w:iCs/>
           <w:i/>
         </w:rPr>
-        <w:t xml:space="preserve">Psicología del pensamiento: Teoría y prácticas</w:t>
-      </w:r>
-      <w:r>
-        <w:t xml:space="preserve"> </w:t>
-      </w:r>
-      <w:r>
-        <w:t xml:space="preserve">(cap. 8). Alianza.</w:t>
-      </w:r>
-    </w:p>
-    <w:p>
-      <w:pPr>
-        <w:pStyle w:val="BodyText"/>
-      </w:pPr>
-      <w:r>
-        <w:t xml:space="preserve">Pérez Echeverría, M. P., y Bautista, A. (2014). Pensamiento probabilístico. En M. Carretero y M. Asensio (Coords.),</w:t>
+        <w:t xml:space="preserve">Behavioral and Brain Sciences</w:t>
+      </w:r>
+      <w:r>
+        <w:t xml:space="preserve">,</w:t>
       </w:r>
       <w:r>
         <w:t xml:space="preserve"> </w:t>
@@ -2501,13 +4348,10 @@
           <w:iCs/>
           <w:i/>
         </w:rPr>
-        <w:t xml:space="preserve">Psicología del pensamiento: Teoría y prácticas</w:t>
-      </w:r>
-      <w:r>
-        <w:t xml:space="preserve"> </w:t>
-      </w:r>
-      <w:r>
-        <w:t xml:space="preserve">(cap. 7). Alianza.</w:t>
+        <w:t xml:space="preserve">46</w:t>
+      </w:r>
+      <w:r>
+        <w:t xml:space="preserve">, Artículo e146. https://doi.org/10.1017/S0140525X23000559</w:t>
       </w:r>
     </w:p>
     <w:p>
@@ -2515,7 +4359,7 @@
         <w:pStyle w:val="BodyText"/>
       </w:pPr>
       <w:r>
-        <w:t xml:space="preserve">Postigo Angón, Y. (2014). Estrategias en solución de problemas. En M. Carretero y M. Asensio (Coords.),</w:t>
+        <w:t xml:space="preserve">González Labra, M. J. (s. f.). Psicología del pensamiento: Esbozo histórico. En</w:t>
       </w:r>
       <w:r>
         <w:t xml:space="preserve"> </w:t>
@@ -2525,13 +4369,13 @@
           <w:iCs/>
           <w:i/>
         </w:rPr>
-        <w:t xml:space="preserve">Psicología del pensamiento: Teoría y prácticas</w:t>
-      </w:r>
-      <w:r>
-        <w:t xml:space="preserve"> </w:t>
-      </w:r>
-      <w:r>
-        <w:t xml:space="preserve">(cap. 9). Alianza.</w:t>
+        <w:t xml:space="preserve">Psicología del pensamiento</w:t>
+      </w:r>
+      <w:r>
+        <w:t xml:space="preserve"> </w:t>
+      </w:r>
+      <w:r>
+        <w:t xml:space="preserve">(cap. 1, pp. 1-22). UNED.</w:t>
       </w:r>
     </w:p>
     <w:p>
@@ -2539,7 +4383,7 @@
         <w:pStyle w:val="BodyText"/>
       </w:pPr>
       <w:r>
-        <w:t xml:space="preserve">Valiña, M. D., y Martín, M. (2014). Razonamiento pragmático. En M. Carretero y M. Asensio (Coords.),</w:t>
+        <w:t xml:space="preserve">Pérez Echeverría, M. P. (2014). Solución de problemas. En M. Carretero y M. Asensio (Coords.),</w:t>
       </w:r>
       <w:r>
         <w:t xml:space="preserve"> </w:t>
@@ -2555,11 +4399,117 @@
         <w:t xml:space="preserve"> </w:t>
       </w:r>
       <w:r>
+        <w:t xml:space="preserve">(cap. 8). Alianza.</w:t>
+      </w:r>
+    </w:p>
+    <w:p>
+      <w:pPr>
+        <w:pStyle w:val="BodyText"/>
+      </w:pPr>
+      <w:r>
+        <w:t xml:space="preserve">Pérez Echeverría, M. P., y Bautista, A. (2014). Pensamiento probabilístico. En M. Carretero y M. Asensio (Coords.),</w:t>
+      </w:r>
+      <w:r>
+        <w:t xml:space="preserve"> </w:t>
+      </w:r>
+      <w:r>
+        <w:rPr>
+          <w:iCs/>
+          <w:i/>
+        </w:rPr>
+        <w:t xml:space="preserve">Psicología del pensamiento: Teoría y prácticas</w:t>
+      </w:r>
+      <w:r>
+        <w:t xml:space="preserve"> </w:t>
+      </w:r>
+      <w:r>
+        <w:t xml:space="preserve">(cap. 7). Alianza.</w:t>
+      </w:r>
+    </w:p>
+    <w:p>
+      <w:pPr>
+        <w:pStyle w:val="BodyText"/>
+      </w:pPr>
+      <w:r>
+        <w:t xml:space="preserve">Postigo Angón, Y. (2014). Estrategias en solución de problemas. En M. Carretero y M. Asensio (Coords.),</w:t>
+      </w:r>
+      <w:r>
+        <w:t xml:space="preserve"> </w:t>
+      </w:r>
+      <w:r>
+        <w:rPr>
+          <w:iCs/>
+          <w:i/>
+        </w:rPr>
+        <w:t xml:space="preserve">Psicología del pensamiento: Teoría y prácticas</w:t>
+      </w:r>
+      <w:r>
+        <w:t xml:space="preserve"> </w:t>
+      </w:r>
+      <w:r>
+        <w:t xml:space="preserve">(cap. 9). Alianza.</w:t>
+      </w:r>
+    </w:p>
+    <w:p>
+      <w:pPr>
+        <w:pStyle w:val="BodyText"/>
+      </w:pPr>
+      <w:r>
+        <w:t xml:space="preserve">Quiroga, L. (2013). Razonamiento y representaciones mentales: Los límites entre lógica y psicología.</w:t>
+      </w:r>
+      <w:r>
+        <w:t xml:space="preserve"> </w:t>
+      </w:r>
+      <w:r>
+        <w:rPr>
+          <w:iCs/>
+          <w:i/>
+        </w:rPr>
+        <w:t xml:space="preserve">Praxis. Revista de Psicología</w:t>
+      </w:r>
+      <w:r>
+        <w:t xml:space="preserve">,</w:t>
+      </w:r>
+      <w:r>
+        <w:t xml:space="preserve"> </w:t>
+      </w:r>
+      <w:r>
+        <w:rPr>
+          <w:iCs/>
+          <w:i/>
+        </w:rPr>
+        <w:t xml:space="preserve">15</w:t>
+      </w:r>
+      <w:r>
+        <w:t xml:space="preserve">(23), 69-92.</w:t>
+      </w:r>
+    </w:p>
+    <w:p>
+      <w:pPr>
+        <w:pStyle w:val="BodyText"/>
+      </w:pPr>
+      <w:r>
+        <w:t xml:space="preserve">Valiña, M. D., y Martín, M. (2014). Razonamiento pragmático. En M. Carretero y M. Asensio (Coords.),</w:t>
+      </w:r>
+      <w:r>
+        <w:t xml:space="preserve"> </w:t>
+      </w:r>
+      <w:r>
+        <w:rPr>
+          <w:iCs/>
+          <w:i/>
+        </w:rPr>
+        <w:t xml:space="preserve">Psicología del pensamiento: Teoría y prácticas</w:t>
+      </w:r>
+      <w:r>
+        <w:t xml:space="preserve"> </w:t>
+      </w:r>
+      <w:r>
         <w:t xml:space="preserve">(cap. 6). Alianza.</w:t>
       </w:r>
     </w:p>
-    <w:bookmarkEnd w:id="37"/>
-    <w:bookmarkEnd w:id="38"/>
+    <w:bookmarkEnd w:id="46"/>
+    <w:bookmarkEnd w:id="47"/>
     <w:sectPr>
       <w:headerReference r:id="rId9" w:type="default"/>
       <w:footerReference r:id="rId10" w:type="default"/>
@@ -2727,6 +4677,82 @@
       </w:pPr>
     </w:lvl>
   </w:abstractNum>
+  <w:abstractNum w:abstractNumId="991">
+    <w:nsid w:val="A991"/>
+    <w:multiLevelType w:val="multilevel"/>
+    <w:lvl w:ilvl="0">
+      <w:numFmt w:val="bullet"/>
+      <w:lvlText w:val="•"/>
+      <w:lvlJc w:val="left"/>
+      <w:pPr>
+        <w:ind w:left="720" w:hanging="480"/>
+      </w:pPr>
+    </w:lvl>
+    <w:lvl w:ilvl="1">
+      <w:numFmt w:val="bullet"/>
+      <w:lvlText w:val="–"/>
+      <w:lvlJc w:val="left"/>
+      <w:pPr>
+        <w:ind w:left="1440" w:hanging="480"/>
+      </w:pPr>
+    </w:lvl>
+    <w:lvl w:ilvl="2">
+      <w:numFmt w:val="bullet"/>
+      <w:lvlText w:val="•"/>
+      <w:lvlJc w:val="left"/>
+      <w:pPr>
+        <w:ind w:left="2160" w:hanging="480"/>
+      </w:pPr>
+    </w:lvl>
+    <w:lvl w:ilvl="3">
+      <w:numFmt w:val="bullet"/>
+      <w:lvlText w:val="–"/>
+      <w:lvlJc w:val="left"/>
+      <w:pPr>
+        <w:ind w:left="2880" w:hanging="480"/>
+      </w:pPr>
+    </w:lvl>
+    <w:lvl w:ilvl="4">
+      <w:numFmt w:val="bullet"/>
+      <w:lvlText w:val="•"/>
+      <w:lvlJc w:val="left"/>
+      <w:pPr>
+        <w:ind w:left="3600" w:hanging="480"/>
+      </w:pPr>
+    </w:lvl>
+    <w:lvl w:ilvl="5">
+      <w:numFmt w:val="bullet"/>
+      <w:lvlText w:val="–"/>
+      <w:lvlJc w:val="left"/>
+      <w:pPr>
+        <w:ind w:left="4320" w:hanging="480"/>
+      </w:pPr>
+    </w:lvl>
+    <w:lvl w:ilvl="6">
+      <w:numFmt w:val="bullet"/>
+      <w:lvlText w:val="•"/>
+      <w:lvlJc w:val="left"/>
+      <w:pPr>
+        <w:ind w:left="5040" w:hanging="480"/>
+      </w:pPr>
+    </w:lvl>
+    <w:lvl w:ilvl="7">
+      <w:numFmt w:val="bullet"/>
+      <w:lvlText w:val="–"/>
+      <w:lvlJc w:val="left"/>
+      <w:pPr>
+        <w:ind w:left="5760" w:hanging="480"/>
+      </w:pPr>
+    </w:lvl>
+    <w:lvl w:ilvl="8">
+      <w:numFmt w:val="bullet"/>
+      <w:lvlText w:val="•"/>
+      <w:lvlJc w:val="left"/>
+      <w:pPr>
+        <w:ind w:left="6480" w:hanging="480"/>
+      </w:pPr>
+    </w:lvl>
+  </w:abstractNum>
   <w:abstractNum w:abstractNumId="99411">
     <w:nsid w:val="A99411"/>
     <w:multiLevelType w:val="multilevel"/>
@@ -2816,6 +4842,21 @@
     <w:abstractNumId w:val="990"/>
   </w:num>
   <w:num w:numId="1001">
+    <w:abstractNumId w:val="991"/>
+  </w:num>
+  <w:num w:numId="1002">
+    <w:abstractNumId w:val="991"/>
+  </w:num>
+  <w:num w:numId="1003">
+    <w:abstractNumId w:val="991"/>
+  </w:num>
+  <w:num w:numId="1004">
+    <w:abstractNumId w:val="991"/>
+  </w:num>
+  <w:num w:numId="1005">
+    <w:abstractNumId w:val="991"/>
+  </w:num>
+  <w:num w:numId="1006">
     <w:abstractNumId w:val="99411"/>
     <w:lvlOverride w:ilvl="0">
       <w:startOverride w:val="1"/>
